--- a/docs/tech-design/TDD-agent-dashboard.docx
+++ b/docs/tech-design/TDD-agent-dashboard.docx
@@ -40,7 +40,7 @@
         <w:rPr>
           <w:sz w:val="21"/>
         </w:rPr>
-        <w:t>version: 1.0</w:t>
+        <w:t>version: 1.3</w:t>
       </w:r>
     </w:p>
     <w:p>
@@ -22792,6 +22792,6104 @@
         <w:t xml:space="preserve"> → PR.</w:t>
       </w:r>
     </w:p>
+    <w:p>
+      <w:pPr>
+        <w:pBdr>
+          <w:bottom w:val="single" w:sz="6" w:space="1" w:color="F05922"/>
+        </w:pBdr>
+        <w:spacing w:after="120"/>
+      </w:pPr>
+    </w:p>
+    <w:p>
+      <w:pPr>
+        <w:pStyle w:val="Heading1"/>
+        <w:spacing w:before="240" w:after="120"/>
+        <w:jc w:val="left"/>
+      </w:pPr>
+      <w:r>
+        <w:rPr>
+          <w:color w:val="251C53"/>
+          <w:sz w:val="36"/>
+        </w:rPr>
+        <w:t>ADDENDUM v1.3 — Sprint 5 (2026-08-06)</w:t>
+      </w:r>
+    </w:p>
+    <w:p>
+      <w:pPr>
+        <w:spacing w:before="40" w:after="40"/>
+        <w:ind w:left="567"/>
+        <w:pBdr>
+          <w:left w:val="single" w:sz="12" w:space="10" w:color="F05922"/>
+        </w:pBdr>
+      </w:pPr>
+      <w:r>
+        <w:rPr>
+          <w:color w:val="4A3F8C"/>
+        </w:rPr>
+        <w:t>Sprint 5 gộp 4 hạng mục: (A) Usage display Session 5hr% + Weekly 7day%, (B) BUG-004 (RUNNING card mất model/token), (C) FR-004 (node "Claude Dispatcher" trong Pipeline view), (D) FR-005 (toggle 2 chế độ Pipeline: session / aggregate).</w:t>
+      </w:r>
+    </w:p>
+    <w:p>
+      <w:pPr>
+        <w:pStyle w:val="Heading2"/>
+        <w:spacing w:before="200" w:after="80"/>
+      </w:pPr>
+      <w:r>
+        <w:rPr>
+          <w:color w:val="F05922"/>
+          <w:sz w:val="28"/>
+        </w:rPr>
+        <w:t>29. ASSUMPTIONS I'M MAKING (Sprint 5)</w:t>
+      </w:r>
+    </w:p>
+    <w:p>
+      <w:pPr>
+        <w:spacing w:after="20"/>
+        <w:ind w:left="567" w:hanging="283"/>
+      </w:pPr>
+      <w:r>
+        <w:rPr>
+          <w:sz w:val="21"/>
+        </w:rPr>
+        <w:t>1.</w:t>
+        <w:tab/>
+      </w:r>
+      <w:r>
+        <w:rPr>
+          <w:sz w:val="21"/>
+        </w:rPr>
+        <w:t xml:space="preserve">Toàn bộ tài khoản active dashboard chạy trên </w:t>
+      </w:r>
+      <w:r>
+        <w:rPr>
+          <w:b/>
+          <w:sz w:val="21"/>
+        </w:rPr>
+        <w:t>cùng máy local</w:t>
+      </w:r>
+      <w:r>
+        <w:rPr>
+          <w:sz w:val="21"/>
+        </w:rPr>
+        <w:t xml:space="preserve"> — </w:t>
+      </w:r>
+      <w:r>
+        <w:rPr>
+          <w:rFonts w:ascii="Courier New" w:hAnsi="Courier New"/>
+          <w:color w:val="F05922"/>
+          <w:sz w:val="21"/>
+        </w:rPr>
+        <w:t>.credentials.json</w:t>
+      </w:r>
+      <w:r>
+        <w:rPr>
+          <w:sz w:val="21"/>
+        </w:rPr>
+        <w:t xml:space="preserve"> luôn accessible tại </w:t>
+      </w:r>
+      <w:r>
+        <w:rPr>
+          <w:rFonts w:ascii="Courier New" w:hAnsi="Courier New"/>
+          <w:color w:val="F05922"/>
+          <w:sz w:val="21"/>
+        </w:rPr>
+        <w:t>~/.claude/.credentials.json</w:t>
+      </w:r>
+      <w:r>
+        <w:rPr>
+          <w:sz w:val="21"/>
+        </w:rPr>
+        <w:t xml:space="preserve"> (Windows: </w:t>
+      </w:r>
+      <w:r>
+        <w:rPr>
+          <w:rFonts w:ascii="Courier New" w:hAnsi="Courier New"/>
+          <w:color w:val="F05922"/>
+          <w:sz w:val="21"/>
+        </w:rPr>
+        <w:t>C:\Users\&lt;user&gt;\.claude\.credentials.json</w:t>
+      </w:r>
+      <w:r>
+        <w:rPr>
+          <w:sz w:val="21"/>
+        </w:rPr>
+        <w:t xml:space="preserve">), có </w:t>
+      </w:r>
+      <w:r>
+        <w:rPr>
+          <w:rFonts w:ascii="Courier New" w:hAnsi="Courier New"/>
+          <w:color w:val="F05922"/>
+          <w:sz w:val="21"/>
+        </w:rPr>
+        <w:t>claudeAiOauth.accessToken</w:t>
+      </w:r>
+      <w:r>
+        <w:rPr>
+          <w:sz w:val="21"/>
+        </w:rPr>
+        <w:t xml:space="preserve"> cho OAuth accounts. API-key accounts KHÔNG có quota Anthropic 5hr/7day → phần A trả </w:t>
+      </w:r>
+      <w:r>
+        <w:rPr>
+          <w:rFonts w:ascii="Courier New" w:hAnsi="Courier New"/>
+          <w:color w:val="F05922"/>
+          <w:sz w:val="21"/>
+        </w:rPr>
+        <w:t>null</w:t>
+      </w:r>
+      <w:r>
+        <w:rPr>
+          <w:sz w:val="21"/>
+        </w:rPr>
+        <w:t>.</w:t>
+      </w:r>
+    </w:p>
+    <w:p>
+      <w:pPr>
+        <w:spacing w:after="20"/>
+        <w:ind w:left="567" w:hanging="283"/>
+      </w:pPr>
+      <w:r>
+        <w:rPr>
+          <w:sz w:val="21"/>
+        </w:rPr>
+        <w:t>2.</w:t>
+        <w:tab/>
+      </w:r>
+      <w:r>
+        <w:rPr>
+          <w:sz w:val="21"/>
+        </w:rPr>
+        <w:t xml:space="preserve">Endpoint </w:t>
+      </w:r>
+      <w:r>
+        <w:rPr>
+          <w:rFonts w:ascii="Courier New" w:hAnsi="Courier New"/>
+          <w:color w:val="F05922"/>
+          <w:sz w:val="21"/>
+        </w:rPr>
+        <w:t>GET https://api.anthropic.com/api/oauth/usage</w:t>
+      </w:r>
+      <w:r>
+        <w:rPr>
+          <w:sz w:val="21"/>
+        </w:rPr>
+        <w:t xml:space="preserve"> (verified qua grep binary </w:t>
+      </w:r>
+      <w:r>
+        <w:rPr>
+          <w:rFonts w:ascii="Courier New" w:hAnsi="Courier New"/>
+          <w:color w:val="F05922"/>
+          <w:sz w:val="21"/>
+        </w:rPr>
+        <w:t>claude.exe</w:t>
+      </w:r>
+      <w:r>
+        <w:rPr>
+          <w:sz w:val="21"/>
+        </w:rPr>
+        <w:t xml:space="preserve"> — chuỗi </w:t>
+      </w:r>
+      <w:r>
+        <w:rPr>
+          <w:rFonts w:ascii="Courier New" w:hAnsi="Courier New"/>
+          <w:color w:val="F05922"/>
+          <w:sz w:val="21"/>
+        </w:rPr>
+        <w:t>fetchUtilization: GET /api/oauth/usage</w:t>
+      </w:r>
+      <w:r>
+        <w:rPr>
+          <w:sz w:val="21"/>
+        </w:rPr>
+        <w:t xml:space="preserve"> + </w:t>
+      </w:r>
+      <w:r>
+        <w:rPr>
+          <w:rFonts w:ascii="Courier New" w:hAnsi="Courier New"/>
+          <w:color w:val="F05922"/>
+          <w:sz w:val="21"/>
+        </w:rPr>
+        <w:t>Mi.get("/api/oauth/usage", {timeout:5000, headers:{"Content-Type":"application/json"}, refreshOAuth:!0})</w:t>
+      </w:r>
+      <w:r>
+        <w:rPr>
+          <w:sz w:val="21"/>
+        </w:rPr>
+        <w:t xml:space="preserve">) trả JSON có các field: </w:t>
+      </w:r>
+      <w:r>
+        <w:rPr>
+          <w:rFonts w:ascii="Courier New" w:hAnsi="Courier New"/>
+          <w:color w:val="F05922"/>
+          <w:sz w:val="21"/>
+        </w:rPr>
+        <w:t>five_hour</w:t>
+      </w:r>
+      <w:r>
+        <w:rPr>
+          <w:sz w:val="21"/>
+        </w:rPr>
+        <w:t xml:space="preserve">, </w:t>
+      </w:r>
+      <w:r>
+        <w:rPr>
+          <w:rFonts w:ascii="Courier New" w:hAnsi="Courier New"/>
+          <w:color w:val="F05922"/>
+          <w:sz w:val="21"/>
+        </w:rPr>
+        <w:t>seven_day</w:t>
+      </w:r>
+      <w:r>
+        <w:rPr>
+          <w:sz w:val="21"/>
+        </w:rPr>
+        <w:t xml:space="preserve">, </w:t>
+      </w:r>
+      <w:r>
+        <w:rPr>
+          <w:rFonts w:ascii="Courier New" w:hAnsi="Courier New"/>
+          <w:color w:val="F05922"/>
+          <w:sz w:val="21"/>
+        </w:rPr>
+        <w:t>seven_day_opus</w:t>
+      </w:r>
+      <w:r>
+        <w:rPr>
+          <w:sz w:val="21"/>
+        </w:rPr>
+        <w:t xml:space="preserve">, </w:t>
+      </w:r>
+      <w:r>
+        <w:rPr>
+          <w:rFonts w:ascii="Courier New" w:hAnsi="Courier New"/>
+          <w:color w:val="F05922"/>
+          <w:sz w:val="21"/>
+        </w:rPr>
+        <w:t>seven_day_sonnet</w:t>
+      </w:r>
+      <w:r>
+        <w:rPr>
+          <w:sz w:val="21"/>
+        </w:rPr>
+        <w:t xml:space="preserve">, </w:t>
+      </w:r>
+      <w:r>
+        <w:rPr>
+          <w:rFonts w:ascii="Courier New" w:hAnsi="Courier New"/>
+          <w:color w:val="F05922"/>
+          <w:sz w:val="21"/>
+        </w:rPr>
+        <w:t>seven_day_overage_included</w:t>
+      </w:r>
+      <w:r>
+        <w:rPr>
+          <w:sz w:val="21"/>
+        </w:rPr>
+        <w:t xml:space="preserve">, </w:t>
+      </w:r>
+      <w:r>
+        <w:rPr>
+          <w:rFonts w:ascii="Courier New" w:hAnsi="Courier New"/>
+          <w:color w:val="F05922"/>
+          <w:sz w:val="21"/>
+        </w:rPr>
+        <w:t>resets_at</w:t>
+      </w:r>
+      <w:r>
+        <w:rPr>
+          <w:sz w:val="21"/>
+        </w:rPr>
+        <w:t xml:space="preserve">, </w:t>
+      </w:r>
+      <w:r>
+        <w:rPr>
+          <w:rFonts w:ascii="Courier New" w:hAnsi="Courier New"/>
+          <w:color w:val="F05922"/>
+          <w:sz w:val="21"/>
+        </w:rPr>
+        <w:t>overageResetsAt</w:t>
+      </w:r>
+      <w:r>
+        <w:rPr>
+          <w:sz w:val="21"/>
+        </w:rPr>
+        <w:t xml:space="preserve">, </w:t>
+      </w:r>
+      <w:r>
+        <w:rPr>
+          <w:rFonts w:ascii="Courier New" w:hAnsi="Courier New"/>
+          <w:color w:val="F05922"/>
+          <w:sz w:val="21"/>
+        </w:rPr>
+        <w:t>overageStatus</w:t>
+      </w:r>
+      <w:r>
+        <w:rPr>
+          <w:sz w:val="21"/>
+        </w:rPr>
+        <w:t xml:space="preserve">, </w:t>
+      </w:r>
+      <w:r>
+        <w:rPr>
+          <w:rFonts w:ascii="Courier New" w:hAnsi="Courier New"/>
+          <w:color w:val="F05922"/>
+          <w:sz w:val="21"/>
+        </w:rPr>
+        <w:t>rateLimitType</w:t>
+      </w:r>
+      <w:r>
+        <w:rPr>
+          <w:sz w:val="21"/>
+        </w:rPr>
+        <w:t>. Timeout 5s ở SDK gốc → dùng 5s ở service.</w:t>
+      </w:r>
+    </w:p>
+    <w:p>
+      <w:pPr>
+        <w:spacing w:after="20"/>
+        <w:ind w:left="567" w:hanging="283"/>
+      </w:pPr>
+      <w:r>
+        <w:rPr>
+          <w:sz w:val="21"/>
+        </w:rPr>
+        <w:t>3.</w:t>
+        <w:tab/>
+      </w:r>
+      <w:r>
+        <w:rPr>
+          <w:sz w:val="21"/>
+        </w:rPr>
+        <w:t xml:space="preserve">Chỉ cần </w:t>
+      </w:r>
+      <w:r>
+        <w:rPr>
+          <w:rFonts w:ascii="Courier New" w:hAnsi="Courier New"/>
+          <w:color w:val="F05922"/>
+          <w:sz w:val="21"/>
+        </w:rPr>
+        <w:t>Authorization: Bearer &lt;accessToken&gt;</w:t>
+      </w:r>
+      <w:r>
+        <w:rPr>
+          <w:sz w:val="21"/>
+        </w:rPr>
+        <w:t xml:space="preserve"> (OAuth) → </w:t>
+      </w:r>
+      <w:r>
+        <w:rPr>
+          <w:b/>
+          <w:sz w:val="21"/>
+        </w:rPr>
+        <w:t>KHÔNG cần swap `.credentials.json`</w:t>
+      </w:r>
+      <w:r>
+        <w:rPr>
+          <w:sz w:val="21"/>
+        </w:rPr>
+        <w:t xml:space="preserve"> cho account inactive (khác với refresh flow ở §17.3). Chỉ cần swap khi accessToken hết hạn — chuỗi refresh dùng lại </w:t>
+      </w:r>
+      <w:r>
+        <w:rPr>
+          <w:rFonts w:ascii="Courier New" w:hAnsi="Courier New"/>
+          <w:color w:val="F05922"/>
+          <w:sz w:val="21"/>
+        </w:rPr>
+        <w:t>_do_swap_and_invoke</w:t>
+      </w:r>
+      <w:r>
+        <w:rPr>
+          <w:sz w:val="21"/>
+        </w:rPr>
+        <w:t xml:space="preserve"> đã có.</w:t>
+      </w:r>
+    </w:p>
+    <w:p>
+      <w:pPr>
+        <w:spacing w:after="20"/>
+        <w:ind w:left="567" w:hanging="283"/>
+      </w:pPr>
+      <w:r>
+        <w:rPr>
+          <w:sz w:val="21"/>
+        </w:rPr>
+        <w:t>4.</w:t>
+        <w:tab/>
+      </w:r>
+      <w:r>
+        <w:rPr>
+          <w:sz w:val="21"/>
+        </w:rPr>
+        <w:t xml:space="preserve">Session gốc (Dispatcher) = file transcript ở </w:t>
+      </w:r>
+      <w:r>
+        <w:rPr>
+          <w:rFonts w:ascii="Courier New" w:hAnsi="Courier New"/>
+          <w:color w:val="F05922"/>
+          <w:sz w:val="21"/>
+        </w:rPr>
+        <w:t>~/.claude/projects/&lt;project&gt;/&lt;uuid&gt;.jsonl</w:t>
+      </w:r>
+      <w:r>
+        <w:rPr>
+          <w:sz w:val="21"/>
+        </w:rPr>
+        <w:t xml:space="preserve"> (</w:t>
+      </w:r>
+      <w:r>
+        <w:rPr>
+          <w:rFonts w:ascii="Courier New" w:hAnsi="Courier New"/>
+          <w:color w:val="F05922"/>
+          <w:sz w:val="21"/>
+        </w:rPr>
+        <w:t>is_subagent=False</w:t>
+      </w:r>
+      <w:r>
+        <w:rPr>
+          <w:sz w:val="21"/>
+        </w:rPr>
+        <w:t xml:space="preserve">). Session con (subagent) = file trong </w:t>
+      </w:r>
+      <w:r>
+        <w:rPr>
+          <w:rFonts w:ascii="Courier New" w:hAnsi="Courier New"/>
+          <w:color w:val="F05922"/>
+          <w:sz w:val="21"/>
+        </w:rPr>
+        <w:t>subagents/&lt;parent-uuid&gt;/agent-*.jsonl</w:t>
+      </w:r>
+      <w:r>
+        <w:rPr>
+          <w:sz w:val="21"/>
+        </w:rPr>
+        <w:t xml:space="preserve"> (</w:t>
+      </w:r>
+      <w:r>
+        <w:rPr>
+          <w:rFonts w:ascii="Courier New" w:hAnsi="Courier New"/>
+          <w:color w:val="F05922"/>
+          <w:sz w:val="21"/>
+        </w:rPr>
+        <w:t>is_subagent=True</w:t>
+      </w:r>
+      <w:r>
+        <w:rPr>
+          <w:sz w:val="21"/>
+        </w:rPr>
+        <w:t>). Đã verify parser.py:61,65.</w:t>
+      </w:r>
+    </w:p>
+    <w:p>
+      <w:pPr>
+        <w:spacing w:after="20"/>
+        <w:ind w:left="567" w:hanging="283"/>
+      </w:pPr>
+      <w:r>
+        <w:rPr>
+          <w:sz w:val="21"/>
+        </w:rPr>
+        <w:t>5.</w:t>
+        <w:tab/>
+      </w:r>
+      <w:r>
+        <w:rPr>
+          <w:sz w:val="21"/>
+        </w:rPr>
+        <w:t xml:space="preserve">FR-005 aggregate là </w:t>
+      </w:r>
+      <w:r>
+        <w:rPr>
+          <w:b/>
+          <w:sz w:val="21"/>
+        </w:rPr>
+        <w:t>tool cá nhân local</w:t>
+      </w:r>
+      <w:r>
+        <w:rPr>
+          <w:sz w:val="21"/>
+        </w:rPr>
+        <w:t xml:space="preserve">, không multi-user → localStorage </w:t>
+      </w:r>
+      <w:r>
+        <w:rPr>
+          <w:rFonts w:ascii="Courier New" w:hAnsi="Courier New"/>
+          <w:color w:val="F05922"/>
+          <w:sz w:val="21"/>
+        </w:rPr>
+        <w:t>pipelineMode</w:t>
+      </w:r>
+      <w:r>
+        <w:rPr>
+          <w:sz w:val="21"/>
+        </w:rPr>
+        <w:t xml:space="preserve"> là đủ, không cần persist server-side.</w:t>
+      </w:r>
+    </w:p>
+    <w:p>
+      <w:pPr>
+        <w:spacing w:after="20"/>
+        <w:ind w:left="567" w:hanging="283"/>
+      </w:pPr>
+      <w:r>
+        <w:rPr>
+          <w:sz w:val="21"/>
+        </w:rPr>
+        <w:t>6.</w:t>
+        <w:tab/>
+      </w:r>
+      <w:r>
+        <w:rPr>
+          <w:sz w:val="21"/>
+        </w:rPr>
+        <w:t xml:space="preserve">BUG-004 root cause = child transcript vừa tạo, </w:t>
+      </w:r>
+      <w:r>
+        <w:rPr>
+          <w:rFonts w:ascii="Courier New" w:hAnsi="Courier New"/>
+          <w:color w:val="F05922"/>
+          <w:sz w:val="21"/>
+        </w:rPr>
+        <w:t>agent_type=NULL</w:t>
+      </w:r>
+      <w:r>
+        <w:rPr>
+          <w:sz w:val="21"/>
+        </w:rPr>
+        <w:t xml:space="preserve"> + </w:t>
+      </w:r>
+      <w:r>
+        <w:rPr>
+          <w:rFonts w:ascii="Courier New" w:hAnsi="Courier New"/>
+          <w:color w:val="F05922"/>
+          <w:sz w:val="21"/>
+        </w:rPr>
+        <w:t>token_*=0</w:t>
+      </w:r>
+      <w:r>
+        <w:rPr>
+          <w:sz w:val="21"/>
+        </w:rPr>
+        <w:t xml:space="preserve"> cho đến khi assistant message đầu tiên được ingest (thường vài giây). Race window ngắn nhưng luôn thấy khi user mở dashboard đúng lúc agent mới spawn.</w:t>
+      </w:r>
+    </w:p>
+    <w:p>
+      <w:pPr>
+        <w:spacing w:after="80"/>
+      </w:pPr>
+      <w:r>
+        <w:rPr>
+          <w:sz w:val="21"/>
+        </w:rPr>
+        <w:t>→ Xác nhận lại ngay hoặc tôi sẽ tiếp tục thiết kế theo các giả định này.</w:t>
+      </w:r>
+    </w:p>
+    <w:p>
+      <w:pPr>
+        <w:pStyle w:val="Heading2"/>
+        <w:spacing w:before="200" w:after="80"/>
+      </w:pPr>
+      <w:r>
+        <w:rPr>
+          <w:color w:val="F05922"/>
+          <w:sz w:val="28"/>
+        </w:rPr>
+        <w:t>30. Phần A — Usage Display (Session 5hr% + Weekly 7day%)</w:t>
+      </w:r>
+    </w:p>
+    <w:p>
+      <w:pPr>
+        <w:pStyle w:val="Heading3"/>
+        <w:spacing w:before="160" w:after="60"/>
+      </w:pPr>
+      <w:r>
+        <w:rPr>
+          <w:color w:val="4A3F8C"/>
+          <w:sz w:val="24"/>
+        </w:rPr>
+        <w:t>30.1 Khảo sát CLI — kết luận</w:t>
+      </w:r>
+    </w:p>
+    <w:p>
+      <w:pPr>
+        <w:pStyle w:val="ListBullet"/>
+        <w:spacing w:after="20"/>
+        <w:ind w:left="283"/>
+      </w:pPr>
+      <w:r>
+        <w:rPr>
+          <w:b/>
+          <w:sz w:val="21"/>
+        </w:rPr>
+        <w:t>KHÔNG có CLI subcommand</w:t>
+      </w:r>
+      <w:r>
+        <w:rPr>
+          <w:sz w:val="21"/>
+        </w:rPr>
+        <w:t xml:space="preserve"> dạng </w:t>
+      </w:r>
+      <w:r>
+        <w:rPr>
+          <w:rFonts w:ascii="Courier New" w:hAnsi="Courier New"/>
+          <w:color w:val="F05922"/>
+          <w:sz w:val="21"/>
+        </w:rPr>
+        <w:t>claude status</w:t>
+      </w:r>
+      <w:r>
+        <w:rPr>
+          <w:sz w:val="21"/>
+        </w:rPr>
+        <w:t xml:space="preserve"> / </w:t>
+      </w:r>
+      <w:r>
+        <w:rPr>
+          <w:rFonts w:ascii="Courier New" w:hAnsi="Courier New"/>
+          <w:color w:val="F05922"/>
+          <w:sz w:val="21"/>
+        </w:rPr>
+        <w:t>claude usage</w:t>
+      </w:r>
+      <w:r>
+        <w:rPr>
+          <w:sz w:val="21"/>
+        </w:rPr>
+        <w:t xml:space="preserve"> trả text/JSON usage. Slash </w:t>
+      </w:r>
+      <w:r>
+        <w:rPr>
+          <w:rFonts w:ascii="Courier New" w:hAnsi="Courier New"/>
+          <w:color w:val="F05922"/>
+          <w:sz w:val="21"/>
+        </w:rPr>
+        <w:t>/status</w:t>
+      </w:r>
+      <w:r>
+        <w:rPr>
+          <w:sz w:val="21"/>
+        </w:rPr>
+        <w:t xml:space="preserve"> và </w:t>
+      </w:r>
+      <w:r>
+        <w:rPr>
+          <w:rFonts w:ascii="Courier New" w:hAnsi="Courier New"/>
+          <w:color w:val="F05922"/>
+          <w:sz w:val="21"/>
+        </w:rPr>
+        <w:t>/usage</w:t>
+      </w:r>
+      <w:r>
+        <w:rPr>
+          <w:sz w:val="21"/>
+        </w:rPr>
+        <w:t xml:space="preserve"> chỉ tồn tại BÊN TRONG interactive session (verified: </w:t>
+      </w:r>
+      <w:r>
+        <w:rPr>
+          <w:rFonts w:ascii="Courier New" w:hAnsi="Courier New"/>
+          <w:color w:val="F05922"/>
+          <w:sz w:val="21"/>
+        </w:rPr>
+        <w:t>claude -p "/status"</w:t>
+      </w:r>
+      <w:r>
+        <w:rPr>
+          <w:sz w:val="21"/>
+        </w:rPr>
+        <w:t xml:space="preserve"> bị LLM diễn giải như prompt thường, không phải command).</w:t>
+      </w:r>
+    </w:p>
+    <w:p>
+      <w:pPr>
+        <w:pStyle w:val="ListBullet"/>
+        <w:spacing w:after="20"/>
+        <w:ind w:left="283"/>
+      </w:pPr>
+      <w:r>
+        <w:rPr>
+          <w:b/>
+          <w:sz w:val="21"/>
+        </w:rPr>
+        <w:t>Nguồn dữ liệu duy nhất khả dụng non-interactive:</w:t>
+      </w:r>
+      <w:r>
+        <w:rPr>
+          <w:sz w:val="21"/>
+        </w:rPr>
+        <w:t xml:space="preserve"> REST endpoint </w:t>
+      </w:r>
+      <w:r>
+        <w:rPr>
+          <w:rFonts w:ascii="Courier New" w:hAnsi="Courier New"/>
+          <w:color w:val="F05922"/>
+          <w:sz w:val="21"/>
+        </w:rPr>
+        <w:t>GET https://api.anthropic.com/api/oauth/usage</w:t>
+      </w:r>
+      <w:r>
+        <w:rPr>
+          <w:sz w:val="21"/>
+        </w:rPr>
+        <w:t xml:space="preserve">. Trước đây được gọi bởi bundled CLI với OAuth bearer token → có thể gọi trực tiếp từ Python </w:t>
+      </w:r>
+      <w:r>
+        <w:rPr>
+          <w:rFonts w:ascii="Courier New" w:hAnsi="Courier New"/>
+          <w:color w:val="F05922"/>
+          <w:sz w:val="21"/>
+        </w:rPr>
+        <w:t>httpx</w:t>
+      </w:r>
+      <w:r>
+        <w:rPr>
+          <w:sz w:val="21"/>
+        </w:rPr>
+        <w:t>/</w:t>
+      </w:r>
+      <w:r>
+        <w:rPr>
+          <w:rFonts w:ascii="Courier New" w:hAnsi="Courier New"/>
+          <w:color w:val="F05922"/>
+          <w:sz w:val="21"/>
+        </w:rPr>
+        <w:t>requests</w:t>
+      </w:r>
+      <w:r>
+        <w:rPr>
+          <w:sz w:val="21"/>
+        </w:rPr>
+        <w:t xml:space="preserve"> mà không cần subprocess </w:t>
+      </w:r>
+      <w:r>
+        <w:rPr>
+          <w:rFonts w:ascii="Courier New" w:hAnsi="Courier New"/>
+          <w:color w:val="F05922"/>
+          <w:sz w:val="21"/>
+        </w:rPr>
+        <w:t>claude</w:t>
+      </w:r>
+      <w:r>
+        <w:rPr>
+          <w:sz w:val="21"/>
+        </w:rPr>
+        <w:t>.</w:t>
+      </w:r>
+    </w:p>
+    <w:p>
+      <w:pPr>
+        <w:pStyle w:val="ListBullet"/>
+        <w:spacing w:after="20"/>
+        <w:ind w:left="283"/>
+      </w:pPr>
+      <w:r>
+        <w:rPr>
+          <w:b/>
+          <w:sz w:val="21"/>
+        </w:rPr>
+        <w:t>Vì vậy KHÔNG dùng subprocess</w:t>
+      </w:r>
+      <w:r>
+        <w:rPr>
+          <w:sz w:val="21"/>
+        </w:rPr>
+        <w:t xml:space="preserve"> (khác pattern </w:t>
+      </w:r>
+      <w:r>
+        <w:rPr>
+          <w:rFonts w:ascii="Courier New" w:hAnsi="Courier New"/>
+          <w:color w:val="F05922"/>
+          <w:sz w:val="21"/>
+        </w:rPr>
+        <w:t>oauth_service.py</w:t>
+      </w:r>
+      <w:r>
+        <w:rPr>
+          <w:sz w:val="21"/>
+        </w:rPr>
+        <w:t xml:space="preserve"> §17.3 vốn dùng subprocess để refresh). Gọi HTTP trực tiếp: đơn giản, nhanh (&lt;200ms), không tốn model call, không ảnh hưởng active account.</w:t>
+      </w:r>
+    </w:p>
+    <w:p>
+      <w:pPr>
+        <w:pStyle w:val="Heading3"/>
+        <w:spacing w:before="160" w:after="60"/>
+      </w:pPr>
+      <w:r>
+        <w:rPr>
+          <w:color w:val="4A3F8C"/>
+          <w:sz w:val="24"/>
+        </w:rPr>
+        <w:t>30.2 `usage_service.py` design</w:t>
+      </w:r>
+    </w:p>
+    <w:p>
+      <w:pPr>
+        <w:spacing w:before="80" w:after="80"/>
+        <w:ind w:left="283"/>
+        <w:shd w:val="clear" w:color="auto" w:fill="F4F4F8"/>
+      </w:pPr>
+      <w:r>
+        <w:rPr>
+          <w:rFonts w:ascii="Courier New" w:hAnsi="Courier New"/>
+          <w:color w:val="251C53"/>
+          <w:sz w:val="18"/>
+        </w:rPr>
+        <w:t># backend/agent_dashboard/usage_service.py</w:t>
+        <w:br/>
+        <w:t>import time, httpx</w:t>
+        <w:br/>
+        <w:t>from typing import Optional, TypedDict</w:t>
+        <w:br/>
+        <w:br/>
+        <w:t>USAGE_URL = "https://api.anthropic.com/api/oauth/usage"</w:t>
+        <w:br/>
+        <w:t>CACHE_TTL = 60.0        # seconds — trùng khoảng ticker UI</w:t>
+        <w:br/>
+        <w:t>HTTP_TIMEOUT = 5.0      # bằng SDK gốc</w:t>
+        <w:br/>
+        <w:br/>
+        <w:t>class UsageInfo(TypedDict, total=False):</w:t>
+        <w:br/>
+        <w:t xml:space="preserve">    account_id: str</w:t>
+        <w:br/>
+        <w:t xml:space="preserve">    five_hour_pct: Optional[float]        # 0..100 hoặc None</w:t>
+        <w:br/>
+        <w:t xml:space="preserve">    seven_day_pct: Optional[float]</w:t>
+        <w:br/>
+        <w:t xml:space="preserve">    seven_day_opus_pct: Optional[float]</w:t>
+        <w:br/>
+        <w:t xml:space="preserve">    seven_day_sonnet_pct: Optional[float]</w:t>
+        <w:br/>
+        <w:t xml:space="preserve">    resets_at: Optional[int]              # unix seconds (session window)</w:t>
+        <w:br/>
+        <w:t xml:space="preserve">    seven_day_resets_at: Optional[int]</w:t>
+        <w:br/>
+        <w:t xml:space="preserve">    rate_limit_type: Optional[str]        # "five_hour" | "seven_day" | ...</w:t>
+        <w:br/>
+        <w:t xml:space="preserve">    overage_status: Optional[str]</w:t>
+        <w:br/>
+        <w:t xml:space="preserve">    fetched_at: int                       # unix seconds cache</w:t>
+        <w:br/>
+        <w:t xml:space="preserve">    error: Optional[str]                  # "api_key" | "unauthorized" | "timeout" | "http_5xx" | "network"</w:t>
+        <w:br/>
+        <w:br/>
+        <w:t>_cache: dict[str, tuple[float, UsageInfo]] = {}  # {account_id: (expires_at, info)}</w:t>
+        <w:br/>
+        <w:br/>
+        <w:t>async def get_usage(account_id: str, access_token: str, *, force: bool = False) -&gt; UsageInfo:</w:t>
+        <w:br/>
+        <w:t xml:space="preserve">    """Trả UsageInfo — dùng cache 60s trừ khi force=True."""</w:t>
+        <w:br/>
+        <w:t xml:space="preserve">    now = time.time()</w:t>
+        <w:br/>
+        <w:t xml:space="preserve">    if not force:</w:t>
+        <w:br/>
+        <w:t xml:space="preserve">        cached = _cache.get(account_id)</w:t>
+        <w:br/>
+        <w:t xml:space="preserve">        if cached and cached[0] &gt; now:</w:t>
+        <w:br/>
+        <w:t xml:space="preserve">            return cached[1]</w:t>
+        <w:br/>
+        <w:t xml:space="preserve">    info: UsageInfo = {"account_id": account_id, "fetched_at": int(now)}</w:t>
+        <w:br/>
+        <w:t xml:space="preserve">    try:</w:t>
+        <w:br/>
+        <w:t xml:space="preserve">        async with httpx.AsyncClient(timeout=HTTP_TIMEOUT) as client:</w:t>
+        <w:br/>
+        <w:t xml:space="preserve">            r = await client.get(</w:t>
+        <w:br/>
+        <w:t xml:space="preserve">                USAGE_URL,</w:t>
+        <w:br/>
+        <w:t xml:space="preserve">                headers={</w:t>
+        <w:br/>
+        <w:t xml:space="preserve">                    "Authorization": f"Bearer {access_token}",</w:t>
+        <w:br/>
+        <w:t xml:space="preserve">                    "Content-Type": "application/json",</w:t>
+        <w:br/>
+        <w:t xml:space="preserve">                },</w:t>
+        <w:br/>
+        <w:t xml:space="preserve">            )</w:t>
+        <w:br/>
+        <w:t xml:space="preserve">        if r.status_code == 401:</w:t>
+        <w:br/>
+        <w:t xml:space="preserve">            info["error"] = "unauthorized"          # token expired / not OAuth</w:t>
+        <w:br/>
+        <w:t xml:space="preserve">        elif r.status_code &gt;= 500:</w:t>
+        <w:br/>
+        <w:t xml:space="preserve">            info["error"] = f"http_{r.status_code}"</w:t>
+        <w:br/>
+        <w:t xml:space="preserve">        elif r.status_code != 200:</w:t>
+        <w:br/>
+        <w:t xml:space="preserve">            info["error"] = f"http_{r.status_code}"</w:t>
+        <w:br/>
+        <w:t xml:space="preserve">        else:</w:t>
+        <w:br/>
+        <w:t xml:space="preserve">            data = r.json()</w:t>
+        <w:br/>
+        <w:t xml:space="preserve">            info["five_hour_pct"] = _pct(data.get("five_hour"))</w:t>
+        <w:br/>
+        <w:t xml:space="preserve">            info["seven_day_pct"] = _pct(data.get("seven_day"))</w:t>
+        <w:br/>
+        <w:t xml:space="preserve">            info["seven_day_opus_pct"]   = _pct(data.get("seven_day_opus"))</w:t>
+        <w:br/>
+        <w:t xml:space="preserve">            info["seven_day_sonnet_pct"] = _pct(data.get("seven_day_sonnet"))</w:t>
+        <w:br/>
+        <w:t xml:space="preserve">            info["resets_at"]            = data.get("resets_at")</w:t>
+        <w:br/>
+        <w:t xml:space="preserve">            info["seven_day_resets_at"]  = data.get("seven_day_resets_at")</w:t>
+        <w:br/>
+        <w:t xml:space="preserve">            info["rate_limit_type"]      = data.get("rate_limit_type")</w:t>
+        <w:br/>
+        <w:t xml:space="preserve">            info["overage_status"]       = data.get("overage_status")</w:t>
+        <w:br/>
+        <w:t xml:space="preserve">    except httpx.TimeoutException:</w:t>
+        <w:br/>
+        <w:t xml:space="preserve">        info["error"] = "timeout"</w:t>
+        <w:br/>
+        <w:t xml:space="preserve">    except httpx.HTTPError:</w:t>
+        <w:br/>
+        <w:t xml:space="preserve">        info["error"] = "network"</w:t>
+        <w:br/>
+        <w:br/>
+        <w:t xml:space="preserve">    _cache[account_id] = (now + CACHE_TTL, info)</w:t>
+        <w:br/>
+        <w:t xml:space="preserve">    return info</w:t>
+        <w:br/>
+        <w:br/>
+        <w:t>def invalidate(account_id: Optional[str] = None) -&gt; None:</w:t>
+        <w:br/>
+        <w:t xml:space="preserve">    if account_id is None:</w:t>
+        <w:br/>
+        <w:t xml:space="preserve">        _cache.clear()</w:t>
+        <w:br/>
+        <w:t xml:space="preserve">    else:</w:t>
+        <w:br/>
+        <w:t xml:space="preserve">        _cache.pop(account_id, None)</w:t>
+        <w:br/>
+        <w:br/>
+        <w:t>def _pct(v):</w:t>
+        <w:br/>
+        <w:t xml:space="preserve">    if v is None: return None</w:t>
+        <w:br/>
+        <w:t xml:space="preserve">    try:</w:t>
+        <w:br/>
+        <w:t xml:space="preserve">        f = float(v)</w:t>
+        <w:br/>
+        <w:t xml:space="preserve">        return round(f * 100, 1) if f &lt;= 1.0 else round(f, 1)   # SDK có thể trả 0..1 hoặc 0..100</w:t>
+        <w:br/>
+        <w:t xml:space="preserve">    except (TypeError, ValueError):</w:t>
+        <w:br/>
+        <w:t xml:space="preserve">        return None</w:t>
+      </w:r>
+    </w:p>
+    <w:p>
+      <w:pPr>
+        <w:spacing w:before="40" w:after="40"/>
+        <w:ind w:left="567"/>
+        <w:pBdr>
+          <w:left w:val="single" w:sz="12" w:space="10" w:color="F05922"/>
+        </w:pBdr>
+      </w:pPr>
+      <w:r>
+        <w:rPr>
+          <w:b/>
+          <w:color w:val="4A3F8C"/>
+        </w:rPr>
+        <w:t>Note về scale:</w:t>
+      </w:r>
+      <w:r>
+        <w:rPr>
+          <w:color w:val="4A3F8C"/>
+        </w:rPr>
+        <w:t xml:space="preserve"> binary claude.exe cho thấy code hiển thị </w:t>
+      </w:r>
+      <w:r>
+        <w:rPr>
+          <w:rFonts w:ascii="Courier New" w:hAnsi="Courier New"/>
+          <w:color w:val="F05922"/>
+          <w:sz w:val="18"/>
+        </w:rPr>
+        <w:t>${r}%</w:t>
+      </w:r>
+      <w:r>
+        <w:rPr>
+          <w:color w:val="4A3F8C"/>
+        </w:rPr>
+        <w:t xml:space="preserve"> where </w:t>
+      </w:r>
+      <w:r>
+        <w:rPr>
+          <w:rFonts w:ascii="Courier New" w:hAnsi="Courier New"/>
+          <w:color w:val="F05922"/>
+          <w:sz w:val="18"/>
+        </w:rPr>
+        <w:t>r = Math.round(utilization * ...)</w:t>
+      </w:r>
+      <w:r>
+        <w:rPr>
+          <w:color w:val="4A3F8C"/>
+        </w:rPr>
+        <w:t xml:space="preserve"> — cần xác minh runtime lần đầu response về 0..1 hay 0..100. </w:t>
+      </w:r>
+      <w:r>
+        <w:rPr>
+          <w:rFonts w:ascii="Courier New" w:hAnsi="Courier New"/>
+          <w:color w:val="F05922"/>
+          <w:sz w:val="18"/>
+        </w:rPr>
+        <w:t>_pct</w:t>
+      </w:r>
+      <w:r>
+        <w:rPr>
+          <w:color w:val="4A3F8C"/>
+        </w:rPr>
+        <w:t xml:space="preserve"> xử lý cả 2 trường hợp: nếu ≤ 1.0 coi là ratio → x100, ngược lại giữ nguyên.</w:t>
+      </w:r>
+    </w:p>
+    <w:p>
+      <w:pPr>
+        <w:pStyle w:val="Heading3"/>
+        <w:spacing w:before="160" w:after="60"/>
+      </w:pPr>
+      <w:r>
+        <w:rPr>
+          <w:color w:val="4A3F8C"/>
+          <w:sz w:val="24"/>
+        </w:rPr>
+        <w:t>30.3 API contract</w:t>
+      </w:r>
+    </w:p>
+    <w:p>
+      <w:pPr>
+        <w:spacing w:before="80" w:after="80"/>
+        <w:ind w:left="283"/>
+        <w:shd w:val="clear" w:color="auto" w:fill="F4F4F8"/>
+      </w:pPr>
+      <w:r>
+        <w:rPr>
+          <w:rFonts w:ascii="Courier New" w:hAnsi="Courier New"/>
+          <w:color w:val="251C53"/>
+          <w:sz w:val="18"/>
+        </w:rPr>
+        <w:t>GET /api/accounts/{acc_id}/usage?force=false</w:t>
+        <w:br/>
+        <w:t xml:space="preserve">  → 200 UsageInfo (schema §30.2)</w:t>
+        <w:br/>
+        <w:t xml:space="preserve">  → 404 nếu account không tồn tại</w:t>
+        <w:br/>
+        <w:t xml:space="preserve">  → 200 {"error": "api_key", ...} nếu account là api_key kind (không có OAuth quota)</w:t>
+        <w:br/>
+        <w:t xml:space="preserve">  → 200 {"error": "no_oauth", ...} nếu account OAuth nhưng chưa có accessToken</w:t>
+        <w:br/>
+        <w:br/>
+        <w:t>GET /api/accounts/usage/active</w:t>
+        <w:br/>
+        <w:t xml:space="preserve">  → 200 UsageInfo cho active account (shortcut, dùng ở AppHeader)</w:t>
+      </w:r>
+    </w:p>
+    <w:p>
+      <w:pPr>
+        <w:pStyle w:val="Heading3"/>
+        <w:spacing w:before="160" w:after="60"/>
+      </w:pPr>
+      <w:r>
+        <w:rPr>
+          <w:color w:val="4A3F8C"/>
+          <w:sz w:val="24"/>
+        </w:rPr>
+        <w:t>30.4 Lấy usage cho account KHÔNG active</w:t>
+      </w:r>
+    </w:p>
+    <w:p>
+      <w:pPr>
+        <w:pStyle w:val="ListBullet"/>
+        <w:spacing w:after="20"/>
+        <w:ind w:left="283"/>
+      </w:pPr>
+      <w:r>
+        <w:rPr>
+          <w:b/>
+          <w:sz w:val="21"/>
+        </w:rPr>
+        <w:t>KHÔNG swap `.credentials.json`</w:t>
+      </w:r>
+      <w:r>
+        <w:rPr>
+          <w:sz w:val="21"/>
+        </w:rPr>
+        <w:t xml:space="preserve"> (khác với refresh flow §17.3) — chỉ cần bearer token snapshot đã lưu trong </w:t>
+      </w:r>
+      <w:r>
+        <w:rPr>
+          <w:rFonts w:ascii="Courier New" w:hAnsi="Courier New"/>
+          <w:color w:val="F05922"/>
+          <w:sz w:val="21"/>
+        </w:rPr>
+        <w:t>AccountStore</w:t>
+      </w:r>
+      <w:r>
+        <w:rPr>
+          <w:sz w:val="21"/>
+        </w:rPr>
+        <w:t xml:space="preserve"> (</w:t>
+      </w:r>
+      <w:r>
+        <w:rPr>
+          <w:rFonts w:ascii="Courier New" w:hAnsi="Courier New"/>
+          <w:color w:val="F05922"/>
+          <w:sz w:val="21"/>
+        </w:rPr>
+        <w:t>account["oauth"]["accessToken"]</w:t>
+      </w:r>
+      <w:r>
+        <w:rPr>
+          <w:sz w:val="21"/>
+        </w:rPr>
+        <w:t>).</w:t>
+      </w:r>
+    </w:p>
+    <w:p>
+      <w:pPr>
+        <w:pStyle w:val="ListBullet"/>
+        <w:spacing w:after="20"/>
+        <w:ind w:left="283"/>
+      </w:pPr>
+      <w:r>
+        <w:rPr>
+          <w:sz w:val="21"/>
+        </w:rPr>
+        <w:t xml:space="preserve">Nếu </w:t>
+      </w:r>
+      <w:r>
+        <w:rPr>
+          <w:rFonts w:ascii="Courier New" w:hAnsi="Courier New"/>
+          <w:color w:val="F05922"/>
+          <w:sz w:val="21"/>
+        </w:rPr>
+        <w:t>expiresAt &lt; now + 60s</w:t>
+      </w:r>
+      <w:r>
+        <w:rPr>
+          <w:sz w:val="21"/>
+        </w:rPr>
+        <w:t xml:space="preserve"> → token sắp/đã hết hạn → gọi </w:t>
+      </w:r>
+      <w:r>
+        <w:rPr>
+          <w:rFonts w:ascii="Courier New" w:hAnsi="Courier New"/>
+          <w:color w:val="F05922"/>
+          <w:sz w:val="21"/>
+        </w:rPr>
+        <w:t>_do_swap_and_invoke(acc_id)</w:t>
+      </w:r>
+      <w:r>
+        <w:rPr>
+          <w:sz w:val="21"/>
+        </w:rPr>
+        <w:t xml:space="preserve"> (có sẵn) để refresh trước → lấy accessToken mới từ AccountStore snapshot → gọi </w:t>
+      </w:r>
+      <w:r>
+        <w:rPr>
+          <w:rFonts w:ascii="Courier New" w:hAnsi="Courier New"/>
+          <w:color w:val="F05922"/>
+          <w:sz w:val="21"/>
+        </w:rPr>
+        <w:t>/api/oauth/usage</w:t>
+      </w:r>
+      <w:r>
+        <w:rPr>
+          <w:sz w:val="21"/>
+        </w:rPr>
+        <w:t>.</w:t>
+      </w:r>
+    </w:p>
+    <w:p>
+      <w:pPr>
+        <w:pStyle w:val="ListBullet"/>
+        <w:spacing w:after="20"/>
+        <w:ind w:left="283"/>
+      </w:pPr>
+      <w:r>
+        <w:rPr>
+          <w:sz w:val="21"/>
+        </w:rPr>
+        <w:t xml:space="preserve">Nếu response 401 sau khi refresh → </w:t>
+      </w:r>
+      <w:r>
+        <w:rPr>
+          <w:rFonts w:ascii="Courier New" w:hAnsi="Courier New"/>
+          <w:color w:val="F05922"/>
+          <w:sz w:val="21"/>
+        </w:rPr>
+        <w:t>set_needs_relogin(acc_id)</w:t>
+      </w:r>
+      <w:r>
+        <w:rPr>
+          <w:sz w:val="21"/>
+        </w:rPr>
+        <w:t xml:space="preserve">, trả </w:t>
+      </w:r>
+      <w:r>
+        <w:rPr>
+          <w:rFonts w:ascii="Courier New" w:hAnsi="Courier New"/>
+          <w:color w:val="F05922"/>
+          <w:sz w:val="21"/>
+        </w:rPr>
+        <w:t>error="unauthorized"</w:t>
+      </w:r>
+      <w:r>
+        <w:rPr>
+          <w:sz w:val="21"/>
+        </w:rPr>
+        <w:t>.</w:t>
+      </w:r>
+    </w:p>
+    <w:p>
+      <w:pPr>
+        <w:pStyle w:val="Heading3"/>
+        <w:spacing w:before="160" w:after="60"/>
+      </w:pPr>
+      <w:r>
+        <w:rPr>
+          <w:color w:val="4A3F8C"/>
+          <w:sz w:val="24"/>
+        </w:rPr>
+        <w:t>30.5 WS delta</w:t>
+      </w:r>
+    </w:p>
+    <w:p>
+      <w:pPr>
+        <w:pStyle w:val="ListBullet"/>
+        <w:spacing w:after="20"/>
+        <w:ind w:left="283"/>
+      </w:pPr>
+      <w:r>
+        <w:rPr>
+          <w:sz w:val="21"/>
+        </w:rPr>
+        <w:t xml:space="preserve">KHÔNG broadcast </w:t>
+      </w:r>
+      <w:r>
+        <w:rPr>
+          <w:rFonts w:ascii="Courier New" w:hAnsi="Courier New"/>
+          <w:color w:val="F05922"/>
+          <w:sz w:val="21"/>
+        </w:rPr>
+        <w:t>usage_updated</w:t>
+      </w:r>
+      <w:r>
+        <w:rPr>
+          <w:sz w:val="21"/>
+        </w:rPr>
+        <w:t xml:space="preserve"> realtime — cache 60s + polling từ frontend là đủ (không phải hot path).</w:t>
+      </w:r>
+    </w:p>
+    <w:p>
+      <w:pPr>
+        <w:pStyle w:val="ListBullet"/>
+        <w:spacing w:after="20"/>
+        <w:ind w:left="283"/>
+      </w:pPr>
+      <w:r>
+        <w:rPr>
+          <w:sz w:val="21"/>
+        </w:rPr>
+        <w:t xml:space="preserve">Frontend polling: </w:t>
+      </w:r>
+      <w:r>
+        <w:rPr>
+          <w:rFonts w:ascii="Courier New" w:hAnsi="Courier New"/>
+          <w:color w:val="F05922"/>
+          <w:sz w:val="21"/>
+        </w:rPr>
+        <w:t>setInterval</w:t>
+      </w:r>
+      <w:r>
+        <w:rPr>
+          <w:sz w:val="21"/>
+        </w:rPr>
+        <w:t xml:space="preserve"> 60s hoặc React Query </w:t>
+      </w:r>
+      <w:r>
+        <w:rPr>
+          <w:rFonts w:ascii="Courier New" w:hAnsi="Courier New"/>
+          <w:color w:val="F05922"/>
+          <w:sz w:val="21"/>
+        </w:rPr>
+        <w:t>refetchInterval: 60_000</w:t>
+      </w:r>
+      <w:r>
+        <w:rPr>
+          <w:sz w:val="21"/>
+        </w:rPr>
+        <w:t>.</w:t>
+      </w:r>
+    </w:p>
+    <w:p>
+      <w:pPr>
+        <w:pStyle w:val="Heading2"/>
+        <w:spacing w:before="200" w:after="80"/>
+      </w:pPr>
+      <w:r>
+        <w:rPr>
+          <w:color w:val="F05922"/>
+          <w:sz w:val="28"/>
+        </w:rPr>
+        <w:t>31. Phần B — BUG-004 Root Cause + Fix</w:t>
+      </w:r>
+    </w:p>
+    <w:p>
+      <w:pPr>
+        <w:pStyle w:val="Heading3"/>
+        <w:spacing w:before="160" w:after="60"/>
+      </w:pPr>
+      <w:r>
+        <w:rPr>
+          <w:color w:val="4A3F8C"/>
+          <w:sz w:val="24"/>
+        </w:rPr>
+        <w:t>31.1 Root cause (verified)</w:t>
+      </w:r>
+    </w:p>
+    <w:p>
+      <w:pPr>
+        <w:pStyle w:val="ListBullet"/>
+        <w:spacing w:after="20"/>
+        <w:ind w:left="283"/>
+      </w:pPr>
+      <w:r>
+        <w:rPr>
+          <w:sz w:val="21"/>
+        </w:rPr>
+        <w:t>Roster (</w:t>
+      </w:r>
+      <w:r>
+        <w:rPr>
+          <w:rFonts w:ascii="Courier New" w:hAnsi="Courier New"/>
+          <w:color w:val="F05922"/>
+          <w:sz w:val="21"/>
+        </w:rPr>
+        <w:t>get_session_chain</w:t>
+      </w:r>
+      <w:r>
+        <w:rPr>
+          <w:sz w:val="21"/>
+        </w:rPr>
+        <w:t xml:space="preserve"> — db.py:1058) lấy </w:t>
+      </w:r>
+      <w:r>
+        <w:rPr>
+          <w:rFonts w:ascii="Courier New" w:hAnsi="Courier New"/>
+          <w:color w:val="F05922"/>
+          <w:sz w:val="21"/>
+        </w:rPr>
+        <w:t>model</w:t>
+      </w:r>
+      <w:r>
+        <w:rPr>
+          <w:sz w:val="21"/>
+        </w:rPr>
+        <w:t xml:space="preserve"> và </w:t>
+      </w:r>
+      <w:r>
+        <w:rPr>
+          <w:rFonts w:ascii="Courier New" w:hAnsi="Courier New"/>
+          <w:color w:val="F05922"/>
+          <w:sz w:val="21"/>
+        </w:rPr>
+        <w:t>tokens_step</w:t>
+      </w:r>
+      <w:r>
+        <w:rPr>
+          <w:sz w:val="21"/>
+        </w:rPr>
+        <w:t xml:space="preserve"> từ </w:t>
+      </w:r>
+      <w:r>
+        <w:rPr>
+          <w:b/>
+          <w:sz w:val="21"/>
+        </w:rPr>
+        <w:t>child session</w:t>
+      </w:r>
+      <w:r>
+        <w:rPr>
+          <w:sz w:val="21"/>
+        </w:rPr>
+        <w:t xml:space="preserve"> (bảng </w:t>
+      </w:r>
+      <w:r>
+        <w:rPr>
+          <w:rFonts w:ascii="Courier New" w:hAnsi="Courier New"/>
+          <w:color w:val="F05922"/>
+          <w:sz w:val="21"/>
+        </w:rPr>
+        <w:t>sessions</w:t>
+      </w:r>
+      <w:r>
+        <w:rPr>
+          <w:sz w:val="21"/>
+        </w:rPr>
+        <w:t xml:space="preserve"> WHERE </w:t>
+      </w:r>
+      <w:r>
+        <w:rPr>
+          <w:rFonts w:ascii="Courier New" w:hAnsi="Courier New"/>
+          <w:color w:val="F05922"/>
+          <w:sz w:val="21"/>
+        </w:rPr>
+        <w:t>parent_session_id = &lt;parent&gt;</w:t>
+      </w:r>
+      <w:r>
+        <w:rPr>
+          <w:sz w:val="21"/>
+        </w:rPr>
+        <w:t>).</w:t>
+      </w:r>
+    </w:p>
+    <w:p>
+      <w:pPr>
+        <w:pStyle w:val="ListBullet"/>
+        <w:spacing w:after="20"/>
+        <w:ind w:left="283"/>
+      </w:pPr>
+      <w:r>
+        <w:rPr>
+          <w:sz w:val="21"/>
+        </w:rPr>
+        <w:t xml:space="preserve">Child transcript file </w:t>
+      </w:r>
+      <w:r>
+        <w:rPr>
+          <w:rFonts w:ascii="Courier New" w:hAnsi="Courier New"/>
+          <w:color w:val="F05922"/>
+          <w:sz w:val="21"/>
+        </w:rPr>
+        <w:t>subagents/&lt;parent&gt;/agent-&lt;uuid&gt;.jsonl</w:t>
+      </w:r>
+      <w:r>
+        <w:rPr>
+          <w:sz w:val="21"/>
+        </w:rPr>
+        <w:t xml:space="preserve"> được ingest theo thứ tự dòng. Dòng đầu thường là </w:t>
+      </w:r>
+      <w:r>
+        <w:rPr>
+          <w:rFonts w:ascii="Courier New" w:hAnsi="Courier New"/>
+          <w:color w:val="F05922"/>
+          <w:sz w:val="21"/>
+        </w:rPr>
+        <w:t>user</w:t>
+      </w:r>
+      <w:r>
+        <w:rPr>
+          <w:sz w:val="21"/>
+        </w:rPr>
+        <w:t xml:space="preserve"> hoặc meta (</w:t>
+      </w:r>
+      <w:r>
+        <w:rPr>
+          <w:rFonts w:ascii="Courier New" w:hAnsi="Courier New"/>
+          <w:color w:val="F05922"/>
+          <w:sz w:val="21"/>
+        </w:rPr>
+        <w:t>ai-title</w:t>
+      </w:r>
+      <w:r>
+        <w:rPr>
+          <w:sz w:val="21"/>
+        </w:rPr>
+        <w:t xml:space="preserve">, </w:t>
+      </w:r>
+      <w:r>
+        <w:rPr>
+          <w:rFonts w:ascii="Courier New" w:hAnsi="Courier New"/>
+          <w:color w:val="F05922"/>
+          <w:sz w:val="21"/>
+        </w:rPr>
+        <w:t>last-prompt</w:t>
+      </w:r>
+      <w:r>
+        <w:rPr>
+          <w:sz w:val="21"/>
+        </w:rPr>
+        <w:t xml:space="preserve">, ...) — không có </w:t>
+      </w:r>
+      <w:r>
+        <w:rPr>
+          <w:rFonts w:ascii="Courier New" w:hAnsi="Courier New"/>
+          <w:color w:val="F05922"/>
+          <w:sz w:val="21"/>
+        </w:rPr>
+        <w:t>message.model</w:t>
+      </w:r>
+      <w:r>
+        <w:rPr>
+          <w:sz w:val="21"/>
+        </w:rPr>
+        <w:t xml:space="preserve"> — parser trả </w:t>
+      </w:r>
+      <w:r>
+        <w:rPr>
+          <w:rFonts w:ascii="Courier New" w:hAnsi="Courier New"/>
+          <w:color w:val="F05922"/>
+          <w:sz w:val="21"/>
+        </w:rPr>
+        <w:t>agent_type=None</w:t>
+      </w:r>
+      <w:r>
+        <w:rPr>
+          <w:sz w:val="21"/>
+        </w:rPr>
+        <w:t>.</w:t>
+      </w:r>
+    </w:p>
+    <w:p>
+      <w:pPr>
+        <w:pStyle w:val="ListBullet"/>
+        <w:spacing w:after="20"/>
+        <w:ind w:left="283"/>
+      </w:pPr>
+      <w:r>
+        <w:rPr>
+          <w:rFonts w:ascii="Courier New" w:hAnsi="Courier New"/>
+          <w:color w:val="F05922"/>
+          <w:sz w:val="21"/>
+        </w:rPr>
+        <w:t>upsert_session</w:t>
+      </w:r>
+      <w:r>
+        <w:rPr>
+          <w:sz w:val="21"/>
+        </w:rPr>
+        <w:t xml:space="preserve"> (db.py:452) dùng </w:t>
+      </w:r>
+      <w:r>
+        <w:rPr>
+          <w:rFonts w:ascii="Courier New" w:hAnsi="Courier New"/>
+          <w:color w:val="F05922"/>
+          <w:sz w:val="21"/>
+        </w:rPr>
+        <w:t>agent_type = COALESCE(agent_type, ?)</w:t>
+      </w:r>
+      <w:r>
+        <w:rPr>
+          <w:sz w:val="21"/>
+        </w:rPr>
+        <w:t xml:space="preserve"> — giữ NULL cho đến assistant line đầu tiên đến; </w:t>
+      </w:r>
+      <w:r>
+        <w:rPr>
+          <w:rFonts w:ascii="Courier New" w:hAnsi="Courier New"/>
+          <w:color w:val="F05922"/>
+          <w:sz w:val="21"/>
+        </w:rPr>
+        <w:t>token_input=0, token_output=0</w:t>
+      </w:r>
+      <w:r>
+        <w:rPr>
+          <w:sz w:val="21"/>
+        </w:rPr>
+        <w:t xml:space="preserve"> khi chưa có usage.</w:t>
+      </w:r>
+    </w:p>
+    <w:p>
+      <w:pPr>
+        <w:pStyle w:val="ListBullet"/>
+        <w:spacing w:after="20"/>
+        <w:ind w:left="283"/>
+      </w:pPr>
+      <w:r>
+        <w:rPr>
+          <w:b/>
+          <w:sz w:val="21"/>
+        </w:rPr>
+        <w:t>Race window:</w:t>
+      </w:r>
+      <w:r>
+        <w:rPr>
+          <w:sz w:val="21"/>
+        </w:rPr>
+        <w:t xml:space="preserve"> từ khi child transcript được tạo (tool_use Agent chạy) đến khi assistant line đầu tiên được flush + parse + upsert. Thường 1–5 giây. Trong khoảng này, </w:t>
+      </w:r>
+      <w:r>
+        <w:rPr>
+          <w:rFonts w:ascii="Courier New" w:hAnsi="Courier New"/>
+          <w:color w:val="F05922"/>
+          <w:sz w:val="21"/>
+        </w:rPr>
+        <w:t>/chain</w:t>
+      </w:r>
+      <w:r>
+        <w:rPr>
+          <w:sz w:val="21"/>
+        </w:rPr>
+        <w:t xml:space="preserve"> cho parent trả:</w:t>
+      </w:r>
+    </w:p>
+    <w:p>
+      <w:pPr>
+        <w:pStyle w:val="ListBullet"/>
+        <w:spacing w:after="20"/>
+        <w:ind w:left="567"/>
+      </w:pPr>
+      <w:r>
+        <w:rPr>
+          <w:rFonts w:ascii="Courier New" w:hAnsi="Courier New"/>
+          <w:color w:val="F05922"/>
+          <w:sz w:val="21"/>
+        </w:rPr>
+        <w:t>matched_calls[N].model = None</w:t>
+      </w:r>
+    </w:p>
+    <w:p>
+      <w:pPr>
+        <w:pStyle w:val="ListBullet"/>
+        <w:spacing w:after="20"/>
+        <w:ind w:left="567"/>
+      </w:pPr>
+      <w:r>
+        <w:rPr>
+          <w:rFonts w:ascii="Courier New" w:hAnsi="Courier New"/>
+          <w:color w:val="F05922"/>
+          <w:sz w:val="21"/>
+        </w:rPr>
+        <w:t>matched_calls[N].tokens = {input:0, output:0, ...}</w:t>
+      </w:r>
+    </w:p>
+    <w:p>
+      <w:pPr>
+        <w:pStyle w:val="ListBullet"/>
+        <w:spacing w:after="20"/>
+        <w:ind w:left="283"/>
+      </w:pPr>
+      <w:r>
+        <w:rPr>
+          <w:sz w:val="21"/>
+        </w:rPr>
+        <w:t xml:space="preserve">Frontend </w:t>
+      </w:r>
+      <w:r>
+        <w:rPr>
+          <w:rFonts w:ascii="Courier New" w:hAnsi="Courier New"/>
+          <w:color w:val="F05922"/>
+          <w:sz w:val="21"/>
+        </w:rPr>
+        <w:t>AgentRosterItem</w:t>
+      </w:r>
+      <w:r>
+        <w:rPr>
+          <w:sz w:val="21"/>
+        </w:rPr>
+        <w:t>:</w:t>
+      </w:r>
+    </w:p>
+    <w:p>
+      <w:pPr>
+        <w:pStyle w:val="ListBullet"/>
+        <w:spacing w:after="20"/>
+        <w:ind w:left="567"/>
+      </w:pPr>
+      <w:r>
+        <w:rPr>
+          <w:rFonts w:ascii="Courier New" w:hAnsi="Courier New"/>
+          <w:color w:val="F05922"/>
+          <w:sz w:val="21"/>
+        </w:rPr>
+        <w:t>modelShort = null</w:t>
+      </w:r>
+      <w:r>
+        <w:rPr>
+          <w:sz w:val="21"/>
+        </w:rPr>
+        <w:t xml:space="preserve"> — nhánh model+description ẩn nếu cũng không có description (nhưng description LUÔN có vì lấy từ Agent tool_use </w:t>
+      </w:r>
+      <w:r>
+        <w:rPr>
+          <w:rFonts w:ascii="Courier New" w:hAnsi="Courier New"/>
+          <w:color w:val="F05922"/>
+          <w:sz w:val="21"/>
+        </w:rPr>
+        <w:t>input.description</w:t>
+      </w:r>
+      <w:r>
+        <w:rPr>
+          <w:sz w:val="21"/>
+        </w:rPr>
+        <w:t>).</w:t>
+      </w:r>
+    </w:p>
+    <w:p>
+      <w:pPr>
+        <w:pStyle w:val="ListBullet"/>
+        <w:spacing w:after="20"/>
+        <w:ind w:left="567"/>
+      </w:pPr>
+      <w:r>
+        <w:rPr>
+          <w:rFonts w:ascii="Courier New" w:hAnsi="Courier New"/>
+          <w:color w:val="F05922"/>
+          <w:sz w:val="21"/>
+        </w:rPr>
+        <w:t>fmtTokensCompact(0) === null</w:t>
+      </w:r>
+      <w:r>
+        <w:rPr>
+          <w:sz w:val="21"/>
+        </w:rPr>
+        <w:t xml:space="preserve"> — dòng tokens ẩn hoàn toàn.</w:t>
+      </w:r>
+    </w:p>
+    <w:p>
+      <w:pPr>
+        <w:pStyle w:val="ListBullet"/>
+        <w:spacing w:after="20"/>
+        <w:ind w:left="283"/>
+      </w:pPr>
+      <w:r>
+        <w:rPr>
+          <w:sz w:val="21"/>
+        </w:rPr>
+        <w:t>Kết quả người dùng thấy: card ACTIVE có tên vai trò + description, nhưng KHÔNG có "model" và KHÔNG có "N tokens". Sau khi child assistant line đầu về — card active cập nhật — hiển thị. Sau khi role done — thường đã có nhiều turn — tokens hiển thị đầy đủ.</w:t>
+      </w:r>
+    </w:p>
+    <w:p>
+      <w:pPr>
+        <w:pStyle w:val="Heading3"/>
+        <w:spacing w:before="160" w:after="60"/>
+      </w:pPr>
+      <w:r>
+        <w:rPr>
+          <w:color w:val="4A3F8C"/>
+          <w:sz w:val="24"/>
+        </w:rPr>
+        <w:t>31.2 Fix (2 lớp)</w:t>
+      </w:r>
+    </w:p>
+    <w:p>
+      <w:pPr>
+        <w:spacing w:after="80"/>
+      </w:pPr>
+      <w:r>
+        <w:rPr>
+          <w:b/>
+          <w:sz w:val="21"/>
+        </w:rPr>
+        <w:t>Fix 1 (backend — quan trọng nhất):</w:t>
+      </w:r>
+      <w:r>
+        <w:rPr>
+          <w:sz w:val="21"/>
+        </w:rPr>
+        <w:t xml:space="preserve"> Broadcast WS </w:t>
+      </w:r>
+      <w:r>
+        <w:rPr>
+          <w:rFonts w:ascii="Courier New" w:hAnsi="Courier New"/>
+          <w:color w:val="F05922"/>
+          <w:sz w:val="18"/>
+        </w:rPr>
+        <w:t>chain_updated</w:t>
+      </w:r>
+      <w:r>
+        <w:rPr>
+          <w:sz w:val="21"/>
+        </w:rPr>
+        <w:t xml:space="preserve"> khi CHILD session có event mới, target parent_session_id — frontend re-fetch </w:t>
+      </w:r>
+      <w:r>
+        <w:rPr>
+          <w:rFonts w:ascii="Courier New" w:hAnsi="Courier New"/>
+          <w:color w:val="F05922"/>
+          <w:sz w:val="18"/>
+        </w:rPr>
+        <w:t>/chain</w:t>
+      </w:r>
+      <w:r>
+        <w:rPr>
+          <w:sz w:val="21"/>
+        </w:rPr>
+        <w:t xml:space="preserve"> cho parent kịp thời.</w:t>
+      </w:r>
+    </w:p>
+    <w:p>
+      <w:pPr>
+        <w:spacing w:after="80"/>
+      </w:pPr>
+      <w:r>
+        <w:rPr>
+          <w:rFonts w:ascii="Courier New" w:hAnsi="Courier New"/>
+          <w:color w:val="F05922"/>
+          <w:sz w:val="18"/>
+        </w:rPr>
+        <w:t>main.py</w:t>
+      </w:r>
+      <w:r>
+        <w:rPr>
+          <w:sz w:val="21"/>
+        </w:rPr>
+        <w:t xml:space="preserve"> ingest loop, sau khi upsert child event:</w:t>
+      </w:r>
+    </w:p>
+    <w:p>
+      <w:pPr>
+        <w:spacing w:before="80" w:after="80"/>
+        <w:ind w:left="283"/>
+        <w:shd w:val="clear" w:color="auto" w:fill="F4F4F8"/>
+      </w:pPr>
+      <w:r>
+        <w:rPr>
+          <w:rFonts w:ascii="Courier New" w:hAnsi="Courier New"/>
+          <w:color w:val="251C53"/>
+          <w:sz w:val="18"/>
+        </w:rPr>
+        <w:t># Sprint 5 — BUG-004: notify parent chain when child updates</w:t>
+        <w:br/>
+        <w:t>if parsed.is_subagent and parsed.parent_session_id:</w:t>
+        <w:br/>
+        <w:t xml:space="preserve">    await _ws_manager.broadcast(make_delta("chain_updated", {</w:t>
+        <w:br/>
+        <w:t xml:space="preserve">        "session_id": parsed.parent_session_id,     # trigger parent re-fetch</w:t>
+        <w:br/>
+        <w:t xml:space="preserve">        "child_session_id": parsed.session_id,</w:t>
+        <w:br/>
+        <w:t xml:space="preserve">        "reason": "child_event",</w:t>
+        <w:br/>
+        <w:t xml:space="preserve">    }))</w:t>
+      </w:r>
+    </w:p>
+    <w:p>
+      <w:pPr>
+        <w:spacing w:after="80"/>
+      </w:pPr>
+      <w:r>
+        <w:rPr>
+          <w:sz w:val="21"/>
+        </w:rPr>
+        <w:t xml:space="preserve">Frontend: </w:t>
+      </w:r>
+      <w:r>
+        <w:rPr>
+          <w:rFonts w:ascii="Courier New" w:hAnsi="Courier New"/>
+          <w:color w:val="F05922"/>
+          <w:sz w:val="18"/>
+        </w:rPr>
+        <w:t>PipelineCard</w:t>
+      </w:r>
+      <w:r>
+        <w:rPr>
+          <w:sz w:val="21"/>
+        </w:rPr>
+        <w:t xml:space="preserve"> lắng </w:t>
+      </w:r>
+      <w:r>
+        <w:rPr>
+          <w:rFonts w:ascii="Courier New" w:hAnsi="Courier New"/>
+          <w:color w:val="F05922"/>
+          <w:sz w:val="18"/>
+        </w:rPr>
+        <w:t>chain_updated</w:t>
+      </w:r>
+      <w:r>
+        <w:rPr>
+          <w:sz w:val="21"/>
+        </w:rPr>
+        <w:t xml:space="preserve"> — nếu </w:t>
+      </w:r>
+      <w:r>
+        <w:rPr>
+          <w:rFonts w:ascii="Courier New" w:hAnsi="Courier New"/>
+          <w:color w:val="F05922"/>
+          <w:sz w:val="18"/>
+        </w:rPr>
+        <w:t>session_id === props.sessionId</w:t>
+      </w:r>
+      <w:r>
+        <w:rPr>
+          <w:sz w:val="21"/>
+        </w:rPr>
+        <w:t xml:space="preserve"> — refetch </w:t>
+      </w:r>
+      <w:r>
+        <w:rPr>
+          <w:rFonts w:ascii="Courier New" w:hAnsi="Courier New"/>
+          <w:color w:val="F05922"/>
+          <w:sz w:val="18"/>
+        </w:rPr>
+        <w:t>/chain</w:t>
+      </w:r>
+      <w:r>
+        <w:rPr>
+          <w:sz w:val="21"/>
+        </w:rPr>
+        <w:t>.</w:t>
+      </w:r>
+    </w:p>
+    <w:p>
+      <w:pPr>
+        <w:spacing w:after="80"/>
+      </w:pPr>
+      <w:r>
+        <w:rPr>
+          <w:b/>
+          <w:sz w:val="21"/>
+        </w:rPr>
+        <w:t>Fix 2 (frontend — UX fallback):</w:t>
+      </w:r>
+      <w:r>
+        <w:rPr>
+          <w:sz w:val="21"/>
+        </w:rPr>
+        <w:t xml:space="preserve"> Nếu isActive &amp;&amp; </w:t>
+      </w:r>
+      <w:r>
+        <w:rPr>
+          <w:rFonts w:ascii="Courier New" w:hAnsi="Courier New"/>
+          <w:color w:val="F05922"/>
+          <w:sz w:val="18"/>
+        </w:rPr>
+        <w:t>!model</w:t>
+      </w:r>
+      <w:r>
+        <w:rPr>
+          <w:sz w:val="21"/>
+        </w:rPr>
+        <w:t xml:space="preserve"> — hiển thị placeholder "đang khởi tạo…" thay vì để trống. Nếu isActive &amp;&amp; tokens=0 — hiện "— tokens" thay vì ẩn dòng.</w:t>
+      </w:r>
+    </w:p>
+    <w:p>
+      <w:pPr>
+        <w:spacing w:before="80" w:after="80"/>
+        <w:ind w:left="283"/>
+        <w:shd w:val="clear" w:color="auto" w:fill="F4F4F8"/>
+      </w:pPr>
+      <w:r>
+        <w:rPr>
+          <w:rFonts w:ascii="Courier New" w:hAnsi="Courier New"/>
+          <w:color w:val="251C53"/>
+          <w:sz w:val="18"/>
+        </w:rPr>
+        <w:t>// AgentRosterItem.tsx (isActive branch)</w:t>
+        <w:br/>
+        <w:t>{isActive &amp;&amp; !modelShort &amp;&amp; (</w:t>
+        <w:br/>
+        <w:t xml:space="preserve">  &lt;p style={{fontSize:10, color:'#F05922', fontStyle:'italic'}}&gt;</w:t>
+        <w:br/>
+        <w:t xml:space="preserve">    đang khởi tạo…</w:t>
+        <w:br/>
+        <w:t xml:space="preserve">  &lt;/p&gt;</w:t>
+        <w:br/>
+        <w:t>)}</w:t>
+        <w:br/>
+        <w:t>// tokens line: khi active + 0 tokens, show "— tokens" thay vì null</w:t>
+        <w:br/>
+        <w:t>const tokensLabel = isActive &amp;&amp; totalTokens === 0</w:t>
+        <w:br/>
+        <w:t xml:space="preserve">  ? '— tokens'</w:t>
+        <w:br/>
+        <w:t xml:space="preserve">  : (fmtTokensCompact(totalTokens) ?? null)</w:t>
+      </w:r>
+    </w:p>
+    <w:p>
+      <w:pPr>
+        <w:pStyle w:val="Heading3"/>
+        <w:spacing w:before="160" w:after="60"/>
+      </w:pPr>
+      <w:r>
+        <w:rPr>
+          <w:color w:val="4A3F8C"/>
+          <w:sz w:val="24"/>
+        </w:rPr>
+        <w:t>31.3 Test</w:t>
+      </w:r>
+    </w:p>
+    <w:p>
+      <w:pPr>
+        <w:pStyle w:val="ListBullet"/>
+        <w:spacing w:after="20"/>
+        <w:ind w:left="283"/>
+      </w:pPr>
+      <w:r>
+        <w:rPr>
+          <w:sz w:val="21"/>
+        </w:rPr>
+        <w:t xml:space="preserve">Unit backend: </w:t>
+      </w:r>
+      <w:r>
+        <w:rPr>
+          <w:rFonts w:ascii="Courier New" w:hAnsi="Courier New"/>
+          <w:color w:val="F05922"/>
+          <w:sz w:val="21"/>
+        </w:rPr>
+        <w:t>test_bug004_child_event_broadcasts_chain_updated</w:t>
+      </w:r>
+      <w:r>
+        <w:rPr>
+          <w:sz w:val="21"/>
+        </w:rPr>
+        <w:t xml:space="preserve"> — mock ws_manager, insert child event — assert </w:t>
+      </w:r>
+      <w:r>
+        <w:rPr>
+          <w:rFonts w:ascii="Courier New" w:hAnsi="Courier New"/>
+          <w:color w:val="F05922"/>
+          <w:sz w:val="21"/>
+        </w:rPr>
+        <w:t>chain_updated</w:t>
+      </w:r>
+      <w:r>
+        <w:rPr>
+          <w:sz w:val="21"/>
+        </w:rPr>
+        <w:t xml:space="preserve"> delta gửi với parent_session_id.</w:t>
+      </w:r>
+    </w:p>
+    <w:p>
+      <w:pPr>
+        <w:pStyle w:val="ListBullet"/>
+        <w:spacing w:after="20"/>
+        <w:ind w:left="283"/>
+      </w:pPr>
+      <w:r>
+        <w:rPr>
+          <w:sz w:val="21"/>
+        </w:rPr>
+        <w:t xml:space="preserve">Integration: spawn 1 subagent thật, ngay khi Agent tool_use xuất hiện ở parent, quan sát trong DevTools — </w:t>
+      </w:r>
+      <w:r>
+        <w:rPr>
+          <w:rFonts w:ascii="Courier New" w:hAnsi="Courier New"/>
+          <w:color w:val="F05922"/>
+          <w:sz w:val="21"/>
+        </w:rPr>
+        <w:t>chain_updated</w:t>
+      </w:r>
+      <w:r>
+        <w:rPr>
+          <w:sz w:val="21"/>
+        </w:rPr>
+        <w:t xml:space="preserve"> phải về trong ≤ 2 giây.</w:t>
+      </w:r>
+    </w:p>
+    <w:p>
+      <w:pPr>
+        <w:pStyle w:val="Heading2"/>
+        <w:spacing w:before="200" w:after="80"/>
+      </w:pPr>
+      <w:r>
+        <w:rPr>
+          <w:color w:val="F05922"/>
+          <w:sz w:val="28"/>
+        </w:rPr>
+        <w:t>32. Phần C — FR-004 Dispatcher Node</w:t>
+      </w:r>
+    </w:p>
+    <w:p>
+      <w:pPr>
+        <w:pStyle w:val="Heading3"/>
+        <w:spacing w:before="160" w:after="60"/>
+      </w:pPr>
+      <w:r>
+        <w:rPr>
+          <w:color w:val="4A3F8C"/>
+          <w:sz w:val="24"/>
+        </w:rPr>
+        <w:t>32.1 Nhận diện session gốc (verified từ code)</w:t>
+      </w:r>
+    </w:p>
+    <w:p>
+      <w:pPr>
+        <w:pStyle w:val="ListBullet"/>
+        <w:spacing w:after="20"/>
+        <w:ind w:left="283"/>
+      </w:pPr>
+      <w:r>
+        <w:rPr>
+          <w:sz w:val="21"/>
+        </w:rPr>
+        <w:t xml:space="preserve">Parent session = file </w:t>
+      </w:r>
+      <w:r>
+        <w:rPr>
+          <w:rFonts w:ascii="Courier New" w:hAnsi="Courier New"/>
+          <w:color w:val="F05922"/>
+          <w:sz w:val="21"/>
+        </w:rPr>
+        <w:t>~/.claude/projects/&lt;project&gt;/&lt;uuid&gt;.jsonl</w:t>
+      </w:r>
+      <w:r>
+        <w:rPr>
+          <w:sz w:val="21"/>
+        </w:rPr>
+        <w:t xml:space="preserve"> (parent dir NOT </w:t>
+      </w:r>
+      <w:r>
+        <w:rPr>
+          <w:rFonts w:ascii="Courier New" w:hAnsi="Courier New"/>
+          <w:color w:val="F05922"/>
+          <w:sz w:val="21"/>
+        </w:rPr>
+        <w:t>subagents</w:t>
+      </w:r>
+      <w:r>
+        <w:rPr>
+          <w:sz w:val="21"/>
+        </w:rPr>
+        <w:t xml:space="preserve">) — </w:t>
+      </w:r>
+      <w:r>
+        <w:rPr>
+          <w:rFonts w:ascii="Courier New" w:hAnsi="Courier New"/>
+          <w:color w:val="F05922"/>
+          <w:sz w:val="21"/>
+        </w:rPr>
+        <w:t>is_subagent = False</w:t>
+      </w:r>
+      <w:r>
+        <w:rPr>
+          <w:sz w:val="21"/>
+        </w:rPr>
+        <w:t xml:space="preserve"> (parser.py:61).</w:t>
+      </w:r>
+    </w:p>
+    <w:p>
+      <w:pPr>
+        <w:pStyle w:val="ListBullet"/>
+        <w:spacing w:after="20"/>
+        <w:ind w:left="283"/>
+      </w:pPr>
+      <w:r>
+        <w:rPr>
+          <w:sz w:val="21"/>
+        </w:rPr>
+        <w:t xml:space="preserve">Child session = file </w:t>
+      </w:r>
+      <w:r>
+        <w:rPr>
+          <w:rFonts w:ascii="Courier New" w:hAnsi="Courier New"/>
+          <w:color w:val="F05922"/>
+          <w:sz w:val="21"/>
+        </w:rPr>
+        <w:t>&lt;...&gt;/&lt;parent-uuid&gt;/subagents/agent-&lt;uuid&gt;.jsonl</w:t>
+      </w:r>
+      <w:r>
+        <w:rPr>
+          <w:sz w:val="21"/>
+        </w:rPr>
+        <w:t xml:space="preserve"> — </w:t>
+      </w:r>
+      <w:r>
+        <w:rPr>
+          <w:rFonts w:ascii="Courier New" w:hAnsi="Courier New"/>
+          <w:color w:val="F05922"/>
+          <w:sz w:val="21"/>
+        </w:rPr>
+        <w:t>is_subagent = True</w:t>
+      </w:r>
+      <w:r>
+        <w:rPr>
+          <w:sz w:val="21"/>
+        </w:rPr>
+        <w:t xml:space="preserve">, </w:t>
+      </w:r>
+      <w:r>
+        <w:rPr>
+          <w:rFonts w:ascii="Courier New" w:hAnsi="Courier New"/>
+          <w:color w:val="F05922"/>
+          <w:sz w:val="21"/>
+        </w:rPr>
+        <w:t>parent_session_id</w:t>
+      </w:r>
+      <w:r>
+        <w:rPr>
+          <w:sz w:val="21"/>
+        </w:rPr>
+        <w:t xml:space="preserve"> = folder trên "subagents/" (parser.py:65).</w:t>
+      </w:r>
+    </w:p>
+    <w:p>
+      <w:pPr>
+        <w:pStyle w:val="ListBullet"/>
+        <w:spacing w:after="20"/>
+        <w:ind w:left="283"/>
+      </w:pPr>
+      <w:r>
+        <w:rPr>
+          <w:sz w:val="21"/>
+        </w:rPr>
+        <w:t xml:space="preserve">Trong DB </w:t>
+      </w:r>
+      <w:r>
+        <w:rPr>
+          <w:rFonts w:ascii="Courier New" w:hAnsi="Courier New"/>
+          <w:color w:val="F05922"/>
+          <w:sz w:val="21"/>
+        </w:rPr>
+        <w:t>sessions</w:t>
+      </w:r>
+      <w:r>
+        <w:rPr>
+          <w:sz w:val="21"/>
+        </w:rPr>
+        <w:t xml:space="preserve"> table: parent có </w:t>
+      </w:r>
+      <w:r>
+        <w:rPr>
+          <w:rFonts w:ascii="Courier New" w:hAnsi="Courier New"/>
+          <w:color w:val="F05922"/>
+          <w:sz w:val="21"/>
+        </w:rPr>
+        <w:t>is_subagent=0</w:t>
+      </w:r>
+      <w:r>
+        <w:rPr>
+          <w:sz w:val="21"/>
+        </w:rPr>
+        <w:t xml:space="preserve">, </w:t>
+      </w:r>
+      <w:r>
+        <w:rPr>
+          <w:rFonts w:ascii="Courier New" w:hAnsi="Courier New"/>
+          <w:color w:val="F05922"/>
+          <w:sz w:val="21"/>
+        </w:rPr>
+        <w:t>parent_session_id=NULL</w:t>
+      </w:r>
+      <w:r>
+        <w:rPr>
+          <w:sz w:val="21"/>
+        </w:rPr>
+        <w:t xml:space="preserve">; child có </w:t>
+      </w:r>
+      <w:r>
+        <w:rPr>
+          <w:rFonts w:ascii="Courier New" w:hAnsi="Courier New"/>
+          <w:color w:val="F05922"/>
+          <w:sz w:val="21"/>
+        </w:rPr>
+        <w:t>is_subagent=1</w:t>
+      </w:r>
+      <w:r>
+        <w:rPr>
+          <w:sz w:val="21"/>
+        </w:rPr>
+        <w:t xml:space="preserve">, </w:t>
+      </w:r>
+      <w:r>
+        <w:rPr>
+          <w:rFonts w:ascii="Courier New" w:hAnsi="Courier New"/>
+          <w:color w:val="F05922"/>
+          <w:sz w:val="21"/>
+        </w:rPr>
+        <w:t>parent_session_id=&lt;parent-uuid&gt;</w:t>
+      </w:r>
+      <w:r>
+        <w:rPr>
+          <w:sz w:val="21"/>
+        </w:rPr>
+        <w:t>.</w:t>
+      </w:r>
+    </w:p>
+    <w:p>
+      <w:pPr>
+        <w:pStyle w:val="ListBullet"/>
+        <w:spacing w:after="20"/>
+        <w:ind w:left="283"/>
+      </w:pPr>
+      <w:r>
+        <w:rPr>
+          <w:sz w:val="21"/>
+        </w:rPr>
+        <w:t xml:space="preserve">Parent's own model + tokens LƯU TRÊN CHÍNH ROW parent trong </w:t>
+      </w:r>
+      <w:r>
+        <w:rPr>
+          <w:rFonts w:ascii="Courier New" w:hAnsi="Courier New"/>
+          <w:color w:val="F05922"/>
+          <w:sz w:val="21"/>
+        </w:rPr>
+        <w:t>sessions</w:t>
+      </w:r>
+      <w:r>
+        <w:rPr>
+          <w:sz w:val="21"/>
+        </w:rPr>
+        <w:t xml:space="preserve"> (</w:t>
+      </w:r>
+      <w:r>
+        <w:rPr>
+          <w:rFonts w:ascii="Courier New" w:hAnsi="Courier New"/>
+          <w:color w:val="F05922"/>
+          <w:sz w:val="21"/>
+        </w:rPr>
+        <w:t>agent_type</w:t>
+      </w:r>
+      <w:r>
+        <w:rPr>
+          <w:sz w:val="21"/>
+        </w:rPr>
+        <w:t xml:space="preserve">, </w:t>
+      </w:r>
+      <w:r>
+        <w:rPr>
+          <w:rFonts w:ascii="Courier New" w:hAnsi="Courier New"/>
+          <w:color w:val="F05922"/>
+          <w:sz w:val="21"/>
+        </w:rPr>
+        <w:t>token_input</w:t>
+      </w:r>
+      <w:r>
+        <w:rPr>
+          <w:sz w:val="21"/>
+        </w:rPr>
+        <w:t xml:space="preserve">, </w:t>
+      </w:r>
+      <w:r>
+        <w:rPr>
+          <w:rFonts w:ascii="Courier New" w:hAnsi="Courier New"/>
+          <w:color w:val="F05922"/>
+          <w:sz w:val="21"/>
+        </w:rPr>
+        <w:t>token_output</w:t>
+      </w:r>
+      <w:r>
+        <w:rPr>
+          <w:sz w:val="21"/>
+        </w:rPr>
+        <w:t xml:space="preserve">, </w:t>
+      </w:r>
+      <w:r>
+        <w:rPr>
+          <w:rFonts w:ascii="Courier New" w:hAnsi="Courier New"/>
+          <w:color w:val="F05922"/>
+          <w:sz w:val="21"/>
+        </w:rPr>
+        <w:t>token_cache_creation</w:t>
+      </w:r>
+      <w:r>
+        <w:rPr>
+          <w:sz w:val="21"/>
+        </w:rPr>
+        <w:t xml:space="preserve">, </w:t>
+      </w:r>
+      <w:r>
+        <w:rPr>
+          <w:rFonts w:ascii="Courier New" w:hAnsi="Courier New"/>
+          <w:color w:val="F05922"/>
+          <w:sz w:val="21"/>
+        </w:rPr>
+        <w:t>token_cache_read</w:t>
+      </w:r>
+      <w:r>
+        <w:rPr>
+          <w:sz w:val="21"/>
+        </w:rPr>
+        <w:t xml:space="preserve"> cộng dồn qua ingest loop main.py:194).</w:t>
+      </w:r>
+    </w:p>
+    <w:p>
+      <w:pPr>
+        <w:pStyle w:val="Heading3"/>
+        <w:spacing w:before="160" w:after="60"/>
+      </w:pPr>
+      <w:r>
+        <w:rPr>
+          <w:color w:val="4A3F8C"/>
+          <w:sz w:val="24"/>
+        </w:rPr>
+        <w:t>32.2 Inject Dispatcher node vào `/chain`</w:t>
+      </w:r>
+    </w:p>
+    <w:p>
+      <w:pPr>
+        <w:spacing w:after="80"/>
+      </w:pPr>
+      <w:r>
+        <w:rPr>
+          <w:sz w:val="21"/>
+        </w:rPr>
+        <w:t xml:space="preserve">Trong </w:t>
+      </w:r>
+      <w:r>
+        <w:rPr>
+          <w:rFonts w:ascii="Courier New" w:hAnsi="Courier New"/>
+          <w:color w:val="F05922"/>
+          <w:sz w:val="18"/>
+        </w:rPr>
+        <w:t>get_session_chain</w:t>
+      </w:r>
+      <w:r>
+        <w:rPr>
+          <w:sz w:val="21"/>
+        </w:rPr>
+        <w:t xml:space="preserve"> (db.py:1177) — sau khi build </w:t>
+      </w:r>
+      <w:r>
+        <w:rPr>
+          <w:rFonts w:ascii="Courier New" w:hAnsi="Courier New"/>
+          <w:color w:val="F05922"/>
+          <w:sz w:val="18"/>
+        </w:rPr>
+        <w:t>roster</w:t>
+      </w:r>
+      <w:r>
+        <w:rPr>
+          <w:sz w:val="21"/>
+        </w:rPr>
+        <w:t>, prepend 1 entry đại diện Dispatcher (session gốc):</w:t>
+      </w:r>
+    </w:p>
+    <w:p>
+      <w:pPr>
+        <w:spacing w:before="80" w:after="80"/>
+        <w:ind w:left="283"/>
+        <w:shd w:val="clear" w:color="auto" w:fill="F4F4F8"/>
+      </w:pPr>
+      <w:r>
+        <w:rPr>
+          <w:rFonts w:ascii="Courier New" w:hAnsi="Courier New"/>
+          <w:color w:val="251C53"/>
+          <w:sz w:val="18"/>
+        </w:rPr>
+        <w:t># Sprint 5 — FR-004: Dispatcher node đầu roster</w:t>
+        <w:br/>
+        <w:t>async with conn.execute(</w:t>
+        <w:br/>
+        <w:t xml:space="preserve">    """SELECT agent_type, state, started_at, last_event_at, title,</w:t>
+        <w:br/>
+        <w:t xml:space="preserve">              token_input, token_output, token_cache_creation, token_cache_read</w:t>
+        <w:br/>
+        <w:t xml:space="preserve">         FROM sessions WHERE session_id = ?""",</w:t>
+        <w:br/>
+        <w:t xml:space="preserve">    (session_id,),</w:t>
+        <w:br/>
+        <w:t>) as cur:</w:t>
+        <w:br/>
+        <w:t xml:space="preserve">    parent_row = await cur.fetchone()</w:t>
+        <w:br/>
+        <w:br/>
+        <w:t>dispatcher_entry = {</w:t>
+        <w:br/>
+        <w:t xml:space="preserve">    "role":               "__dispatcher__",</w:t>
+        <w:br/>
+        <w:t xml:space="preserve">    "display_name":       "Claude (Dispatcher)",</w:t>
+        <w:br/>
+        <w:t xml:space="preserve">    "is_dispatcher":      True,               # frontend dùng để render khác biệt</w:t>
+        <w:br/>
+        <w:t xml:space="preserve">    "status":             "active" if session_state == "Running" else "done",</w:t>
+        <w:br/>
+        <w:t xml:space="preserve">    "call_count":         1,</w:t>
+        <w:br/>
+        <w:t xml:space="preserve">    "latest_description": parent_row["title"] or "Phiên chính",</w:t>
+        <w:br/>
+        <w:t xml:space="preserve">    "latest_model":       parent_row["agent_type"],</w:t>
+        <w:br/>
+        <w:t xml:space="preserve">    "first_called_at":    parent_row["started_at"],</w:t>
+        <w:br/>
+        <w:t xml:space="preserve">    "last_called_at":     parent_row["last_event_at"],</w:t>
+        <w:br/>
+        <w:t xml:space="preserve">    "total_tokens": {</w:t>
+        <w:br/>
+        <w:t xml:space="preserve">        "input":          parent_row["token_input"] or 0,</w:t>
+        <w:br/>
+        <w:t xml:space="preserve">        "output":         parent_row["token_output"] or 0,</w:t>
+        <w:br/>
+        <w:t xml:space="preserve">        "cache_creation": parent_row["token_cache_creation"] or 0,</w:t>
+        <w:br/>
+        <w:t xml:space="preserve">        "cache_read":     parent_row["token_cache_read"] or 0,</w:t>
+        <w:br/>
+        <w:t xml:space="preserve">    },</w:t>
+        <w:br/>
+        <w:t xml:space="preserve">    "history":            [],       # Dispatcher không cần per-call history</w:t>
+        <w:br/>
+        <w:t>}</w:t>
+        <w:br/>
+        <w:br/>
+        <w:t>return {</w:t>
+        <w:br/>
+        <w:t xml:space="preserve">    "session_id":    session_id,</w:t>
+        <w:br/>
+        <w:t xml:space="preserve">    "session_state": session_state,</w:t>
+        <w:br/>
+        <w:t xml:space="preserve">    "roster":        [dispatcher_entry] + roster,</w:t>
+        <w:br/>
+        <w:t>}</w:t>
+      </w:r>
+    </w:p>
+    <w:p>
+      <w:pPr>
+        <w:spacing w:after="80"/>
+      </w:pPr>
+      <w:r>
+        <w:rPr>
+          <w:b/>
+          <w:sz w:val="21"/>
+        </w:rPr>
+        <w:t>Ghi chú token accounting:</w:t>
+      </w:r>
+    </w:p>
+    <w:p>
+      <w:pPr>
+        <w:pStyle w:val="ListBullet"/>
+        <w:spacing w:after="20"/>
+        <w:ind w:left="283"/>
+      </w:pPr>
+      <w:r>
+        <w:rPr>
+          <w:sz w:val="21"/>
+        </w:rPr>
+        <w:t>Token của Dispatcher = token của session gốc (parent). Parent's tokens KHÔNG bao gồm children's tokens (mỗi session có DB row riêng). Tổng token session tree = parent_tokens + Σ children_tokens.</w:t>
+      </w:r>
+    </w:p>
+    <w:p>
+      <w:pPr>
+        <w:pStyle w:val="ListBullet"/>
+        <w:spacing w:after="20"/>
+        <w:ind w:left="283"/>
+      </w:pPr>
+      <w:r>
+        <w:rPr>
+          <w:sz w:val="21"/>
+        </w:rPr>
+        <w:t>KHÔNG cần trừ children's tokens khỏi parent — hai bên đo phần thực thi khác nhau (Dispatcher's own LLM turns vs subagent's own LLM turns).</w:t>
+      </w:r>
+    </w:p>
+    <w:p>
+      <w:pPr>
+        <w:pStyle w:val="Heading3"/>
+        <w:spacing w:before="160" w:after="60"/>
+      </w:pPr>
+      <w:r>
+        <w:rPr>
+          <w:color w:val="4A3F8C"/>
+          <w:sz w:val="24"/>
+        </w:rPr>
+        <w:t>32.3 Frontend hiển thị Dispatcher node</w:t>
+      </w:r>
+    </w:p>
+    <w:p>
+      <w:pPr>
+        <w:pStyle w:val="ListBullet"/>
+        <w:spacing w:after="20"/>
+        <w:ind w:left="283"/>
+      </w:pPr>
+      <w:r>
+        <w:rPr>
+          <w:rFonts w:ascii="Courier New" w:hAnsi="Courier New"/>
+          <w:color w:val="F05922"/>
+          <w:sz w:val="21"/>
+        </w:rPr>
+        <w:t>AgentRosterItem.tsx</w:t>
+      </w:r>
+      <w:r>
+        <w:rPr>
+          <w:sz w:val="21"/>
+        </w:rPr>
+        <w:t xml:space="preserve">: nếu </w:t>
+      </w:r>
+      <w:r>
+        <w:rPr>
+          <w:rFonts w:ascii="Courier New" w:hAnsi="Courier New"/>
+          <w:color w:val="F05922"/>
+          <w:sz w:val="21"/>
+        </w:rPr>
+        <w:t>entry.is_dispatcher === true</w:t>
+      </w:r>
+      <w:r>
+        <w:rPr>
+          <w:sz w:val="21"/>
+        </w:rPr>
+        <w:t xml:space="preserve"> — dùng style khác biệt (VD: icon 🧠 hoặc chip "Chính", border Navy #251C53 đậm hơn thay vì Cam) để phân biệt với subagent card.</w:t>
+      </w:r>
+    </w:p>
+    <w:p>
+      <w:pPr>
+        <w:pStyle w:val="ListBullet"/>
+        <w:spacing w:after="20"/>
+        <w:ind w:left="283"/>
+      </w:pPr>
+      <w:r>
+        <w:rPr>
+          <w:sz w:val="21"/>
+        </w:rPr>
+        <w:t>Vị trí: LUÔN là card đầu tiên trong roster (đã được backend đặt thứ tự).</w:t>
+      </w:r>
+    </w:p>
+    <w:p>
+      <w:pPr>
+        <w:pStyle w:val="ListBullet"/>
+        <w:spacing w:after="20"/>
+        <w:ind w:left="283"/>
+      </w:pPr>
+      <w:r>
+        <w:rPr>
+          <w:sz w:val="21"/>
+        </w:rPr>
+        <w:t>Không cần nút "Xem lịch sử" (Dispatcher không có history[] — call_count = 1).</w:t>
+      </w:r>
+    </w:p>
+    <w:p>
+      <w:pPr>
+        <w:pStyle w:val="Heading3"/>
+        <w:spacing w:before="160" w:after="60"/>
+      </w:pPr>
+      <w:r>
+        <w:rPr>
+          <w:color w:val="4A3F8C"/>
+          <w:sz w:val="24"/>
+        </w:rPr>
+        <w:t>32.4 Test</w:t>
+      </w:r>
+    </w:p>
+    <w:p>
+      <w:pPr>
+        <w:pStyle w:val="ListBullet"/>
+        <w:spacing w:after="20"/>
+        <w:ind w:left="283"/>
+      </w:pPr>
+      <w:r>
+        <w:rPr>
+          <w:sz w:val="21"/>
+        </w:rPr>
+        <w:t xml:space="preserve">Unit: </w:t>
+      </w:r>
+      <w:r>
+        <w:rPr>
+          <w:rFonts w:ascii="Courier New" w:hAnsi="Courier New"/>
+          <w:color w:val="F05922"/>
+          <w:sz w:val="21"/>
+        </w:rPr>
+        <w:t>test_chain_prepends_dispatcher_node</w:t>
+      </w:r>
+      <w:r>
+        <w:rPr>
+          <w:sz w:val="21"/>
+        </w:rPr>
+        <w:t xml:space="preserve"> — session có 3 subagent call — response roster có 4 entry, entry[0].is_dispatcher=True, entry[0].role="__dispatcher__".</w:t>
+      </w:r>
+    </w:p>
+    <w:p>
+      <w:pPr>
+        <w:pStyle w:val="ListBullet"/>
+        <w:spacing w:after="20"/>
+        <w:ind w:left="283"/>
+      </w:pPr>
+      <w:r>
+        <w:rPr>
+          <w:sz w:val="21"/>
+        </w:rPr>
+        <w:t>Session state = Running — dispatcher.status = "active"; state = Ended — dispatcher.status = "done".</w:t>
+      </w:r>
+    </w:p>
+    <w:p>
+      <w:pPr>
+        <w:pStyle w:val="ListBullet"/>
+        <w:spacing w:after="20"/>
+        <w:ind w:left="283"/>
+      </w:pPr>
+      <w:r>
+        <w:rPr>
+          <w:sz w:val="21"/>
+        </w:rPr>
+        <w:t xml:space="preserve">Frontend snapshot test: render với </w:t>
+      </w:r>
+      <w:r>
+        <w:rPr>
+          <w:rFonts w:ascii="Courier New" w:hAnsi="Courier New"/>
+          <w:color w:val="F05922"/>
+          <w:sz w:val="21"/>
+        </w:rPr>
+        <w:t>is_dispatcher: true</w:t>
+      </w:r>
+      <w:r>
+        <w:rPr>
+          <w:sz w:val="21"/>
+        </w:rPr>
+        <w:t xml:space="preserve"> — snapshot khác với subagent bình thường.</w:t>
+      </w:r>
+    </w:p>
+    <w:p>
+      <w:pPr>
+        <w:pStyle w:val="Heading2"/>
+        <w:spacing w:before="200" w:after="80"/>
+      </w:pPr>
+      <w:r>
+        <w:rPr>
+          <w:color w:val="F05922"/>
+          <w:sz w:val="28"/>
+        </w:rPr>
+        <w:t>33. Phần D — FR-005 Toggle Session/Aggregate</w:t>
+      </w:r>
+    </w:p>
+    <w:p>
+      <w:pPr>
+        <w:pStyle w:val="Heading3"/>
+        <w:spacing w:before="160" w:after="60"/>
+      </w:pPr>
+      <w:r>
+        <w:rPr>
+          <w:color w:val="4A3F8C"/>
+          <w:sz w:val="24"/>
+        </w:rPr>
+        <w:t>33.1 API contract mới</w:t>
+      </w:r>
+    </w:p>
+    <w:p>
+      <w:pPr>
+        <w:spacing w:before="80" w:after="80"/>
+        <w:ind w:left="283"/>
+        <w:shd w:val="clear" w:color="auto" w:fill="F4F4F8"/>
+      </w:pPr>
+      <w:r>
+        <w:rPr>
+          <w:rFonts w:ascii="Courier New" w:hAnsi="Courier New"/>
+          <w:color w:val="251C53"/>
+          <w:sz w:val="18"/>
+        </w:rPr>
+        <w:t>GET /api/pipeline/aggregate?project=&lt;optional&gt;&amp;window=&lt;optional-days&gt;</w:t>
+        <w:br/>
+        <w:t xml:space="preserve">  Query params:</w:t>
+        <w:br/>
+        <w:t xml:space="preserve">    project  (str, optional) — decoded project slug; nếu bỏ qua — tất cả project</w:t>
+        <w:br/>
+        <w:t xml:space="preserve">    window   (int, optional, default=0=all-time) — chỉ tính session có last_event_at trong N ngày gần</w:t>
+        <w:br/>
+        <w:t xml:space="preserve">  Response 200:</w:t>
+        <w:br/>
+        <w:t xml:space="preserve">  {</w:t>
+        <w:br/>
+        <w:t xml:space="preserve">    "mode": "aggregate",</w:t>
+        <w:br/>
+        <w:t xml:space="preserve">    "total_sessions": N,                   // số parent session được tính</w:t>
+        <w:br/>
+        <w:t xml:space="preserve">    "total_calls": N,                       // Σ Agent tool_use across parents</w:t>
+        <w:br/>
+        <w:t xml:space="preserve">    "roster": [</w:t>
+        <w:br/>
+        <w:t xml:space="preserve">      {</w:t>
+        <w:br/>
+        <w:t xml:space="preserve">        "role": "senior-developer",</w:t>
+        <w:br/>
+        <w:t xml:space="preserve">        "display_name": "Senior Developer",</w:t>
+        <w:br/>
+        <w:t xml:space="preserve">        "call_count": 47,                   // tổng số lần role được gọi</w:t>
+        <w:br/>
+        <w:t xml:space="preserve">        "session_count": 12,                // số parent session unique có role này</w:t>
+        <w:br/>
+        <w:t xml:space="preserve">        "latest_model": "claude-sonnet-4-6",</w:t>
+        <w:br/>
+        <w:t xml:space="preserve">        "first_called_at": "2026-08-05T...",</w:t>
+        <w:br/>
+        <w:t xml:space="preserve">        "last_called_at": "2026-08-06T...",</w:t>
+        <w:br/>
+        <w:t xml:space="preserve">        "total_tokens": {input, output, cache_creation, cache_read},</w:t>
+        <w:br/>
+        <w:t xml:space="preserve">        "status": "done",                   // aggregate không track active per role</w:t>
+        <w:br/>
+        <w:t xml:space="preserve">        "active_now": 2                     // OPTIONAL: số session đang chạy role này</w:t>
+        <w:br/>
+        <w:t xml:space="preserve">      }</w:t>
+        <w:br/>
+        <w:t xml:space="preserve">    ]</w:t>
+        <w:br/>
+        <w:t xml:space="preserve">  }</w:t>
+      </w:r>
+    </w:p>
+    <w:p>
+      <w:pPr>
+        <w:spacing w:after="80"/>
+      </w:pPr>
+      <w:r>
+        <w:rPr>
+          <w:sz w:val="21"/>
+        </w:rPr>
+        <w:t>Không cần WS delta riêng — frontend gọi lại endpoint mỗi 30s khi ở mode aggregate.</w:t>
+      </w:r>
+    </w:p>
+    <w:p>
+      <w:pPr>
+        <w:pStyle w:val="Heading3"/>
+        <w:spacing w:before="160" w:after="60"/>
+      </w:pPr>
+      <w:r>
+        <w:rPr>
+          <w:color w:val="4A3F8C"/>
+          <w:sz w:val="24"/>
+        </w:rPr>
+        <w:t>33.2 Implement backend (`db.py` — mới)</w:t>
+      </w:r>
+    </w:p>
+    <w:p>
+      <w:pPr>
+        <w:spacing w:before="80" w:after="80"/>
+        <w:ind w:left="283"/>
+        <w:shd w:val="clear" w:color="auto" w:fill="F4F4F8"/>
+      </w:pPr>
+      <w:r>
+        <w:rPr>
+          <w:rFonts w:ascii="Courier New" w:hAnsi="Courier New"/>
+          <w:color w:val="251C53"/>
+          <w:sz w:val="18"/>
+        </w:rPr>
+        <w:t>async def get_pipeline_aggregate(</w:t>
+        <w:br/>
+        <w:t xml:space="preserve">    conn, project: Optional[str] = None, window_days: int = 0,</w:t>
+        <w:br/>
+        <w:t>) -&gt; dict:</w:t>
+        <w:br/>
+        <w:t xml:space="preserve">    # 1. Lấy tất cả parent session (is_subagent=0) trong scope</w:t>
+        <w:br/>
+        <w:t xml:space="preserve">    filters = ["is_subagent = 0"]</w:t>
+        <w:br/>
+        <w:t xml:space="preserve">    params: list = []</w:t>
+        <w:br/>
+        <w:t xml:space="preserve">    if project:</w:t>
+        <w:br/>
+        <w:t xml:space="preserve">        filters.append("project = ?"); params.append(project)</w:t>
+        <w:br/>
+        <w:t xml:space="preserve">    if window_days &gt; 0:</w:t>
+        <w:br/>
+        <w:t xml:space="preserve">        filters.append("last_event_at &gt;= datetime('now', ?)")</w:t>
+        <w:br/>
+        <w:t xml:space="preserve">        params.append(f"-{window_days} days")</w:t>
+        <w:br/>
+        <w:t xml:space="preserve">    parents_sql = f"SELECT session_id FROM sessions WHERE {' AND '.join(filters)}"</w:t>
+        <w:br/>
+        <w:t xml:space="preserve">    async with conn.execute(parents_sql, params) as cur:</w:t>
+        <w:br/>
+        <w:t xml:space="preserve">        parent_ids = [r["session_id"] for r in await cur.fetchall()]</w:t>
+        <w:br/>
+        <w:br/>
+        <w:t xml:space="preserve">    if not parent_ids:</w:t>
+        <w:br/>
+        <w:t xml:space="preserve">        return {"mode": "aggregate", "total_sessions": 0, "total_calls": 0, "roster": []}</w:t>
+        <w:br/>
+        <w:t xml:space="preserve">    placeholders = ",".join("?" * len(parent_ids))</w:t>
+        <w:br/>
+        <w:t xml:space="preserve">    # 2. Aggregate: group child sessions by attribution_agent</w:t>
+        <w:br/>
+        <w:t xml:space="preserve">    async with conn.execute(</w:t>
+        <w:br/>
+        <w:t xml:space="preserve">        f"""SELECT attribution_agent AS role,</w:t>
+        <w:br/>
+        <w:t xml:space="preserve">                   COUNT(*)                   AS call_count,</w:t>
+        <w:br/>
+        <w:t xml:space="preserve">                   COUNT(DISTINCT parent_session_id) AS session_count,</w:t>
+        <w:br/>
+        <w:t xml:space="preserve">                   SUM(token_input)           AS ti,</w:t>
+        <w:br/>
+        <w:t xml:space="preserve">                   SUM(token_output)          AS to_,</w:t>
+        <w:br/>
+        <w:t xml:space="preserve">                   SUM(token_cache_creation)  AS tcc,</w:t>
+        <w:br/>
+        <w:t xml:space="preserve">                   SUM(token_cache_read)      AS tcr,</w:t>
+        <w:br/>
+        <w:t xml:space="preserve">                   MIN(started_at)            AS first_at,</w:t>
+        <w:br/>
+        <w:t xml:space="preserve">                   MAX(last_event_at)         AS last_at,</w:t>
+        <w:br/>
+        <w:t xml:space="preserve">                   SUM(CASE state WHEN 'Running' THEN 1 ELSE 0 END) AS active_now,</w:t>
+        <w:br/>
+        <w:t xml:space="preserve">                   (SELECT agent_type FROM sessions s2</w:t>
+        <w:br/>
+        <w:t xml:space="preserve">                      WHERE s2.attribution_agent = sessions.attribution_agent</w:t>
+        <w:br/>
+        <w:t xml:space="preserve">                        AND s2.parent_session_id IN ({placeholders})</w:t>
+        <w:br/>
+        <w:t xml:space="preserve">                      ORDER BY last_event_at DESC LIMIT 1) AS latest_model</w:t>
+        <w:br/>
+        <w:t xml:space="preserve">             FROM sessions</w:t>
+        <w:br/>
+        <w:t xml:space="preserve">            WHERE parent_session_id IN ({placeholders})</w:t>
+        <w:br/>
+        <w:t xml:space="preserve">              AND attribution_agent IS NOT NULL</w:t>
+        <w:br/>
+        <w:t xml:space="preserve">            GROUP BY attribution_agent</w:t>
+        <w:br/>
+        <w:t xml:space="preserve">            ORDER BY last_at DESC""",</w:t>
+        <w:br/>
+        <w:t xml:space="preserve">        parent_ids + parent_ids,      # 2 lần cho placeholders</w:t>
+        <w:br/>
+        <w:t xml:space="preserve">    ) as cur:</w:t>
+        <w:br/>
+        <w:t xml:space="preserve">        rows = await cur.fetchall()</w:t>
+        <w:br/>
+        <w:br/>
+        <w:t xml:space="preserve">    roster = [{</w:t>
+        <w:br/>
+        <w:t xml:space="preserve">        "role":             r["role"],</w:t>
+        <w:br/>
+        <w:t xml:space="preserve">        "display_name":     get_subagent_display_name(r["role"]),</w:t>
+        <w:br/>
+        <w:t xml:space="preserve">        "call_count":       r["call_count"],</w:t>
+        <w:br/>
+        <w:t xml:space="preserve">        "session_count":    r["session_count"],</w:t>
+        <w:br/>
+        <w:t xml:space="preserve">        "latest_model":     r["latest_model"],</w:t>
+        <w:br/>
+        <w:t xml:space="preserve">        "first_called_at":  r["first_at"],</w:t>
+        <w:br/>
+        <w:t xml:space="preserve">        "last_called_at":   r["last_at"],</w:t>
+        <w:br/>
+        <w:t xml:space="preserve">        "total_tokens": {</w:t>
+        <w:br/>
+        <w:t xml:space="preserve">            "input":          r["ti"] or 0,</w:t>
+        <w:br/>
+        <w:t xml:space="preserve">            "output":         r["to_"] or 0,</w:t>
+        <w:br/>
+        <w:t xml:space="preserve">            "cache_creation": r["tcc"] or 0,</w:t>
+        <w:br/>
+        <w:t xml:space="preserve">            "cache_read":     r["tcr"] or 0,</w:t>
+        <w:br/>
+        <w:t xml:space="preserve">        },</w:t>
+        <w:br/>
+        <w:t xml:space="preserve">        "status":     "done",</w:t>
+        <w:br/>
+        <w:t xml:space="preserve">        "active_now": r["active_now"] or 0,</w:t>
+        <w:br/>
+        <w:t xml:space="preserve">    } for r in rows]</w:t>
+        <w:br/>
+        <w:br/>
+        <w:t xml:space="preserve">    return {</w:t>
+        <w:br/>
+        <w:t xml:space="preserve">        "mode":           "aggregate",</w:t>
+        <w:br/>
+        <w:t xml:space="preserve">        "total_sessions": len(parent_ids),</w:t>
+        <w:br/>
+        <w:t xml:space="preserve">        "total_calls":    sum(e["call_count"] for e in roster),</w:t>
+        <w:br/>
+        <w:t xml:space="preserve">        "roster":         roster,</w:t>
+        <w:br/>
+        <w:t xml:space="preserve">    }</w:t>
+      </w:r>
+    </w:p>
+    <w:p>
+      <w:pPr>
+        <w:pStyle w:val="Heading3"/>
+        <w:spacing w:before="160" w:after="60"/>
+      </w:pPr>
+      <w:r>
+        <w:rPr>
+          <w:color w:val="4A3F8C"/>
+          <w:sz w:val="24"/>
+        </w:rPr>
+        <w:t>33.3 Frontend toggle</w:t>
+      </w:r>
+    </w:p>
+    <w:p>
+      <w:pPr>
+        <w:pStyle w:val="ListBullet"/>
+        <w:spacing w:after="20"/>
+        <w:ind w:left="283"/>
+      </w:pPr>
+      <w:r>
+        <w:rPr>
+          <w:b/>
+          <w:sz w:val="21"/>
+        </w:rPr>
+        <w:t>Vị trí toggle:</w:t>
+      </w:r>
+      <w:r>
+        <w:rPr>
+          <w:sz w:val="21"/>
+        </w:rPr>
+        <w:t xml:space="preserve"> đầu </w:t>
+      </w:r>
+      <w:r>
+        <w:rPr>
+          <w:rFonts w:ascii="Courier New" w:hAnsi="Courier New"/>
+          <w:color w:val="F05922"/>
+          <w:sz w:val="21"/>
+        </w:rPr>
+        <w:t>AgentStatusPage</w:t>
+      </w:r>
+      <w:r>
+        <w:rPr>
+          <w:sz w:val="21"/>
+        </w:rPr>
+        <w:t>, ngay dưới header, 2 nút segment "Theo session" | "Tổng hợp" (cùng style với toggle "Theo Agent"/"Theo Dự án" đã có Sprint 2).</w:t>
+      </w:r>
+    </w:p>
+    <w:p>
+      <w:pPr>
+        <w:pStyle w:val="ListBullet"/>
+        <w:spacing w:after="20"/>
+        <w:ind w:left="283"/>
+      </w:pPr>
+      <w:r>
+        <w:rPr>
+          <w:b/>
+          <w:sz w:val="21"/>
+        </w:rPr>
+        <w:t>State:</w:t>
+      </w:r>
+      <w:r>
+        <w:rPr>
+          <w:sz w:val="21"/>
+        </w:rPr>
+        <w:t xml:space="preserve"> </w:t>
+      </w:r>
+      <w:r>
+        <w:rPr>
+          <w:rFonts w:ascii="Courier New" w:hAnsi="Courier New"/>
+          <w:color w:val="F05922"/>
+          <w:sz w:val="21"/>
+        </w:rPr>
+        <w:t>usePipelineMode()</w:t>
+      </w:r>
+      <w:r>
+        <w:rPr>
+          <w:sz w:val="21"/>
+        </w:rPr>
+        <w:t xml:space="preserve"> hook đọc/ghi </w:t>
+      </w:r>
+      <w:r>
+        <w:rPr>
+          <w:rFonts w:ascii="Courier New" w:hAnsi="Courier New"/>
+          <w:color w:val="F05922"/>
+          <w:sz w:val="21"/>
+        </w:rPr>
+        <w:t>localStorage['pipelineMode']</w:t>
+      </w:r>
+      <w:r>
+        <w:rPr>
+          <w:sz w:val="21"/>
+        </w:rPr>
+        <w:t xml:space="preserve"> — default </w:t>
+      </w:r>
+      <w:r>
+        <w:rPr>
+          <w:rFonts w:ascii="Courier New" w:hAnsi="Courier New"/>
+          <w:color w:val="F05922"/>
+          <w:sz w:val="21"/>
+        </w:rPr>
+        <w:t>'session'</w:t>
+      </w:r>
+      <w:r>
+        <w:rPr>
+          <w:sz w:val="21"/>
+        </w:rPr>
+        <w:t>.</w:t>
+      </w:r>
+    </w:p>
+    <w:p>
+      <w:pPr>
+        <w:pStyle w:val="ListBullet"/>
+        <w:spacing w:after="20"/>
+        <w:ind w:left="283"/>
+      </w:pPr>
+      <w:r>
+        <w:rPr>
+          <w:b/>
+          <w:sz w:val="21"/>
+        </w:rPr>
+        <w:t>Aggregate mode:</w:t>
+      </w:r>
+      <w:r>
+        <w:rPr>
+          <w:sz w:val="21"/>
+        </w:rPr>
+        <w:t xml:space="preserve"> thay </w:t>
+      </w:r>
+      <w:r>
+        <w:rPr>
+          <w:rFonts w:ascii="Courier New" w:hAnsi="Courier New"/>
+          <w:color w:val="F05922"/>
+          <w:sz w:val="21"/>
+        </w:rPr>
+        <w:t>AgentStatusPanel</w:t>
+      </w:r>
+      <w:r>
+        <w:rPr>
+          <w:sz w:val="21"/>
+        </w:rPr>
+        <w:t xml:space="preserve"> bằng </w:t>
+      </w:r>
+      <w:r>
+        <w:rPr>
+          <w:rFonts w:ascii="Courier New" w:hAnsi="Courier New"/>
+          <w:color w:val="F05922"/>
+          <w:sz w:val="21"/>
+        </w:rPr>
+        <w:t>AggregatePipelineView</w:t>
+      </w:r>
+      <w:r>
+        <w:rPr>
+          <w:sz w:val="21"/>
+        </w:rPr>
+        <w:t xml:space="preserve"> (component mới) — render 1 </w:t>
+      </w:r>
+      <w:r>
+        <w:rPr>
+          <w:rFonts w:ascii="Courier New" w:hAnsi="Courier New"/>
+          <w:color w:val="F05922"/>
+          <w:sz w:val="21"/>
+        </w:rPr>
+        <w:t>PipelineCard</w:t>
+      </w:r>
+      <w:r>
+        <w:rPr>
+          <w:sz w:val="21"/>
+        </w:rPr>
+        <w:t xml:space="preserve">-style grid với roster từ </w:t>
+      </w:r>
+      <w:r>
+        <w:rPr>
+          <w:rFonts w:ascii="Courier New" w:hAnsi="Courier New"/>
+          <w:color w:val="F05922"/>
+          <w:sz w:val="21"/>
+        </w:rPr>
+        <w:t>/api/pipeline/aggregate</w:t>
+      </w:r>
+      <w:r>
+        <w:rPr>
+          <w:sz w:val="21"/>
+        </w:rPr>
+        <w:t>.</w:t>
+      </w:r>
+    </w:p>
+    <w:p>
+      <w:pPr>
+        <w:pStyle w:val="ListBullet"/>
+        <w:spacing w:after="20"/>
+        <w:ind w:left="283"/>
+      </w:pPr>
+      <w:r>
+        <w:rPr>
+          <w:b/>
+          <w:sz w:val="21"/>
+        </w:rPr>
+        <w:t>Không lưu</w:t>
+      </w:r>
+      <w:r>
+        <w:rPr>
+          <w:sz w:val="21"/>
+        </w:rPr>
+        <w:t xml:space="preserve"> trên server (§29 assumption 5 — tool cá nhân).</w:t>
+      </w:r>
+    </w:p>
+    <w:p>
+      <w:pPr>
+        <w:spacing w:before="80" w:after="80"/>
+        <w:ind w:left="283"/>
+        <w:shd w:val="clear" w:color="auto" w:fill="F4F4F8"/>
+      </w:pPr>
+      <w:r>
+        <w:rPr>
+          <w:rFonts w:ascii="Courier New" w:hAnsi="Courier New"/>
+          <w:color w:val="251C53"/>
+          <w:sz w:val="18"/>
+        </w:rPr>
+        <w:t>// hooks/usePipelineMode.ts</w:t>
+        <w:br/>
+        <w:t>export function usePipelineMode() {</w:t>
+        <w:br/>
+        <w:t xml:space="preserve">  const [mode, setMode] = useState&lt;'session'|'aggregate'&gt;(</w:t>
+        <w:br/>
+        <w:t xml:space="preserve">    () =&gt; (localStorage.getItem('pipelineMode') as any) || 'session'</w:t>
+        <w:br/>
+        <w:t xml:space="preserve">  )</w:t>
+        <w:br/>
+        <w:t xml:space="preserve">  useEffect(() =&gt; { localStorage.setItem('pipelineMode', mode) }, [mode])</w:t>
+        <w:br/>
+        <w:t xml:space="preserve">  return [mode, setMode] as const</w:t>
+        <w:br/>
+        <w:t>}</w:t>
+      </w:r>
+    </w:p>
+    <w:p>
+      <w:pPr>
+        <w:pStyle w:val="Heading3"/>
+        <w:spacing w:before="160" w:after="60"/>
+      </w:pPr>
+      <w:r>
+        <w:rPr>
+          <w:color w:val="4A3F8C"/>
+          <w:sz w:val="24"/>
+        </w:rPr>
+        <w:t>33.4 Aggregate view — active_now indicator</w:t>
+      </w:r>
+    </w:p>
+    <w:p>
+      <w:pPr>
+        <w:spacing w:after="80"/>
+      </w:pPr>
+      <w:r>
+        <w:rPr>
+          <w:sz w:val="21"/>
+        </w:rPr>
+        <w:t xml:space="preserve">Nếu </w:t>
+      </w:r>
+      <w:r>
+        <w:rPr>
+          <w:rFonts w:ascii="Courier New" w:hAnsi="Courier New"/>
+          <w:color w:val="F05922"/>
+          <w:sz w:val="18"/>
+        </w:rPr>
+        <w:t>active_now &gt; 0</w:t>
+      </w:r>
+      <w:r>
+        <w:rPr>
+          <w:sz w:val="21"/>
+        </w:rPr>
+        <w:t xml:space="preserve"> cho entry — dùng style ACTIVE (viền cam pulse), nhưng ghi phụ "N đang chạy" thay cho description. Nếu </w:t>
+      </w:r>
+      <w:r>
+        <w:rPr>
+          <w:rFonts w:ascii="Courier New" w:hAnsi="Courier New"/>
+          <w:color w:val="F05922"/>
+          <w:sz w:val="18"/>
+        </w:rPr>
+        <w:t>active_now === 0</w:t>
+      </w:r>
+      <w:r>
+        <w:rPr>
+          <w:sz w:val="21"/>
+        </w:rPr>
+        <w:t xml:space="preserve"> — style DONE thường.</w:t>
+      </w:r>
+    </w:p>
+    <w:p>
+      <w:pPr>
+        <w:pStyle w:val="Heading3"/>
+        <w:spacing w:before="160" w:after="60"/>
+      </w:pPr>
+      <w:r>
+        <w:rPr>
+          <w:color w:val="4A3F8C"/>
+          <w:sz w:val="24"/>
+        </w:rPr>
+        <w:t>33.5 Test</w:t>
+      </w:r>
+    </w:p>
+    <w:p>
+      <w:pPr>
+        <w:pStyle w:val="ListBullet"/>
+        <w:spacing w:after="20"/>
+        <w:ind w:left="283"/>
+      </w:pPr>
+      <w:r>
+        <w:rPr>
+          <w:sz w:val="21"/>
+        </w:rPr>
+        <w:t xml:space="preserve">Backend: </w:t>
+      </w:r>
+      <w:r>
+        <w:rPr>
+          <w:rFonts w:ascii="Courier New" w:hAnsi="Courier New"/>
+          <w:color w:val="F05922"/>
+          <w:sz w:val="21"/>
+        </w:rPr>
+        <w:t>test_pipeline_aggregate_empty</w:t>
+      </w:r>
+      <w:r>
+        <w:rPr>
+          <w:sz w:val="21"/>
+        </w:rPr>
+        <w:t xml:space="preserve"> (no parents — total=0), </w:t>
+      </w:r>
+      <w:r>
+        <w:rPr>
+          <w:rFonts w:ascii="Courier New" w:hAnsi="Courier New"/>
+          <w:color w:val="F05922"/>
+          <w:sz w:val="21"/>
+        </w:rPr>
+        <w:t>test_pipeline_aggregate_groups_by_role</w:t>
+      </w:r>
+      <w:r>
+        <w:rPr>
+          <w:sz w:val="21"/>
+        </w:rPr>
+        <w:t xml:space="preserve"> (2 parent, 3 role, verify counts + tokens sum), </w:t>
+      </w:r>
+      <w:r>
+        <w:rPr>
+          <w:rFonts w:ascii="Courier New" w:hAnsi="Courier New"/>
+          <w:color w:val="F05922"/>
+          <w:sz w:val="21"/>
+        </w:rPr>
+        <w:t>test_pipeline_aggregate_project_filter</w:t>
+      </w:r>
+      <w:r>
+        <w:rPr>
+          <w:sz w:val="21"/>
+        </w:rPr>
+        <w:t>.</w:t>
+      </w:r>
+    </w:p>
+    <w:p>
+      <w:pPr>
+        <w:pStyle w:val="ListBullet"/>
+        <w:spacing w:after="20"/>
+        <w:ind w:left="283"/>
+      </w:pPr>
+      <w:r>
+        <w:rPr>
+          <w:sz w:val="21"/>
+        </w:rPr>
+        <w:t xml:space="preserve">Frontend: unit </w:t>
+      </w:r>
+      <w:r>
+        <w:rPr>
+          <w:rFonts w:ascii="Courier New" w:hAnsi="Courier New"/>
+          <w:color w:val="F05922"/>
+          <w:sz w:val="21"/>
+        </w:rPr>
+        <w:t>usePipelineMode</w:t>
+      </w:r>
+      <w:r>
+        <w:rPr>
+          <w:sz w:val="21"/>
+        </w:rPr>
+        <w:t xml:space="preserve"> persist localStorage; snapshot </w:t>
+      </w:r>
+      <w:r>
+        <w:rPr>
+          <w:rFonts w:ascii="Courier New" w:hAnsi="Courier New"/>
+          <w:color w:val="F05922"/>
+          <w:sz w:val="21"/>
+        </w:rPr>
+        <w:t>AggregatePipelineView</w:t>
+      </w:r>
+      <w:r>
+        <w:rPr>
+          <w:sz w:val="21"/>
+        </w:rPr>
+        <w:t>.</w:t>
+      </w:r>
+    </w:p>
+    <w:p>
+      <w:pPr>
+        <w:pStyle w:val="Heading2"/>
+        <w:spacing w:before="200" w:after="80"/>
+      </w:pPr>
+      <w:r>
+        <w:rPr>
+          <w:color w:val="F05922"/>
+          <w:sz w:val="28"/>
+        </w:rPr>
+        <w:t>34. Task breakdown Sprint 5</w:t>
+      </w:r>
+    </w:p>
+    <w:p>
+      <w:pPr>
+        <w:pStyle w:val="Heading3"/>
+        <w:spacing w:before="160" w:after="60"/>
+      </w:pPr>
+      <w:r>
+        <w:rPr>
+          <w:color w:val="4A3F8C"/>
+          <w:sz w:val="24"/>
+        </w:rPr>
+        <w:t>Bước 8.3 — Senior Developer (Backend)</w:t>
+      </w:r>
+    </w:p>
+    <w:tbl>
+      <w:tblPr>
+        <w:tblStyle w:val="TableGrid"/>
+        <w:tblW w:type="auto" w:w="0"/>
+        <w:tblLook w:firstColumn="1" w:firstRow="1" w:lastColumn="0" w:lastRow="0" w:noHBand="0" w:noVBand="1" w:val="04A0"/>
+      </w:tblPr>
+      <w:tblGrid>
+        <w:gridCol w:w="3230"/>
+        <w:gridCol w:w="3230"/>
+        <w:gridCol w:w="3230"/>
+      </w:tblGrid>
+      <w:tr>
+        <w:tc>
+          <w:tcPr>
+            <w:tcW w:type="dxa" w:w="3230"/>
+            <w:shd w:val="clear" w:color="auto" w:fill="251C53"/>
+            <w:tcBorders>
+              <w:top w:val="single" w:sz="4" w:space="0" w:color="251C53"/>
+              <w:left w:val="single" w:sz="4" w:space="0" w:color="251C53"/>
+              <w:bottom w:val="single" w:sz="4" w:space="0" w:color="251C53"/>
+              <w:right w:val="single" w:sz="4" w:space="0" w:color="251C53"/>
+            </w:tcBorders>
+          </w:tcPr>
+          <w:p>
+            <w:r>
+              <w:rPr>
+                <w:b/>
+                <w:color w:val="FFFFFF"/>
+                <w:sz w:val="20"/>
+              </w:rPr>
+              <w:t>ID</w:t>
+            </w:r>
+          </w:p>
+        </w:tc>
+        <w:tc>
+          <w:tcPr>
+            <w:tcW w:type="dxa" w:w="3230"/>
+            <w:shd w:val="clear" w:color="auto" w:fill="251C53"/>
+            <w:tcBorders>
+              <w:top w:val="single" w:sz="4" w:space="0" w:color="251C53"/>
+              <w:left w:val="single" w:sz="4" w:space="0" w:color="251C53"/>
+              <w:bottom w:val="single" w:sz="4" w:space="0" w:color="251C53"/>
+              <w:right w:val="single" w:sz="4" w:space="0" w:color="251C53"/>
+            </w:tcBorders>
+          </w:tcPr>
+          <w:p>
+            <w:r>
+              <w:rPr>
+                <w:b/>
+                <w:color w:val="FFFFFF"/>
+                <w:sz w:val="20"/>
+              </w:rPr>
+              <w:t>Task</w:t>
+            </w:r>
+          </w:p>
+        </w:tc>
+        <w:tc>
+          <w:tcPr>
+            <w:tcW w:type="dxa" w:w="3230"/>
+            <w:shd w:val="clear" w:color="auto" w:fill="251C53"/>
+            <w:tcBorders>
+              <w:top w:val="single" w:sz="4" w:space="0" w:color="251C53"/>
+              <w:left w:val="single" w:sz="4" w:space="0" w:color="251C53"/>
+              <w:bottom w:val="single" w:sz="4" w:space="0" w:color="251C53"/>
+              <w:right w:val="single" w:sz="4" w:space="0" w:color="251C53"/>
+            </w:tcBorders>
+          </w:tcPr>
+          <w:p>
+            <w:r>
+              <w:rPr>
+                <w:b/>
+                <w:color w:val="FFFFFF"/>
+                <w:sz w:val="20"/>
+              </w:rPr>
+              <w:t>Estimate</w:t>
+            </w:r>
+          </w:p>
+        </w:tc>
+      </w:tr>
+      <w:tr>
+        <w:tc>
+          <w:tcPr>
+            <w:tcW w:type="dxa" w:w="3230"/>
+            <w:tcBorders>
+              <w:top w:val="single" w:sz="4" w:space="0" w:color="CBCBCB"/>
+              <w:left w:val="single" w:sz="4" w:space="0" w:color="CBCBCB"/>
+              <w:bottom w:val="single" w:sz="4" w:space="0" w:color="CBCBCB"/>
+              <w:right w:val="single" w:sz="4" w:space="0" w:color="CBCBCB"/>
+            </w:tcBorders>
+          </w:tcPr>
+          <w:p>
+            <w:r>
+              <w:rPr>
+                <w:sz w:val="20"/>
+              </w:rPr>
+              <w:t>---</w:t>
+            </w:r>
+          </w:p>
+        </w:tc>
+        <w:tc>
+          <w:tcPr>
+            <w:tcW w:type="dxa" w:w="3230"/>
+            <w:tcBorders>
+              <w:top w:val="single" w:sz="4" w:space="0" w:color="CBCBCB"/>
+              <w:left w:val="single" w:sz="4" w:space="0" w:color="CBCBCB"/>
+              <w:bottom w:val="single" w:sz="4" w:space="0" w:color="CBCBCB"/>
+              <w:right w:val="single" w:sz="4" w:space="0" w:color="CBCBCB"/>
+            </w:tcBorders>
+          </w:tcPr>
+          <w:p>
+            <w:r>
+              <w:rPr>
+                <w:sz w:val="20"/>
+              </w:rPr>
+              <w:t>---</w:t>
+            </w:r>
+          </w:p>
+        </w:tc>
+        <w:tc>
+          <w:tcPr>
+            <w:tcW w:type="dxa" w:w="3230"/>
+            <w:tcBorders>
+              <w:top w:val="single" w:sz="4" w:space="0" w:color="CBCBCB"/>
+              <w:left w:val="single" w:sz="4" w:space="0" w:color="CBCBCB"/>
+              <w:bottom w:val="single" w:sz="4" w:space="0" w:color="CBCBCB"/>
+              <w:right w:val="single" w:sz="4" w:space="0" w:color="CBCBCB"/>
+            </w:tcBorders>
+          </w:tcPr>
+          <w:p>
+            <w:r>
+              <w:rPr>
+                <w:sz w:val="20"/>
+              </w:rPr>
+              <w:t>---</w:t>
+            </w:r>
+          </w:p>
+        </w:tc>
+      </w:tr>
+      <w:tr>
+        <w:tc>
+          <w:tcPr>
+            <w:tcW w:type="dxa" w:w="3230"/>
+            <w:shd w:val="clear" w:color="auto" w:fill="B8B3D6"/>
+            <w:tcBorders>
+              <w:top w:val="single" w:sz="4" w:space="0" w:color="CBCBCB"/>
+              <w:left w:val="single" w:sz="4" w:space="0" w:color="CBCBCB"/>
+              <w:bottom w:val="single" w:sz="4" w:space="0" w:color="CBCBCB"/>
+              <w:right w:val="single" w:sz="4" w:space="0" w:color="CBCBCB"/>
+            </w:tcBorders>
+          </w:tcPr>
+          <w:p>
+            <w:r>
+              <w:rPr>
+                <w:sz w:val="20"/>
+              </w:rPr>
+              <w:t>S5-T01</w:t>
+            </w:r>
+          </w:p>
+        </w:tc>
+        <w:tc>
+          <w:tcPr>
+            <w:tcW w:type="dxa" w:w="3230"/>
+            <w:shd w:val="clear" w:color="auto" w:fill="B8B3D6"/>
+            <w:tcBorders>
+              <w:top w:val="single" w:sz="4" w:space="0" w:color="CBCBCB"/>
+              <w:left w:val="single" w:sz="4" w:space="0" w:color="CBCBCB"/>
+              <w:bottom w:val="single" w:sz="4" w:space="0" w:color="CBCBCB"/>
+              <w:right w:val="single" w:sz="4" w:space="0" w:color="CBCBCB"/>
+            </w:tcBorders>
+          </w:tcPr>
+          <w:p>
+            <w:r>
+              <w:rPr>
+                <w:rFonts w:ascii="Courier New" w:hAnsi="Courier New"/>
+                <w:color w:val="F05922"/>
+                <w:sz w:val="20"/>
+              </w:rPr>
+              <w:t>usage_service.py</w:t>
+            </w:r>
+            <w:r>
+              <w:rPr>
+                <w:sz w:val="20"/>
+              </w:rPr>
+              <w:t xml:space="preserve"> mới (§30.2) + tests</w:t>
+            </w:r>
+          </w:p>
+        </w:tc>
+        <w:tc>
+          <w:tcPr>
+            <w:tcW w:type="dxa" w:w="3230"/>
+            <w:shd w:val="clear" w:color="auto" w:fill="B8B3D6"/>
+            <w:tcBorders>
+              <w:top w:val="single" w:sz="4" w:space="0" w:color="CBCBCB"/>
+              <w:left w:val="single" w:sz="4" w:space="0" w:color="CBCBCB"/>
+              <w:bottom w:val="single" w:sz="4" w:space="0" w:color="CBCBCB"/>
+              <w:right w:val="single" w:sz="4" w:space="0" w:color="CBCBCB"/>
+            </w:tcBorders>
+          </w:tcPr>
+          <w:p>
+            <w:r>
+              <w:rPr>
+                <w:sz w:val="20"/>
+              </w:rPr>
+              <w:t>0.75d</w:t>
+            </w:r>
+          </w:p>
+        </w:tc>
+      </w:tr>
+      <w:tr>
+        <w:tc>
+          <w:tcPr>
+            <w:tcW w:type="dxa" w:w="3230"/>
+            <w:tcBorders>
+              <w:top w:val="single" w:sz="4" w:space="0" w:color="CBCBCB"/>
+              <w:left w:val="single" w:sz="4" w:space="0" w:color="CBCBCB"/>
+              <w:bottom w:val="single" w:sz="4" w:space="0" w:color="CBCBCB"/>
+              <w:right w:val="single" w:sz="4" w:space="0" w:color="CBCBCB"/>
+            </w:tcBorders>
+          </w:tcPr>
+          <w:p>
+            <w:r>
+              <w:rPr>
+                <w:sz w:val="20"/>
+              </w:rPr>
+              <w:t>S5-T02</w:t>
+            </w:r>
+          </w:p>
+        </w:tc>
+        <w:tc>
+          <w:tcPr>
+            <w:tcW w:type="dxa" w:w="3230"/>
+            <w:tcBorders>
+              <w:top w:val="single" w:sz="4" w:space="0" w:color="CBCBCB"/>
+              <w:left w:val="single" w:sz="4" w:space="0" w:color="CBCBCB"/>
+              <w:bottom w:val="single" w:sz="4" w:space="0" w:color="CBCBCB"/>
+              <w:right w:val="single" w:sz="4" w:space="0" w:color="CBCBCB"/>
+            </w:tcBorders>
+          </w:tcPr>
+          <w:p>
+            <w:r>
+              <w:rPr>
+                <w:sz w:val="20"/>
+              </w:rPr>
+              <w:t xml:space="preserve">Route </w:t>
+            </w:r>
+            <w:r>
+              <w:rPr>
+                <w:rFonts w:ascii="Courier New" w:hAnsi="Courier New"/>
+                <w:color w:val="F05922"/>
+                <w:sz w:val="20"/>
+              </w:rPr>
+              <w:t>/api/accounts/{id}/usage</w:t>
+            </w:r>
+            <w:r>
+              <w:rPr>
+                <w:sz w:val="20"/>
+              </w:rPr>
+              <w:t xml:space="preserve"> + </w:t>
+            </w:r>
+            <w:r>
+              <w:rPr>
+                <w:rFonts w:ascii="Courier New" w:hAnsi="Courier New"/>
+                <w:color w:val="F05922"/>
+                <w:sz w:val="20"/>
+              </w:rPr>
+              <w:t>/api/accounts/usage/active</w:t>
+            </w:r>
+            <w:r>
+              <w:rPr>
+                <w:sz w:val="20"/>
+              </w:rPr>
+              <w:t xml:space="preserve"> + wire refresh nếu token gần hết hạn</w:t>
+            </w:r>
+          </w:p>
+        </w:tc>
+        <w:tc>
+          <w:tcPr>
+            <w:tcW w:type="dxa" w:w="3230"/>
+            <w:tcBorders>
+              <w:top w:val="single" w:sz="4" w:space="0" w:color="CBCBCB"/>
+              <w:left w:val="single" w:sz="4" w:space="0" w:color="CBCBCB"/>
+              <w:bottom w:val="single" w:sz="4" w:space="0" w:color="CBCBCB"/>
+              <w:right w:val="single" w:sz="4" w:space="0" w:color="CBCBCB"/>
+            </w:tcBorders>
+          </w:tcPr>
+          <w:p>
+            <w:r>
+              <w:rPr>
+                <w:sz w:val="20"/>
+              </w:rPr>
+              <w:t>0.5d</w:t>
+            </w:r>
+          </w:p>
+        </w:tc>
+      </w:tr>
+      <w:tr>
+        <w:tc>
+          <w:tcPr>
+            <w:tcW w:type="dxa" w:w="3230"/>
+            <w:shd w:val="clear" w:color="auto" w:fill="B8B3D6"/>
+            <w:tcBorders>
+              <w:top w:val="single" w:sz="4" w:space="0" w:color="CBCBCB"/>
+              <w:left w:val="single" w:sz="4" w:space="0" w:color="CBCBCB"/>
+              <w:bottom w:val="single" w:sz="4" w:space="0" w:color="CBCBCB"/>
+              <w:right w:val="single" w:sz="4" w:space="0" w:color="CBCBCB"/>
+            </w:tcBorders>
+          </w:tcPr>
+          <w:p>
+            <w:r>
+              <w:rPr>
+                <w:sz w:val="20"/>
+              </w:rPr>
+              <w:t>S5-T03</w:t>
+            </w:r>
+          </w:p>
+        </w:tc>
+        <w:tc>
+          <w:tcPr>
+            <w:tcW w:type="dxa" w:w="3230"/>
+            <w:shd w:val="clear" w:color="auto" w:fill="B8B3D6"/>
+            <w:tcBorders>
+              <w:top w:val="single" w:sz="4" w:space="0" w:color="CBCBCB"/>
+              <w:left w:val="single" w:sz="4" w:space="0" w:color="CBCBCB"/>
+              <w:bottom w:val="single" w:sz="4" w:space="0" w:color="CBCBCB"/>
+              <w:right w:val="single" w:sz="4" w:space="0" w:color="CBCBCB"/>
+            </w:tcBorders>
+          </w:tcPr>
+          <w:p>
+            <w:r>
+              <w:rPr>
+                <w:sz w:val="20"/>
+              </w:rPr>
+              <w:t xml:space="preserve">BUG-004 fix backend — thêm </w:t>
+            </w:r>
+            <w:r>
+              <w:rPr>
+                <w:rFonts w:ascii="Courier New" w:hAnsi="Courier New"/>
+                <w:color w:val="F05922"/>
+                <w:sz w:val="20"/>
+              </w:rPr>
+              <w:t>chain_updated</w:t>
+            </w:r>
+            <w:r>
+              <w:rPr>
+                <w:sz w:val="20"/>
+              </w:rPr>
+              <w:t xml:space="preserve"> WS delta khi child event xuất hiện (§31.2 Fix 1) + test</w:t>
+            </w:r>
+          </w:p>
+        </w:tc>
+        <w:tc>
+          <w:tcPr>
+            <w:tcW w:type="dxa" w:w="3230"/>
+            <w:shd w:val="clear" w:color="auto" w:fill="B8B3D6"/>
+            <w:tcBorders>
+              <w:top w:val="single" w:sz="4" w:space="0" w:color="CBCBCB"/>
+              <w:left w:val="single" w:sz="4" w:space="0" w:color="CBCBCB"/>
+              <w:bottom w:val="single" w:sz="4" w:space="0" w:color="CBCBCB"/>
+              <w:right w:val="single" w:sz="4" w:space="0" w:color="CBCBCB"/>
+            </w:tcBorders>
+          </w:tcPr>
+          <w:p>
+            <w:r>
+              <w:rPr>
+                <w:sz w:val="20"/>
+              </w:rPr>
+              <w:t>0.25d</w:t>
+            </w:r>
+          </w:p>
+        </w:tc>
+      </w:tr>
+      <w:tr>
+        <w:tc>
+          <w:tcPr>
+            <w:tcW w:type="dxa" w:w="3230"/>
+            <w:tcBorders>
+              <w:top w:val="single" w:sz="4" w:space="0" w:color="CBCBCB"/>
+              <w:left w:val="single" w:sz="4" w:space="0" w:color="CBCBCB"/>
+              <w:bottom w:val="single" w:sz="4" w:space="0" w:color="CBCBCB"/>
+              <w:right w:val="single" w:sz="4" w:space="0" w:color="CBCBCB"/>
+            </w:tcBorders>
+          </w:tcPr>
+          <w:p>
+            <w:r>
+              <w:rPr>
+                <w:sz w:val="20"/>
+              </w:rPr>
+              <w:t>S5-T04</w:t>
+            </w:r>
+          </w:p>
+        </w:tc>
+        <w:tc>
+          <w:tcPr>
+            <w:tcW w:type="dxa" w:w="3230"/>
+            <w:tcBorders>
+              <w:top w:val="single" w:sz="4" w:space="0" w:color="CBCBCB"/>
+              <w:left w:val="single" w:sz="4" w:space="0" w:color="CBCBCB"/>
+              <w:bottom w:val="single" w:sz="4" w:space="0" w:color="CBCBCB"/>
+              <w:right w:val="single" w:sz="4" w:space="0" w:color="CBCBCB"/>
+            </w:tcBorders>
+          </w:tcPr>
+          <w:p>
+            <w:r>
+              <w:rPr>
+                <w:sz w:val="20"/>
+              </w:rPr>
+              <w:t xml:space="preserve">FR-004 — prepend Dispatcher entry trong </w:t>
+            </w:r>
+            <w:r>
+              <w:rPr>
+                <w:rFonts w:ascii="Courier New" w:hAnsi="Courier New"/>
+                <w:color w:val="F05922"/>
+                <w:sz w:val="20"/>
+              </w:rPr>
+              <w:t>get_session_chain</w:t>
+            </w:r>
+            <w:r>
+              <w:rPr>
+                <w:sz w:val="20"/>
+              </w:rPr>
+              <w:t xml:space="preserve"> (§32.2) + test</w:t>
+            </w:r>
+          </w:p>
+        </w:tc>
+        <w:tc>
+          <w:tcPr>
+            <w:tcW w:type="dxa" w:w="3230"/>
+            <w:tcBorders>
+              <w:top w:val="single" w:sz="4" w:space="0" w:color="CBCBCB"/>
+              <w:left w:val="single" w:sz="4" w:space="0" w:color="CBCBCB"/>
+              <w:bottom w:val="single" w:sz="4" w:space="0" w:color="CBCBCB"/>
+              <w:right w:val="single" w:sz="4" w:space="0" w:color="CBCBCB"/>
+            </w:tcBorders>
+          </w:tcPr>
+          <w:p>
+            <w:r>
+              <w:rPr>
+                <w:sz w:val="20"/>
+              </w:rPr>
+              <w:t>0.5d</w:t>
+            </w:r>
+          </w:p>
+        </w:tc>
+      </w:tr>
+      <w:tr>
+        <w:tc>
+          <w:tcPr>
+            <w:tcW w:type="dxa" w:w="3230"/>
+            <w:shd w:val="clear" w:color="auto" w:fill="B8B3D6"/>
+            <w:tcBorders>
+              <w:top w:val="single" w:sz="4" w:space="0" w:color="CBCBCB"/>
+              <w:left w:val="single" w:sz="4" w:space="0" w:color="CBCBCB"/>
+              <w:bottom w:val="single" w:sz="4" w:space="0" w:color="CBCBCB"/>
+              <w:right w:val="single" w:sz="4" w:space="0" w:color="CBCBCB"/>
+            </w:tcBorders>
+          </w:tcPr>
+          <w:p>
+            <w:r>
+              <w:rPr>
+                <w:sz w:val="20"/>
+              </w:rPr>
+              <w:t>S5-T05</w:t>
+            </w:r>
+          </w:p>
+        </w:tc>
+        <w:tc>
+          <w:tcPr>
+            <w:tcW w:type="dxa" w:w="3230"/>
+            <w:shd w:val="clear" w:color="auto" w:fill="B8B3D6"/>
+            <w:tcBorders>
+              <w:top w:val="single" w:sz="4" w:space="0" w:color="CBCBCB"/>
+              <w:left w:val="single" w:sz="4" w:space="0" w:color="CBCBCB"/>
+              <w:bottom w:val="single" w:sz="4" w:space="0" w:color="CBCBCB"/>
+              <w:right w:val="single" w:sz="4" w:space="0" w:color="CBCBCB"/>
+            </w:tcBorders>
+          </w:tcPr>
+          <w:p>
+            <w:r>
+              <w:rPr>
+                <w:sz w:val="20"/>
+              </w:rPr>
+              <w:t xml:space="preserve">FR-005 — </w:t>
+            </w:r>
+            <w:r>
+              <w:rPr>
+                <w:rFonts w:ascii="Courier New" w:hAnsi="Courier New"/>
+                <w:color w:val="F05922"/>
+                <w:sz w:val="20"/>
+              </w:rPr>
+              <w:t>get_pipeline_aggregate</w:t>
+            </w:r>
+            <w:r>
+              <w:rPr>
+                <w:sz w:val="20"/>
+              </w:rPr>
+              <w:t xml:space="preserve"> + route </w:t>
+            </w:r>
+            <w:r>
+              <w:rPr>
+                <w:rFonts w:ascii="Courier New" w:hAnsi="Courier New"/>
+                <w:color w:val="F05922"/>
+                <w:sz w:val="20"/>
+              </w:rPr>
+              <w:t>/api/pipeline/aggregate</w:t>
+            </w:r>
+            <w:r>
+              <w:rPr>
+                <w:sz w:val="20"/>
+              </w:rPr>
+              <w:t xml:space="preserve"> + test</w:t>
+            </w:r>
+          </w:p>
+        </w:tc>
+        <w:tc>
+          <w:tcPr>
+            <w:tcW w:type="dxa" w:w="3230"/>
+            <w:shd w:val="clear" w:color="auto" w:fill="B8B3D6"/>
+            <w:tcBorders>
+              <w:top w:val="single" w:sz="4" w:space="0" w:color="CBCBCB"/>
+              <w:left w:val="single" w:sz="4" w:space="0" w:color="CBCBCB"/>
+              <w:bottom w:val="single" w:sz="4" w:space="0" w:color="CBCBCB"/>
+              <w:right w:val="single" w:sz="4" w:space="0" w:color="CBCBCB"/>
+            </w:tcBorders>
+          </w:tcPr>
+          <w:p>
+            <w:r>
+              <w:rPr>
+                <w:sz w:val="20"/>
+              </w:rPr>
+              <w:t>0.75d</w:t>
+            </w:r>
+          </w:p>
+        </w:tc>
+      </w:tr>
+      <w:tr>
+        <w:tc>
+          <w:tcPr>
+            <w:tcW w:type="dxa" w:w="3230"/>
+            <w:tcBorders>
+              <w:top w:val="single" w:sz="4" w:space="0" w:color="CBCBCB"/>
+              <w:left w:val="single" w:sz="4" w:space="0" w:color="CBCBCB"/>
+              <w:bottom w:val="single" w:sz="4" w:space="0" w:color="CBCBCB"/>
+              <w:right w:val="single" w:sz="4" w:space="0" w:color="CBCBCB"/>
+            </w:tcBorders>
+          </w:tcPr>
+          <w:p>
+            <w:r>
+              <w:rPr>
+                <w:sz w:val="20"/>
+              </w:rPr>
+              <w:t>S5-T06</w:t>
+            </w:r>
+          </w:p>
+        </w:tc>
+        <w:tc>
+          <w:tcPr>
+            <w:tcW w:type="dxa" w:w="3230"/>
+            <w:tcBorders>
+              <w:top w:val="single" w:sz="4" w:space="0" w:color="CBCBCB"/>
+              <w:left w:val="single" w:sz="4" w:space="0" w:color="CBCBCB"/>
+              <w:bottom w:val="single" w:sz="4" w:space="0" w:color="CBCBCB"/>
+              <w:right w:val="single" w:sz="4" w:space="0" w:color="CBCBCB"/>
+            </w:tcBorders>
+          </w:tcPr>
+          <w:p>
+            <w:r>
+              <w:rPr>
+                <w:sz w:val="20"/>
+              </w:rPr>
+              <w:t xml:space="preserve">CODE-GRAPH cập nhật (usage_service module + </w:t>
+            </w:r>
+            <w:r>
+              <w:rPr>
+                <w:rFonts w:ascii="Courier New" w:hAnsi="Courier New"/>
+                <w:color w:val="F05922"/>
+                <w:sz w:val="20"/>
+              </w:rPr>
+              <w:t>/chain</w:t>
+            </w:r>
+            <w:r>
+              <w:rPr>
+                <w:sz w:val="20"/>
+              </w:rPr>
+              <w:t xml:space="preserve"> shape mới)</w:t>
+            </w:r>
+          </w:p>
+        </w:tc>
+        <w:tc>
+          <w:tcPr>
+            <w:tcW w:type="dxa" w:w="3230"/>
+            <w:tcBorders>
+              <w:top w:val="single" w:sz="4" w:space="0" w:color="CBCBCB"/>
+              <w:left w:val="single" w:sz="4" w:space="0" w:color="CBCBCB"/>
+              <w:bottom w:val="single" w:sz="4" w:space="0" w:color="CBCBCB"/>
+              <w:right w:val="single" w:sz="4" w:space="0" w:color="CBCBCB"/>
+            </w:tcBorders>
+          </w:tcPr>
+          <w:p>
+            <w:r>
+              <w:rPr>
+                <w:sz w:val="20"/>
+              </w:rPr>
+              <w:t>0.25d</w:t>
+            </w:r>
+          </w:p>
+        </w:tc>
+      </w:tr>
+    </w:tbl>
+    <w:p/>
+    <w:p>
+      <w:pPr>
+        <w:spacing w:after="80"/>
+      </w:pPr>
+      <w:r>
+        <w:rPr>
+          <w:b/>
+          <w:sz w:val="21"/>
+        </w:rPr>
+        <w:t>Tổng SD:</w:t>
+      </w:r>
+      <w:r>
+        <w:rPr>
+          <w:sz w:val="21"/>
+        </w:rPr>
+        <w:t xml:space="preserve"> ~3.0nd</w:t>
+      </w:r>
+    </w:p>
+    <w:p>
+      <w:pPr>
+        <w:pStyle w:val="Heading3"/>
+        <w:spacing w:before="160" w:after="60"/>
+      </w:pPr>
+      <w:r>
+        <w:rPr>
+          <w:color w:val="4A3F8C"/>
+          <w:sz w:val="24"/>
+        </w:rPr>
+        <w:t>Bước 8.4 — Junior Developer (Frontend)</w:t>
+      </w:r>
+    </w:p>
+    <w:tbl>
+      <w:tblPr>
+        <w:tblStyle w:val="TableGrid"/>
+        <w:tblW w:type="auto" w:w="0"/>
+        <w:tblLook w:firstColumn="1" w:firstRow="1" w:lastColumn="0" w:lastRow="0" w:noHBand="0" w:noVBand="1" w:val="04A0"/>
+      </w:tblPr>
+      <w:tblGrid>
+        <w:gridCol w:w="3230"/>
+        <w:gridCol w:w="3230"/>
+        <w:gridCol w:w="3230"/>
+      </w:tblGrid>
+      <w:tr>
+        <w:tc>
+          <w:tcPr>
+            <w:tcW w:type="dxa" w:w="3230"/>
+            <w:shd w:val="clear" w:color="auto" w:fill="251C53"/>
+            <w:tcBorders>
+              <w:top w:val="single" w:sz="4" w:space="0" w:color="251C53"/>
+              <w:left w:val="single" w:sz="4" w:space="0" w:color="251C53"/>
+              <w:bottom w:val="single" w:sz="4" w:space="0" w:color="251C53"/>
+              <w:right w:val="single" w:sz="4" w:space="0" w:color="251C53"/>
+            </w:tcBorders>
+          </w:tcPr>
+          <w:p>
+            <w:r>
+              <w:rPr>
+                <w:b/>
+                <w:color w:val="FFFFFF"/>
+                <w:sz w:val="20"/>
+              </w:rPr>
+              <w:t>ID</w:t>
+            </w:r>
+          </w:p>
+        </w:tc>
+        <w:tc>
+          <w:tcPr>
+            <w:tcW w:type="dxa" w:w="3230"/>
+            <w:shd w:val="clear" w:color="auto" w:fill="251C53"/>
+            <w:tcBorders>
+              <w:top w:val="single" w:sz="4" w:space="0" w:color="251C53"/>
+              <w:left w:val="single" w:sz="4" w:space="0" w:color="251C53"/>
+              <w:bottom w:val="single" w:sz="4" w:space="0" w:color="251C53"/>
+              <w:right w:val="single" w:sz="4" w:space="0" w:color="251C53"/>
+            </w:tcBorders>
+          </w:tcPr>
+          <w:p>
+            <w:r>
+              <w:rPr>
+                <w:b/>
+                <w:color w:val="FFFFFF"/>
+                <w:sz w:val="20"/>
+              </w:rPr>
+              <w:t>Task</w:t>
+            </w:r>
+          </w:p>
+        </w:tc>
+        <w:tc>
+          <w:tcPr>
+            <w:tcW w:type="dxa" w:w="3230"/>
+            <w:shd w:val="clear" w:color="auto" w:fill="251C53"/>
+            <w:tcBorders>
+              <w:top w:val="single" w:sz="4" w:space="0" w:color="251C53"/>
+              <w:left w:val="single" w:sz="4" w:space="0" w:color="251C53"/>
+              <w:bottom w:val="single" w:sz="4" w:space="0" w:color="251C53"/>
+              <w:right w:val="single" w:sz="4" w:space="0" w:color="251C53"/>
+            </w:tcBorders>
+          </w:tcPr>
+          <w:p>
+            <w:r>
+              <w:rPr>
+                <w:b/>
+                <w:color w:val="FFFFFF"/>
+                <w:sz w:val="20"/>
+              </w:rPr>
+              <w:t>Estimate</w:t>
+            </w:r>
+          </w:p>
+        </w:tc>
+      </w:tr>
+      <w:tr>
+        <w:tc>
+          <w:tcPr>
+            <w:tcW w:type="dxa" w:w="3230"/>
+            <w:tcBorders>
+              <w:top w:val="single" w:sz="4" w:space="0" w:color="CBCBCB"/>
+              <w:left w:val="single" w:sz="4" w:space="0" w:color="CBCBCB"/>
+              <w:bottom w:val="single" w:sz="4" w:space="0" w:color="CBCBCB"/>
+              <w:right w:val="single" w:sz="4" w:space="0" w:color="CBCBCB"/>
+            </w:tcBorders>
+          </w:tcPr>
+          <w:p>
+            <w:r>
+              <w:rPr>
+                <w:sz w:val="20"/>
+              </w:rPr>
+              <w:t>---</w:t>
+            </w:r>
+          </w:p>
+        </w:tc>
+        <w:tc>
+          <w:tcPr>
+            <w:tcW w:type="dxa" w:w="3230"/>
+            <w:tcBorders>
+              <w:top w:val="single" w:sz="4" w:space="0" w:color="CBCBCB"/>
+              <w:left w:val="single" w:sz="4" w:space="0" w:color="CBCBCB"/>
+              <w:bottom w:val="single" w:sz="4" w:space="0" w:color="CBCBCB"/>
+              <w:right w:val="single" w:sz="4" w:space="0" w:color="CBCBCB"/>
+            </w:tcBorders>
+          </w:tcPr>
+          <w:p>
+            <w:r>
+              <w:rPr>
+                <w:sz w:val="20"/>
+              </w:rPr>
+              <w:t>---</w:t>
+            </w:r>
+          </w:p>
+        </w:tc>
+        <w:tc>
+          <w:tcPr>
+            <w:tcW w:type="dxa" w:w="3230"/>
+            <w:tcBorders>
+              <w:top w:val="single" w:sz="4" w:space="0" w:color="CBCBCB"/>
+              <w:left w:val="single" w:sz="4" w:space="0" w:color="CBCBCB"/>
+              <w:bottom w:val="single" w:sz="4" w:space="0" w:color="CBCBCB"/>
+              <w:right w:val="single" w:sz="4" w:space="0" w:color="CBCBCB"/>
+            </w:tcBorders>
+          </w:tcPr>
+          <w:p>
+            <w:r>
+              <w:rPr>
+                <w:sz w:val="20"/>
+              </w:rPr>
+              <w:t>---</w:t>
+            </w:r>
+          </w:p>
+        </w:tc>
+      </w:tr>
+      <w:tr>
+        <w:tc>
+          <w:tcPr>
+            <w:tcW w:type="dxa" w:w="3230"/>
+            <w:shd w:val="clear" w:color="auto" w:fill="B8B3D6"/>
+            <w:tcBorders>
+              <w:top w:val="single" w:sz="4" w:space="0" w:color="CBCBCB"/>
+              <w:left w:val="single" w:sz="4" w:space="0" w:color="CBCBCB"/>
+              <w:bottom w:val="single" w:sz="4" w:space="0" w:color="CBCBCB"/>
+              <w:right w:val="single" w:sz="4" w:space="0" w:color="CBCBCB"/>
+            </w:tcBorders>
+          </w:tcPr>
+          <w:p>
+            <w:r>
+              <w:rPr>
+                <w:sz w:val="20"/>
+              </w:rPr>
+              <w:t>S5-T07</w:t>
+            </w:r>
+          </w:p>
+        </w:tc>
+        <w:tc>
+          <w:tcPr>
+            <w:tcW w:type="dxa" w:w="3230"/>
+            <w:shd w:val="clear" w:color="auto" w:fill="B8B3D6"/>
+            <w:tcBorders>
+              <w:top w:val="single" w:sz="4" w:space="0" w:color="CBCBCB"/>
+              <w:left w:val="single" w:sz="4" w:space="0" w:color="CBCBCB"/>
+              <w:bottom w:val="single" w:sz="4" w:space="0" w:color="CBCBCB"/>
+              <w:right w:val="single" w:sz="4" w:space="0" w:color="CBCBCB"/>
+            </w:tcBorders>
+          </w:tcPr>
+          <w:p>
+            <w:r>
+              <w:rPr>
+                <w:sz w:val="20"/>
+              </w:rPr>
+              <w:t xml:space="preserve">Component </w:t>
+            </w:r>
+            <w:r>
+              <w:rPr>
+                <w:rFonts w:ascii="Courier New" w:hAnsi="Courier New"/>
+                <w:color w:val="F05922"/>
+                <w:sz w:val="20"/>
+              </w:rPr>
+              <w:t>UsageBar</w:t>
+            </w:r>
+            <w:r>
+              <w:rPr>
+                <w:sz w:val="20"/>
+              </w:rPr>
+              <w:t xml:space="preserve"> (Session 5hr + Weekly 7day, có tooltip "resets in ...")</w:t>
+            </w:r>
+          </w:p>
+        </w:tc>
+        <w:tc>
+          <w:tcPr>
+            <w:tcW w:type="dxa" w:w="3230"/>
+            <w:shd w:val="clear" w:color="auto" w:fill="B8B3D6"/>
+            <w:tcBorders>
+              <w:top w:val="single" w:sz="4" w:space="0" w:color="CBCBCB"/>
+              <w:left w:val="single" w:sz="4" w:space="0" w:color="CBCBCB"/>
+              <w:bottom w:val="single" w:sz="4" w:space="0" w:color="CBCBCB"/>
+              <w:right w:val="single" w:sz="4" w:space="0" w:color="CBCBCB"/>
+            </w:tcBorders>
+          </w:tcPr>
+          <w:p>
+            <w:r>
+              <w:rPr>
+                <w:sz w:val="20"/>
+              </w:rPr>
+              <w:t>0.5d</w:t>
+            </w:r>
+          </w:p>
+        </w:tc>
+      </w:tr>
+      <w:tr>
+        <w:tc>
+          <w:tcPr>
+            <w:tcW w:type="dxa" w:w="3230"/>
+            <w:tcBorders>
+              <w:top w:val="single" w:sz="4" w:space="0" w:color="CBCBCB"/>
+              <w:left w:val="single" w:sz="4" w:space="0" w:color="CBCBCB"/>
+              <w:bottom w:val="single" w:sz="4" w:space="0" w:color="CBCBCB"/>
+              <w:right w:val="single" w:sz="4" w:space="0" w:color="CBCBCB"/>
+            </w:tcBorders>
+          </w:tcPr>
+          <w:p>
+            <w:r>
+              <w:rPr>
+                <w:sz w:val="20"/>
+              </w:rPr>
+              <w:t>S5-T08</w:t>
+            </w:r>
+          </w:p>
+        </w:tc>
+        <w:tc>
+          <w:tcPr>
+            <w:tcW w:type="dxa" w:w="3230"/>
+            <w:tcBorders>
+              <w:top w:val="single" w:sz="4" w:space="0" w:color="CBCBCB"/>
+              <w:left w:val="single" w:sz="4" w:space="0" w:color="CBCBCB"/>
+              <w:bottom w:val="single" w:sz="4" w:space="0" w:color="CBCBCB"/>
+              <w:right w:val="single" w:sz="4" w:space="0" w:color="CBCBCB"/>
+            </w:tcBorders>
+          </w:tcPr>
+          <w:p>
+            <w:r>
+              <w:rPr>
+                <w:sz w:val="20"/>
+              </w:rPr>
+              <w:t xml:space="preserve">Gắn </w:t>
+            </w:r>
+            <w:r>
+              <w:rPr>
+                <w:rFonts w:ascii="Courier New" w:hAnsi="Courier New"/>
+                <w:color w:val="F05922"/>
+                <w:sz w:val="20"/>
+              </w:rPr>
+              <w:t>UsageBar</w:t>
+            </w:r>
+            <w:r>
+              <w:rPr>
+                <w:sz w:val="20"/>
+              </w:rPr>
+              <w:t xml:space="preserve"> vào </w:t>
+            </w:r>
+            <w:r>
+              <w:rPr>
+                <w:rFonts w:ascii="Courier New" w:hAnsi="Courier New"/>
+                <w:color w:val="F05922"/>
+                <w:sz w:val="20"/>
+              </w:rPr>
+              <w:t>AppHeader</w:t>
+            </w:r>
+            <w:r>
+              <w:rPr>
+                <w:sz w:val="20"/>
+              </w:rPr>
+              <w:t xml:space="preserve"> (active account) và </w:t>
+            </w:r>
+            <w:r>
+              <w:rPr>
+                <w:rFonts w:ascii="Courier New" w:hAnsi="Courier New"/>
+                <w:color w:val="F05922"/>
+                <w:sz w:val="20"/>
+              </w:rPr>
+              <w:t>AccountCard</w:t>
+            </w:r>
+            <w:r>
+              <w:rPr>
+                <w:sz w:val="20"/>
+              </w:rPr>
+              <w:t xml:space="preserve"> (mọi account) — polling 60s</w:t>
+            </w:r>
+          </w:p>
+        </w:tc>
+        <w:tc>
+          <w:tcPr>
+            <w:tcW w:type="dxa" w:w="3230"/>
+            <w:tcBorders>
+              <w:top w:val="single" w:sz="4" w:space="0" w:color="CBCBCB"/>
+              <w:left w:val="single" w:sz="4" w:space="0" w:color="CBCBCB"/>
+              <w:bottom w:val="single" w:sz="4" w:space="0" w:color="CBCBCB"/>
+              <w:right w:val="single" w:sz="4" w:space="0" w:color="CBCBCB"/>
+            </w:tcBorders>
+          </w:tcPr>
+          <w:p>
+            <w:r>
+              <w:rPr>
+                <w:sz w:val="20"/>
+              </w:rPr>
+              <w:t>0.5d</w:t>
+            </w:r>
+          </w:p>
+        </w:tc>
+      </w:tr>
+      <w:tr>
+        <w:tc>
+          <w:tcPr>
+            <w:tcW w:type="dxa" w:w="3230"/>
+            <w:shd w:val="clear" w:color="auto" w:fill="B8B3D6"/>
+            <w:tcBorders>
+              <w:top w:val="single" w:sz="4" w:space="0" w:color="CBCBCB"/>
+              <w:left w:val="single" w:sz="4" w:space="0" w:color="CBCBCB"/>
+              <w:bottom w:val="single" w:sz="4" w:space="0" w:color="CBCBCB"/>
+              <w:right w:val="single" w:sz="4" w:space="0" w:color="CBCBCB"/>
+            </w:tcBorders>
+          </w:tcPr>
+          <w:p>
+            <w:r>
+              <w:rPr>
+                <w:sz w:val="20"/>
+              </w:rPr>
+              <w:t>S5-T09</w:t>
+            </w:r>
+          </w:p>
+        </w:tc>
+        <w:tc>
+          <w:tcPr>
+            <w:tcW w:type="dxa" w:w="3230"/>
+            <w:shd w:val="clear" w:color="auto" w:fill="B8B3D6"/>
+            <w:tcBorders>
+              <w:top w:val="single" w:sz="4" w:space="0" w:color="CBCBCB"/>
+              <w:left w:val="single" w:sz="4" w:space="0" w:color="CBCBCB"/>
+              <w:bottom w:val="single" w:sz="4" w:space="0" w:color="CBCBCB"/>
+              <w:right w:val="single" w:sz="4" w:space="0" w:color="CBCBCB"/>
+            </w:tcBorders>
+          </w:tcPr>
+          <w:p>
+            <w:r>
+              <w:rPr>
+                <w:sz w:val="20"/>
+              </w:rPr>
+              <w:t xml:space="preserve">BUG-004 frontend — subscribe </w:t>
+            </w:r>
+            <w:r>
+              <w:rPr>
+                <w:rFonts w:ascii="Courier New" w:hAnsi="Courier New"/>
+                <w:color w:val="F05922"/>
+                <w:sz w:val="20"/>
+              </w:rPr>
+              <w:t>chain_updated</w:t>
+            </w:r>
+            <w:r>
+              <w:rPr>
+                <w:sz w:val="20"/>
+              </w:rPr>
+              <w:t xml:space="preserve"> — refetch chain; placeholder "đang khởi tạo…" + "— tokens" cho active card (§31.2 Fix 2)</w:t>
+            </w:r>
+          </w:p>
+        </w:tc>
+        <w:tc>
+          <w:tcPr>
+            <w:tcW w:type="dxa" w:w="3230"/>
+            <w:shd w:val="clear" w:color="auto" w:fill="B8B3D6"/>
+            <w:tcBorders>
+              <w:top w:val="single" w:sz="4" w:space="0" w:color="CBCBCB"/>
+              <w:left w:val="single" w:sz="4" w:space="0" w:color="CBCBCB"/>
+              <w:bottom w:val="single" w:sz="4" w:space="0" w:color="CBCBCB"/>
+              <w:right w:val="single" w:sz="4" w:space="0" w:color="CBCBCB"/>
+            </w:tcBorders>
+          </w:tcPr>
+          <w:p>
+            <w:r>
+              <w:rPr>
+                <w:sz w:val="20"/>
+              </w:rPr>
+              <w:t>0.5d</w:t>
+            </w:r>
+          </w:p>
+        </w:tc>
+      </w:tr>
+      <w:tr>
+        <w:tc>
+          <w:tcPr>
+            <w:tcW w:type="dxa" w:w="3230"/>
+            <w:tcBorders>
+              <w:top w:val="single" w:sz="4" w:space="0" w:color="CBCBCB"/>
+              <w:left w:val="single" w:sz="4" w:space="0" w:color="CBCBCB"/>
+              <w:bottom w:val="single" w:sz="4" w:space="0" w:color="CBCBCB"/>
+              <w:right w:val="single" w:sz="4" w:space="0" w:color="CBCBCB"/>
+            </w:tcBorders>
+          </w:tcPr>
+          <w:p>
+            <w:r>
+              <w:rPr>
+                <w:sz w:val="20"/>
+              </w:rPr>
+              <w:t>S5-T10</w:t>
+            </w:r>
+          </w:p>
+        </w:tc>
+        <w:tc>
+          <w:tcPr>
+            <w:tcW w:type="dxa" w:w="3230"/>
+            <w:tcBorders>
+              <w:top w:val="single" w:sz="4" w:space="0" w:color="CBCBCB"/>
+              <w:left w:val="single" w:sz="4" w:space="0" w:color="CBCBCB"/>
+              <w:bottom w:val="single" w:sz="4" w:space="0" w:color="CBCBCB"/>
+              <w:right w:val="single" w:sz="4" w:space="0" w:color="CBCBCB"/>
+            </w:tcBorders>
+          </w:tcPr>
+          <w:p>
+            <w:r>
+              <w:rPr>
+                <w:sz w:val="20"/>
+              </w:rPr>
+              <w:t xml:space="preserve">FR-004 — style riêng cho </w:t>
+            </w:r>
+            <w:r>
+              <w:rPr>
+                <w:rFonts w:ascii="Courier New" w:hAnsi="Courier New"/>
+                <w:color w:val="F05922"/>
+                <w:sz w:val="20"/>
+              </w:rPr>
+              <w:t>AgentRosterItem</w:t>
+            </w:r>
+            <w:r>
+              <w:rPr>
+                <w:sz w:val="20"/>
+              </w:rPr>
+              <w:t xml:space="preserve"> khi </w:t>
+            </w:r>
+            <w:r>
+              <w:rPr>
+                <w:rFonts w:ascii="Courier New" w:hAnsi="Courier New"/>
+                <w:color w:val="F05922"/>
+                <w:sz w:val="20"/>
+              </w:rPr>
+              <w:t>is_dispatcher=true</w:t>
+            </w:r>
+            <w:r>
+              <w:rPr>
+                <w:sz w:val="20"/>
+              </w:rPr>
+              <w:t xml:space="preserve"> (icon, border Navy #251C53)</w:t>
+            </w:r>
+          </w:p>
+        </w:tc>
+        <w:tc>
+          <w:tcPr>
+            <w:tcW w:type="dxa" w:w="3230"/>
+            <w:tcBorders>
+              <w:top w:val="single" w:sz="4" w:space="0" w:color="CBCBCB"/>
+              <w:left w:val="single" w:sz="4" w:space="0" w:color="CBCBCB"/>
+              <w:bottom w:val="single" w:sz="4" w:space="0" w:color="CBCBCB"/>
+              <w:right w:val="single" w:sz="4" w:space="0" w:color="CBCBCB"/>
+            </w:tcBorders>
+          </w:tcPr>
+          <w:p>
+            <w:r>
+              <w:rPr>
+                <w:sz w:val="20"/>
+              </w:rPr>
+              <w:t>0.25d</w:t>
+            </w:r>
+          </w:p>
+        </w:tc>
+      </w:tr>
+      <w:tr>
+        <w:tc>
+          <w:tcPr>
+            <w:tcW w:type="dxa" w:w="3230"/>
+            <w:shd w:val="clear" w:color="auto" w:fill="B8B3D6"/>
+            <w:tcBorders>
+              <w:top w:val="single" w:sz="4" w:space="0" w:color="CBCBCB"/>
+              <w:left w:val="single" w:sz="4" w:space="0" w:color="CBCBCB"/>
+              <w:bottom w:val="single" w:sz="4" w:space="0" w:color="CBCBCB"/>
+              <w:right w:val="single" w:sz="4" w:space="0" w:color="CBCBCB"/>
+            </w:tcBorders>
+          </w:tcPr>
+          <w:p>
+            <w:r>
+              <w:rPr>
+                <w:sz w:val="20"/>
+              </w:rPr>
+              <w:t>S5-T11</w:t>
+            </w:r>
+          </w:p>
+        </w:tc>
+        <w:tc>
+          <w:tcPr>
+            <w:tcW w:type="dxa" w:w="3230"/>
+            <w:shd w:val="clear" w:color="auto" w:fill="B8B3D6"/>
+            <w:tcBorders>
+              <w:top w:val="single" w:sz="4" w:space="0" w:color="CBCBCB"/>
+              <w:left w:val="single" w:sz="4" w:space="0" w:color="CBCBCB"/>
+              <w:bottom w:val="single" w:sz="4" w:space="0" w:color="CBCBCB"/>
+              <w:right w:val="single" w:sz="4" w:space="0" w:color="CBCBCB"/>
+            </w:tcBorders>
+          </w:tcPr>
+          <w:p>
+            <w:r>
+              <w:rPr>
+                <w:sz w:val="20"/>
+              </w:rPr>
+              <w:t xml:space="preserve">FR-005 — hook </w:t>
+            </w:r>
+            <w:r>
+              <w:rPr>
+                <w:rFonts w:ascii="Courier New" w:hAnsi="Courier New"/>
+                <w:color w:val="F05922"/>
+                <w:sz w:val="20"/>
+              </w:rPr>
+              <w:t>usePipelineMode</w:t>
+            </w:r>
+            <w:r>
+              <w:rPr>
+                <w:sz w:val="20"/>
+              </w:rPr>
+              <w:t xml:space="preserve">, toggle segment ở đầu </w:t>
+            </w:r>
+            <w:r>
+              <w:rPr>
+                <w:rFonts w:ascii="Courier New" w:hAnsi="Courier New"/>
+                <w:color w:val="F05922"/>
+                <w:sz w:val="20"/>
+              </w:rPr>
+              <w:t>AgentStatusPage</w:t>
+            </w:r>
+            <w:r>
+              <w:rPr>
+                <w:sz w:val="20"/>
+              </w:rPr>
+              <w:t xml:space="preserve">, component </w:t>
+            </w:r>
+            <w:r>
+              <w:rPr>
+                <w:rFonts w:ascii="Courier New" w:hAnsi="Courier New"/>
+                <w:color w:val="F05922"/>
+                <w:sz w:val="20"/>
+              </w:rPr>
+              <w:t>AggregatePipelineView</w:t>
+            </w:r>
+            <w:r>
+              <w:rPr>
+                <w:sz w:val="20"/>
+              </w:rPr>
+              <w:t xml:space="preserve"> fetch </w:t>
+            </w:r>
+            <w:r>
+              <w:rPr>
+                <w:rFonts w:ascii="Courier New" w:hAnsi="Courier New"/>
+                <w:color w:val="F05922"/>
+                <w:sz w:val="20"/>
+              </w:rPr>
+              <w:t>/api/pipeline/aggregate</w:t>
+            </w:r>
+          </w:p>
+        </w:tc>
+        <w:tc>
+          <w:tcPr>
+            <w:tcW w:type="dxa" w:w="3230"/>
+            <w:shd w:val="clear" w:color="auto" w:fill="B8B3D6"/>
+            <w:tcBorders>
+              <w:top w:val="single" w:sz="4" w:space="0" w:color="CBCBCB"/>
+              <w:left w:val="single" w:sz="4" w:space="0" w:color="CBCBCB"/>
+              <w:bottom w:val="single" w:sz="4" w:space="0" w:color="CBCBCB"/>
+              <w:right w:val="single" w:sz="4" w:space="0" w:color="CBCBCB"/>
+            </w:tcBorders>
+          </w:tcPr>
+          <w:p>
+            <w:r>
+              <w:rPr>
+                <w:sz w:val="20"/>
+              </w:rPr>
+              <w:t>1.0d</w:t>
+            </w:r>
+          </w:p>
+        </w:tc>
+      </w:tr>
+      <w:tr>
+        <w:tc>
+          <w:tcPr>
+            <w:tcW w:type="dxa" w:w="3230"/>
+            <w:tcBorders>
+              <w:top w:val="single" w:sz="4" w:space="0" w:color="CBCBCB"/>
+              <w:left w:val="single" w:sz="4" w:space="0" w:color="CBCBCB"/>
+              <w:bottom w:val="single" w:sz="4" w:space="0" w:color="CBCBCB"/>
+              <w:right w:val="single" w:sz="4" w:space="0" w:color="CBCBCB"/>
+            </w:tcBorders>
+          </w:tcPr>
+          <w:p>
+            <w:r>
+              <w:rPr>
+                <w:sz w:val="20"/>
+              </w:rPr>
+              <w:t>S5-T12</w:t>
+            </w:r>
+          </w:p>
+        </w:tc>
+        <w:tc>
+          <w:tcPr>
+            <w:tcW w:type="dxa" w:w="3230"/>
+            <w:tcBorders>
+              <w:top w:val="single" w:sz="4" w:space="0" w:color="CBCBCB"/>
+              <w:left w:val="single" w:sz="4" w:space="0" w:color="CBCBCB"/>
+              <w:bottom w:val="single" w:sz="4" w:space="0" w:color="CBCBCB"/>
+              <w:right w:val="single" w:sz="4" w:space="0" w:color="CBCBCB"/>
+            </w:tcBorders>
+          </w:tcPr>
+          <w:p>
+            <w:r>
+              <w:rPr>
+                <w:sz w:val="20"/>
+              </w:rPr>
+              <w:t>Types + mock data cho tất cả endpoint mới; regression tsc/vite build 0 errors</w:t>
+            </w:r>
+          </w:p>
+        </w:tc>
+        <w:tc>
+          <w:tcPr>
+            <w:tcW w:type="dxa" w:w="3230"/>
+            <w:tcBorders>
+              <w:top w:val="single" w:sz="4" w:space="0" w:color="CBCBCB"/>
+              <w:left w:val="single" w:sz="4" w:space="0" w:color="CBCBCB"/>
+              <w:bottom w:val="single" w:sz="4" w:space="0" w:color="CBCBCB"/>
+              <w:right w:val="single" w:sz="4" w:space="0" w:color="CBCBCB"/>
+            </w:tcBorders>
+          </w:tcPr>
+          <w:p>
+            <w:r>
+              <w:rPr>
+                <w:sz w:val="20"/>
+              </w:rPr>
+              <w:t>0.25d</w:t>
+            </w:r>
+          </w:p>
+        </w:tc>
+      </w:tr>
+    </w:tbl>
+    <w:p/>
+    <w:p>
+      <w:pPr>
+        <w:spacing w:after="80"/>
+      </w:pPr>
+      <w:r>
+        <w:rPr>
+          <w:b/>
+          <w:sz w:val="21"/>
+        </w:rPr>
+        <w:t>Tổng JD:</w:t>
+      </w:r>
+      <w:r>
+        <w:rPr>
+          <w:sz w:val="21"/>
+        </w:rPr>
+        <w:t xml:space="preserve"> ~3.0nd</w:t>
+      </w:r>
+    </w:p>
+    <w:p>
+      <w:pPr>
+        <w:pStyle w:val="Heading2"/>
+        <w:spacing w:before="200" w:after="80"/>
+      </w:pPr>
+      <w:r>
+        <w:rPr>
+          <w:color w:val="F05922"/>
+          <w:sz w:val="28"/>
+        </w:rPr>
+        <w:t>35. Handoff Payload — Sprint 5</w:t>
+      </w:r>
+    </w:p>
+    <w:p>
+      <w:pPr>
+        <w:pStyle w:val="Heading3"/>
+        <w:spacing w:before="160" w:after="60"/>
+      </w:pPr>
+      <w:r>
+        <w:rPr>
+          <w:color w:val="4A3F8C"/>
+          <w:sz w:val="24"/>
+        </w:rPr>
+        <w:t>35.1 → UI/UX Designer (Bước 8.2 wireframe)</w:t>
+      </w:r>
+    </w:p>
+    <w:p>
+      <w:pPr>
+        <w:pStyle w:val="ListBullet"/>
+        <w:spacing w:after="20"/>
+        <w:ind w:left="283"/>
+      </w:pPr>
+      <w:r>
+        <w:rPr>
+          <w:b/>
+          <w:sz w:val="21"/>
+        </w:rPr>
+        <w:t>do_not_redo:</w:t>
+      </w:r>
+      <w:r>
+        <w:rPr>
+          <w:sz w:val="21"/>
+        </w:rPr>
+        <w:t xml:space="preserve"> Đã chốt schema </w:t>
+      </w:r>
+      <w:r>
+        <w:rPr>
+          <w:rFonts w:ascii="Courier New" w:hAnsi="Courier New"/>
+          <w:color w:val="F05922"/>
+          <w:sz w:val="21"/>
+        </w:rPr>
+        <w:t>is_dispatcher</w:t>
+      </w:r>
+      <w:r>
+        <w:rPr>
+          <w:sz w:val="21"/>
+        </w:rPr>
+        <w:t xml:space="preserve"> (§32.2), toggle 2 chế độ nằm đầu </w:t>
+      </w:r>
+      <w:r>
+        <w:rPr>
+          <w:rFonts w:ascii="Courier New" w:hAnsi="Courier New"/>
+          <w:color w:val="F05922"/>
+          <w:sz w:val="21"/>
+        </w:rPr>
+        <w:t>AgentStatusPage</w:t>
+      </w:r>
+      <w:r>
+        <w:rPr>
+          <w:sz w:val="21"/>
+        </w:rPr>
+        <w:t xml:space="preserve"> (§33.3), UsageBar ở AppHeader + AccountCard (§34 T08). Không cần thiết kế lại chain identification.</w:t>
+      </w:r>
+    </w:p>
+    <w:p>
+      <w:pPr>
+        <w:pStyle w:val="ListBullet"/>
+        <w:spacing w:after="20"/>
+        <w:ind w:left="283"/>
+      </w:pPr>
+      <w:r>
+        <w:rPr>
+          <w:b/>
+          <w:sz w:val="21"/>
+        </w:rPr>
+        <w:t>watch_out:</w:t>
+      </w:r>
+    </w:p>
+    <w:p>
+      <w:pPr>
+        <w:spacing w:after="20"/>
+        <w:ind w:left="850" w:hanging="283"/>
+      </w:pPr>
+      <w:r>
+        <w:rPr>
+          <w:sz w:val="21"/>
+        </w:rPr>
+        <w:t>1.</w:t>
+        <w:tab/>
+      </w:r>
+      <w:r>
+        <w:rPr>
+          <w:sz w:val="21"/>
+        </w:rPr>
+        <w:t>Dispatcher node LUÔN là card đầu roster, phải phân biệt visually với subagent (nhưng cùng grid, cùng size 196x100).</w:t>
+      </w:r>
+    </w:p>
+    <w:p>
+      <w:pPr>
+        <w:spacing w:after="20"/>
+        <w:ind w:left="850" w:hanging="283"/>
+      </w:pPr>
+      <w:r>
+        <w:rPr>
+          <w:sz w:val="21"/>
+        </w:rPr>
+        <w:t>2.</w:t>
+        <w:tab/>
+      </w:r>
+      <w:r>
+        <w:rPr>
+          <w:sz w:val="21"/>
+        </w:rPr>
+        <w:t>UsageBar 2 dòng: "5h: 42%" + "7d: 68%" — nếu ≥ 80% — cam #F05922; ≥ 95% — đỏ; &lt; 80% — xanh lá nhẹ. Tooltip: "Resets in 2h 14m" (session) / "Resets in 4d 3h" (weekly).</w:t>
+      </w:r>
+    </w:p>
+    <w:p>
+      <w:pPr>
+        <w:spacing w:after="20"/>
+        <w:ind w:left="850" w:hanging="283"/>
+      </w:pPr>
+      <w:r>
+        <w:rPr>
+          <w:sz w:val="21"/>
+        </w:rPr>
+        <w:t>3.</w:t>
+        <w:tab/>
+      </w:r>
+      <w:r>
+        <w:rPr>
+          <w:sz w:val="21"/>
+        </w:rPr>
+        <w:t>Aggregate view có thể có &gt; 50 role entry — cần scroll hoặc pagination; đề xuất filter search.</w:t>
+      </w:r>
+    </w:p>
+    <w:p>
+      <w:pPr>
+        <w:spacing w:after="20"/>
+        <w:ind w:left="850" w:hanging="283"/>
+      </w:pPr>
+      <w:r>
+        <w:rPr>
+          <w:sz w:val="21"/>
+        </w:rPr>
+        <w:t>4.</w:t>
+        <w:tab/>
+      </w:r>
+      <w:r>
+        <w:rPr>
+          <w:sz w:val="21"/>
+        </w:rPr>
+        <w:t>Brand: Navy #251C53 heading, Cam #F05922 accent active, không dùng đỏ tươi.</w:t>
+      </w:r>
+    </w:p>
+    <w:p>
+      <w:pPr>
+        <w:pStyle w:val="ListBullet"/>
+        <w:spacing w:after="20"/>
+        <w:ind w:left="283"/>
+      </w:pPr>
+      <w:r>
+        <w:rPr>
+          <w:b/>
+          <w:sz w:val="21"/>
+        </w:rPr>
+        <w:t>next_inputs:</w:t>
+      </w:r>
+      <w:r>
+        <w:rPr>
+          <w:sz w:val="21"/>
+        </w:rPr>
+        <w:t xml:space="preserve"> TDD §30–33 endpoint schema + component style guidelines.</w:t>
+      </w:r>
+    </w:p>
+    <w:p>
+      <w:pPr>
+        <w:pStyle w:val="Heading3"/>
+        <w:spacing w:before="160" w:after="60"/>
+      </w:pPr>
+      <w:r>
+        <w:rPr>
+          <w:color w:val="4A3F8C"/>
+          <w:sz w:val="24"/>
+        </w:rPr>
+        <w:t>35.2 → Senior Developer (Bước 8.3 backend)</w:t>
+      </w:r>
+    </w:p>
+    <w:p>
+      <w:pPr>
+        <w:pStyle w:val="ListBullet"/>
+        <w:spacing w:after="20"/>
+        <w:ind w:left="283"/>
+      </w:pPr>
+      <w:r>
+        <w:rPr>
+          <w:b/>
+          <w:sz w:val="21"/>
+        </w:rPr>
+        <w:t>do_not_redo:</w:t>
+      </w:r>
+      <w:r>
+        <w:rPr>
+          <w:sz w:val="21"/>
+        </w:rPr>
+        <w:t xml:space="preserve"> Endpoint </w:t>
+      </w:r>
+      <w:r>
+        <w:rPr>
+          <w:rFonts w:ascii="Courier New" w:hAnsi="Courier New"/>
+          <w:color w:val="F05922"/>
+          <w:sz w:val="21"/>
+        </w:rPr>
+        <w:t>/api/oauth/usage</w:t>
+      </w:r>
+      <w:r>
+        <w:rPr>
+          <w:sz w:val="21"/>
+        </w:rPr>
+        <w:t xml:space="preserve"> đã verify từ binary claude.exe, không cần khảo sát lại; parser đã có </w:t>
+      </w:r>
+      <w:r>
+        <w:rPr>
+          <w:rFonts w:ascii="Courier New" w:hAnsi="Courier New"/>
+          <w:color w:val="F05922"/>
+          <w:sz w:val="21"/>
+        </w:rPr>
+        <w:t>is_subagent</w:t>
+      </w:r>
+      <w:r>
+        <w:rPr>
+          <w:sz w:val="21"/>
+        </w:rPr>
+        <w:t>+</w:t>
+      </w:r>
+      <w:r>
+        <w:rPr>
+          <w:rFonts w:ascii="Courier New" w:hAnsi="Courier New"/>
+          <w:color w:val="F05922"/>
+          <w:sz w:val="21"/>
+        </w:rPr>
+        <w:t>parent_session_id</w:t>
+      </w:r>
+      <w:r>
+        <w:rPr>
+          <w:sz w:val="21"/>
+        </w:rPr>
+        <w:t>+</w:t>
+      </w:r>
+      <w:r>
+        <w:rPr>
+          <w:rFonts w:ascii="Courier New" w:hAnsi="Courier New"/>
+          <w:color w:val="F05922"/>
+          <w:sz w:val="21"/>
+        </w:rPr>
+        <w:t>attribution_agent</w:t>
+      </w:r>
+      <w:r>
+        <w:rPr>
+          <w:sz w:val="21"/>
+        </w:rPr>
+        <w:t xml:space="preserve"> từ Sprint 4, KHÔNG động vào parser.</w:t>
+      </w:r>
+    </w:p>
+    <w:p>
+      <w:pPr>
+        <w:pStyle w:val="ListBullet"/>
+        <w:spacing w:after="20"/>
+        <w:ind w:left="283"/>
+      </w:pPr>
+      <w:r>
+        <w:rPr>
+          <w:b/>
+          <w:sz w:val="21"/>
+        </w:rPr>
+        <w:t>watch_out:</w:t>
+      </w:r>
+    </w:p>
+    <w:p>
+      <w:pPr>
+        <w:spacing w:after="20"/>
+        <w:ind w:left="850" w:hanging="283"/>
+      </w:pPr>
+      <w:r>
+        <w:rPr>
+          <w:sz w:val="21"/>
+        </w:rPr>
+        <w:t>1.</w:t>
+        <w:tab/>
+      </w:r>
+      <w:r>
+        <w:rPr>
+          <w:sz w:val="21"/>
+        </w:rPr>
+        <w:t xml:space="preserve">Bearer token dùng trực tiếp — KHÔNG swap </w:t>
+      </w:r>
+      <w:r>
+        <w:rPr>
+          <w:rFonts w:ascii="Courier New" w:hAnsi="Courier New"/>
+          <w:color w:val="F05922"/>
+          <w:sz w:val="21"/>
+        </w:rPr>
+        <w:t>.credentials.json</w:t>
+      </w:r>
+      <w:r>
+        <w:rPr>
+          <w:sz w:val="21"/>
+        </w:rPr>
+        <w:t xml:space="preserve"> (khác </w:t>
+      </w:r>
+      <w:r>
+        <w:rPr>
+          <w:rFonts w:ascii="Courier New" w:hAnsi="Courier New"/>
+          <w:color w:val="F05922"/>
+          <w:sz w:val="21"/>
+        </w:rPr>
+        <w:t>_do_swap_and_invoke</w:t>
+      </w:r>
+      <w:r>
+        <w:rPr>
+          <w:sz w:val="21"/>
+        </w:rPr>
+        <w:t xml:space="preserve">). Chỉ swap khi expired &lt; 60s — gọi lại </w:t>
+      </w:r>
+      <w:r>
+        <w:rPr>
+          <w:rFonts w:ascii="Courier New" w:hAnsi="Courier New"/>
+          <w:color w:val="F05922"/>
+          <w:sz w:val="21"/>
+        </w:rPr>
+        <w:t>_do_swap_and_invoke</w:t>
+      </w:r>
+      <w:r>
+        <w:rPr>
+          <w:sz w:val="21"/>
+        </w:rPr>
+        <w:t xml:space="preserve"> có sẵn.</w:t>
+      </w:r>
+    </w:p>
+    <w:p>
+      <w:pPr>
+        <w:spacing w:after="20"/>
+        <w:ind w:left="850" w:hanging="283"/>
+      </w:pPr>
+      <w:r>
+        <w:rPr>
+          <w:sz w:val="21"/>
+        </w:rPr>
+        <w:t>2.</w:t>
+        <w:tab/>
+      </w:r>
+      <w:r>
+        <w:rPr>
+          <w:rFonts w:ascii="Courier New" w:hAnsi="Courier New"/>
+          <w:color w:val="F05922"/>
+          <w:sz w:val="21"/>
+        </w:rPr>
+        <w:t>_pct</w:t>
+      </w:r>
+      <w:r>
+        <w:rPr>
+          <w:sz w:val="21"/>
+        </w:rPr>
+        <w:t xml:space="preserve"> handle cả scale 0..1 và 0..100 (chưa verify được scale runtime).</w:t>
+      </w:r>
+    </w:p>
+    <w:p>
+      <w:pPr>
+        <w:spacing w:after="20"/>
+        <w:ind w:left="850" w:hanging="283"/>
+      </w:pPr>
+      <w:r>
+        <w:rPr>
+          <w:sz w:val="21"/>
+        </w:rPr>
+        <w:t>3.</w:t>
+        <w:tab/>
+      </w:r>
+      <w:r>
+        <w:rPr>
+          <w:rFonts w:ascii="Courier New" w:hAnsi="Courier New"/>
+          <w:color w:val="F05922"/>
+          <w:sz w:val="21"/>
+        </w:rPr>
+        <w:t>chain_updated</w:t>
+      </w:r>
+      <w:r>
+        <w:rPr>
+          <w:sz w:val="21"/>
+        </w:rPr>
+        <w:t xml:space="preserve"> broadcast cho parent_session_id (KHÔNG child's session_id) — frontend subscribe theo parent.</w:t>
+      </w:r>
+    </w:p>
+    <w:p>
+      <w:pPr>
+        <w:spacing w:after="20"/>
+        <w:ind w:left="850" w:hanging="283"/>
+      </w:pPr>
+      <w:r>
+        <w:rPr>
+          <w:sz w:val="21"/>
+        </w:rPr>
+        <w:t>4.</w:t>
+        <w:tab/>
+      </w:r>
+      <w:r>
+        <w:rPr>
+          <w:rFonts w:ascii="Courier New" w:hAnsi="Courier New"/>
+          <w:color w:val="F05922"/>
+          <w:sz w:val="21"/>
+        </w:rPr>
+        <w:t>get_pipeline_aggregate</w:t>
+      </w:r>
+      <w:r>
+        <w:rPr>
+          <w:sz w:val="21"/>
+        </w:rPr>
+        <w:t xml:space="preserve">: bind </w:t>
+      </w:r>
+      <w:r>
+        <w:rPr>
+          <w:rFonts w:ascii="Courier New" w:hAnsi="Courier New"/>
+          <w:color w:val="F05922"/>
+          <w:sz w:val="21"/>
+        </w:rPr>
+        <w:t>parent_ids</w:t>
+      </w:r>
+      <w:r>
+        <w:rPr>
+          <w:sz w:val="21"/>
+        </w:rPr>
+        <w:t xml:space="preserve"> 2 lần (subquery + main WHERE); cẩn thận với danh sách rỗng — early return.</w:t>
+      </w:r>
+    </w:p>
+    <w:p>
+      <w:pPr>
+        <w:spacing w:after="20"/>
+        <w:ind w:left="850" w:hanging="283"/>
+      </w:pPr>
+      <w:r>
+        <w:rPr>
+          <w:sz w:val="21"/>
+        </w:rPr>
+        <w:t>5.</w:t>
+        <w:tab/>
+      </w:r>
+      <w:r>
+        <w:rPr>
+          <w:sz w:val="21"/>
+        </w:rPr>
+        <w:t xml:space="preserve">Dispatcher entry: </w:t>
+      </w:r>
+      <w:r>
+        <w:rPr>
+          <w:rFonts w:ascii="Courier New" w:hAnsi="Courier New"/>
+          <w:color w:val="F05922"/>
+          <w:sz w:val="21"/>
+        </w:rPr>
+        <w:t>history=[]</w:t>
+      </w:r>
+      <w:r>
+        <w:rPr>
+          <w:sz w:val="21"/>
+        </w:rPr>
+        <w:t xml:space="preserve"> — frontend không expect key thiếu, phải là empty list.</w:t>
+      </w:r>
+    </w:p>
+    <w:p>
+      <w:pPr>
+        <w:spacing w:after="20"/>
+        <w:ind w:left="850" w:hanging="283"/>
+      </w:pPr>
+      <w:r>
+        <w:rPr>
+          <w:sz w:val="21"/>
+        </w:rPr>
+        <w:t>6.</w:t>
+        <w:tab/>
+      </w:r>
+      <w:r>
+        <w:rPr>
+          <w:sz w:val="21"/>
+        </w:rPr>
+        <w:t xml:space="preserve">Aggregate query: </w:t>
+      </w:r>
+      <w:r>
+        <w:rPr>
+          <w:rFonts w:ascii="Courier New" w:hAnsi="Courier New"/>
+          <w:color w:val="F05922"/>
+          <w:sz w:val="21"/>
+        </w:rPr>
+        <w:t>attribution_agent IS NOT NULL</w:t>
+      </w:r>
+      <w:r>
+        <w:rPr>
+          <w:sz w:val="21"/>
+        </w:rPr>
+        <w:t xml:space="preserve"> — bỏ những child không attribute được (rare, nhưng có).</w:t>
+      </w:r>
+    </w:p>
+    <w:p>
+      <w:pPr>
+        <w:pStyle w:val="ListBullet"/>
+        <w:spacing w:after="20"/>
+        <w:ind w:left="283"/>
+      </w:pPr>
+      <w:r>
+        <w:rPr>
+          <w:b/>
+          <w:sz w:val="21"/>
+        </w:rPr>
+        <w:t>next_inputs:</w:t>
+      </w:r>
+      <w:r>
+        <w:rPr>
+          <w:sz w:val="21"/>
+        </w:rPr>
+        <w:t xml:space="preserve"> TDD §30.2 (usage_service code), §32.2 (Dispatcher prepend), §33.2 (aggregate SQL). Modules: </w:t>
+      </w:r>
+      <w:r>
+        <w:rPr>
+          <w:rFonts w:ascii="Courier New" w:hAnsi="Courier New"/>
+          <w:color w:val="F05922"/>
+          <w:sz w:val="21"/>
+        </w:rPr>
+        <w:t>backend/agent_dashboard/usage_service.py</w:t>
+      </w:r>
+      <w:r>
+        <w:rPr>
+          <w:sz w:val="21"/>
+        </w:rPr>
+        <w:t xml:space="preserve"> (mới), </w:t>
+      </w:r>
+      <w:r>
+        <w:rPr>
+          <w:rFonts w:ascii="Courier New" w:hAnsi="Courier New"/>
+          <w:color w:val="F05922"/>
+          <w:sz w:val="21"/>
+        </w:rPr>
+        <w:t>routes/accounts.py</w:t>
+      </w:r>
+      <w:r>
+        <w:rPr>
+          <w:sz w:val="21"/>
+        </w:rPr>
+        <w:t xml:space="preserve">, </w:t>
+      </w:r>
+      <w:r>
+        <w:rPr>
+          <w:rFonts w:ascii="Courier New" w:hAnsi="Courier New"/>
+          <w:color w:val="F05922"/>
+          <w:sz w:val="21"/>
+        </w:rPr>
+        <w:t>routes/sessions.py</w:t>
+      </w:r>
+      <w:r>
+        <w:rPr>
+          <w:sz w:val="21"/>
+        </w:rPr>
+        <w:t xml:space="preserve"> (thêm aggregate), </w:t>
+      </w:r>
+      <w:r>
+        <w:rPr>
+          <w:rFonts w:ascii="Courier New" w:hAnsi="Courier New"/>
+          <w:color w:val="F05922"/>
+          <w:sz w:val="21"/>
+        </w:rPr>
+        <w:t>db.py</w:t>
+      </w:r>
+      <w:r>
+        <w:rPr>
+          <w:sz w:val="21"/>
+        </w:rPr>
+        <w:t xml:space="preserve">, </w:t>
+      </w:r>
+      <w:r>
+        <w:rPr>
+          <w:rFonts w:ascii="Courier New" w:hAnsi="Courier New"/>
+          <w:color w:val="F05922"/>
+          <w:sz w:val="21"/>
+        </w:rPr>
+        <w:t>main.py</w:t>
+      </w:r>
+      <w:r>
+        <w:rPr>
+          <w:sz w:val="21"/>
+        </w:rPr>
+        <w:t xml:space="preserve"> (thêm chain_updated broadcast).</w:t>
+      </w:r>
+    </w:p>
+    <w:p>
+      <w:pPr>
+        <w:pStyle w:val="Heading3"/>
+        <w:spacing w:before="160" w:after="60"/>
+      </w:pPr>
+      <w:r>
+        <w:rPr>
+          <w:color w:val="4A3F8C"/>
+          <w:sz w:val="24"/>
+        </w:rPr>
+        <w:t>35.3 → Junior Developer (Bước 8.4 frontend)</w:t>
+      </w:r>
+    </w:p>
+    <w:p>
+      <w:pPr>
+        <w:pStyle w:val="ListBullet"/>
+        <w:spacing w:after="20"/>
+        <w:ind w:left="283"/>
+      </w:pPr>
+      <w:r>
+        <w:rPr>
+          <w:b/>
+          <w:sz w:val="21"/>
+        </w:rPr>
+        <w:t>do_not_redo:</w:t>
+      </w:r>
+      <w:r>
+        <w:rPr>
+          <w:sz w:val="21"/>
+        </w:rPr>
+        <w:t xml:space="preserve"> Backend schema đã chốt (§30.3, §32.2, §33.1). KHÔNG tự thiết kế lại route hoặc field.</w:t>
+      </w:r>
+    </w:p>
+    <w:p>
+      <w:pPr>
+        <w:pStyle w:val="ListBullet"/>
+        <w:spacing w:after="20"/>
+        <w:ind w:left="283"/>
+      </w:pPr>
+      <w:r>
+        <w:rPr>
+          <w:b/>
+          <w:sz w:val="21"/>
+        </w:rPr>
+        <w:t>watch_out:</w:t>
+      </w:r>
+    </w:p>
+    <w:p>
+      <w:pPr>
+        <w:spacing w:after="20"/>
+        <w:ind w:left="850" w:hanging="283"/>
+      </w:pPr>
+      <w:r>
+        <w:rPr>
+          <w:sz w:val="21"/>
+        </w:rPr>
+        <w:t>1.</w:t>
+        <w:tab/>
+      </w:r>
+      <w:r>
+        <w:rPr>
+          <w:rFonts w:ascii="Courier New" w:hAnsi="Courier New"/>
+          <w:color w:val="F05922"/>
+          <w:sz w:val="21"/>
+        </w:rPr>
+        <w:t>chain_updated</w:t>
+      </w:r>
+      <w:r>
+        <w:rPr>
+          <w:sz w:val="21"/>
+        </w:rPr>
+        <w:t xml:space="preserve"> delta có </w:t>
+      </w:r>
+      <w:r>
+        <w:rPr>
+          <w:rFonts w:ascii="Courier New" w:hAnsi="Courier New"/>
+          <w:color w:val="F05922"/>
+          <w:sz w:val="21"/>
+        </w:rPr>
+        <w:t>session_id</w:t>
+      </w:r>
+      <w:r>
+        <w:rPr>
+          <w:sz w:val="21"/>
+        </w:rPr>
+        <w:t xml:space="preserve"> = </w:t>
+      </w:r>
+      <w:r>
+        <w:rPr>
+          <w:b/>
+          <w:sz w:val="21"/>
+        </w:rPr>
+        <w:t>parent</w:t>
+      </w:r>
+      <w:r>
+        <w:rPr>
+          <w:sz w:val="21"/>
+        </w:rPr>
+        <w:t xml:space="preserve"> — subscribe theo parent, refetch </w:t>
+      </w:r>
+      <w:r>
+        <w:rPr>
+          <w:rFonts w:ascii="Courier New" w:hAnsi="Courier New"/>
+          <w:color w:val="F05922"/>
+          <w:sz w:val="21"/>
+        </w:rPr>
+        <w:t>/chain</w:t>
+      </w:r>
+      <w:r>
+        <w:rPr>
+          <w:sz w:val="21"/>
+        </w:rPr>
+        <w:t xml:space="preserve"> khi trùng.</w:t>
+      </w:r>
+    </w:p>
+    <w:p>
+      <w:pPr>
+        <w:spacing w:after="20"/>
+        <w:ind w:left="850" w:hanging="283"/>
+      </w:pPr>
+      <w:r>
+        <w:rPr>
+          <w:sz w:val="21"/>
+        </w:rPr>
+        <w:t>2.</w:t>
+        <w:tab/>
+      </w:r>
+      <w:r>
+        <w:rPr>
+          <w:rFonts w:ascii="Courier New" w:hAnsi="Courier New"/>
+          <w:color w:val="F05922"/>
+          <w:sz w:val="21"/>
+        </w:rPr>
+        <w:t>is_dispatcher: true</w:t>
+      </w:r>
+      <w:r>
+        <w:rPr>
+          <w:sz w:val="21"/>
+        </w:rPr>
+        <w:t xml:space="preserve"> — render style Navy #251C53 (đậm hơn), KHÔNG dùng Cam của active state.</w:t>
+      </w:r>
+    </w:p>
+    <w:p>
+      <w:pPr>
+        <w:spacing w:after="20"/>
+        <w:ind w:left="850" w:hanging="283"/>
+      </w:pPr>
+      <w:r>
+        <w:rPr>
+          <w:sz w:val="21"/>
+        </w:rPr>
+        <w:t>3.</w:t>
+        <w:tab/>
+      </w:r>
+      <w:r>
+        <w:rPr>
+          <w:rFonts w:ascii="Courier New" w:hAnsi="Courier New"/>
+          <w:color w:val="F05922"/>
+          <w:sz w:val="21"/>
+        </w:rPr>
+        <w:t>usePipelineMode</w:t>
+      </w:r>
+      <w:r>
+        <w:rPr>
+          <w:sz w:val="21"/>
+        </w:rPr>
+        <w:t xml:space="preserve"> default </w:t>
+      </w:r>
+      <w:r>
+        <w:rPr>
+          <w:rFonts w:ascii="Courier New" w:hAnsi="Courier New"/>
+          <w:color w:val="F05922"/>
+          <w:sz w:val="21"/>
+        </w:rPr>
+        <w:t>'session'</w:t>
+      </w:r>
+      <w:r>
+        <w:rPr>
+          <w:sz w:val="21"/>
+        </w:rPr>
+        <w:t xml:space="preserve"> — không tự đổi mà không có user click.</w:t>
+      </w:r>
+    </w:p>
+    <w:p>
+      <w:pPr>
+        <w:spacing w:after="20"/>
+        <w:ind w:left="850" w:hanging="283"/>
+      </w:pPr>
+      <w:r>
+        <w:rPr>
+          <w:sz w:val="21"/>
+        </w:rPr>
+        <w:t>4.</w:t>
+        <w:tab/>
+      </w:r>
+      <w:r>
+        <w:rPr>
+          <w:sz w:val="21"/>
+        </w:rPr>
+        <w:t>UsageBar polling 60s — không hơn (backend cache 60s, gọi thêm vô ích).</w:t>
+      </w:r>
+    </w:p>
+    <w:p>
+      <w:pPr>
+        <w:spacing w:after="20"/>
+        <w:ind w:left="850" w:hanging="283"/>
+      </w:pPr>
+      <w:r>
+        <w:rPr>
+          <w:sz w:val="21"/>
+        </w:rPr>
+        <w:t>5.</w:t>
+        <w:tab/>
+      </w:r>
+      <w:r>
+        <w:rPr>
+          <w:rFonts w:ascii="Courier New" w:hAnsi="Courier New"/>
+          <w:color w:val="F05922"/>
+          <w:sz w:val="21"/>
+        </w:rPr>
+        <w:t>AggregatePipelineView</w:t>
+      </w:r>
+      <w:r>
+        <w:rPr>
+          <w:sz w:val="21"/>
+        </w:rPr>
+        <w:t xml:space="preserve"> roster có thể rỗng (project mới, chưa có subagent call) — hiển thị empty state, không crash.</w:t>
+      </w:r>
+    </w:p>
+    <w:p>
+      <w:pPr>
+        <w:spacing w:after="20"/>
+        <w:ind w:left="850" w:hanging="283"/>
+      </w:pPr>
+      <w:r>
+        <w:rPr>
+          <w:sz w:val="21"/>
+        </w:rPr>
+        <w:t>6.</w:t>
+        <w:tab/>
+      </w:r>
+      <w:r>
+        <w:rPr>
+          <w:rFonts w:ascii="Courier New" w:hAnsi="Courier New"/>
+          <w:color w:val="F05922"/>
+          <w:sz w:val="21"/>
+        </w:rPr>
+        <w:t>active_now &gt; 0</w:t>
+      </w:r>
+      <w:r>
+        <w:rPr>
+          <w:sz w:val="21"/>
+        </w:rPr>
+        <w:t xml:space="preserve"> trong aggregate — viền cam nhẹ, KHÔNG pulse (aggregate view không real-time hard).</w:t>
+      </w:r>
+    </w:p>
+    <w:p>
+      <w:pPr>
+        <w:pStyle w:val="ListBullet"/>
+        <w:spacing w:after="20"/>
+        <w:ind w:left="283"/>
+      </w:pPr>
+      <w:r>
+        <w:rPr>
+          <w:b/>
+          <w:sz w:val="21"/>
+        </w:rPr>
+        <w:t>next_inputs:</w:t>
+      </w:r>
+      <w:r>
+        <w:rPr>
+          <w:sz w:val="21"/>
+        </w:rPr>
+        <w:t xml:space="preserve"> TDD §30–33, wireframe từ Bước 8.2. Modules: </w:t>
+      </w:r>
+      <w:r>
+        <w:rPr>
+          <w:rFonts w:ascii="Courier New" w:hAnsi="Courier New"/>
+          <w:color w:val="F05922"/>
+          <w:sz w:val="21"/>
+        </w:rPr>
+        <w:t>components/UsageBar.tsx</w:t>
+      </w:r>
+      <w:r>
+        <w:rPr>
+          <w:sz w:val="21"/>
+        </w:rPr>
+        <w:t xml:space="preserve"> (mới), </w:t>
+      </w:r>
+      <w:r>
+        <w:rPr>
+          <w:rFonts w:ascii="Courier New" w:hAnsi="Courier New"/>
+          <w:color w:val="F05922"/>
+          <w:sz w:val="21"/>
+        </w:rPr>
+        <w:t>components/AggregatePipelineView.tsx</w:t>
+      </w:r>
+      <w:r>
+        <w:rPr>
+          <w:sz w:val="21"/>
+        </w:rPr>
+        <w:t xml:space="preserve"> (mới), </w:t>
+      </w:r>
+      <w:r>
+        <w:rPr>
+          <w:rFonts w:ascii="Courier New" w:hAnsi="Courier New"/>
+          <w:color w:val="F05922"/>
+          <w:sz w:val="21"/>
+        </w:rPr>
+        <w:t>hooks/usePipelineMode.ts</w:t>
+      </w:r>
+      <w:r>
+        <w:rPr>
+          <w:sz w:val="21"/>
+        </w:rPr>
+        <w:t xml:space="preserve"> (mới), </w:t>
+      </w:r>
+      <w:r>
+        <w:rPr>
+          <w:rFonts w:ascii="Courier New" w:hAnsi="Courier New"/>
+          <w:color w:val="F05922"/>
+          <w:sz w:val="21"/>
+        </w:rPr>
+        <w:t>components/sessions/AgentRosterItem.tsx</w:t>
+      </w:r>
+      <w:r>
+        <w:rPr>
+          <w:sz w:val="21"/>
+        </w:rPr>
+        <w:t xml:space="preserve"> (edit), </w:t>
+      </w:r>
+      <w:r>
+        <w:rPr>
+          <w:rFonts w:ascii="Courier New" w:hAnsi="Courier New"/>
+          <w:color w:val="F05922"/>
+          <w:sz w:val="21"/>
+        </w:rPr>
+        <w:t>components/layout/AppHeader.tsx</w:t>
+      </w:r>
+      <w:r>
+        <w:rPr>
+          <w:sz w:val="21"/>
+        </w:rPr>
+        <w:t xml:space="preserve"> (edit), </w:t>
+      </w:r>
+      <w:r>
+        <w:rPr>
+          <w:rFonts w:ascii="Courier New" w:hAnsi="Courier New"/>
+          <w:color w:val="F05922"/>
+          <w:sz w:val="21"/>
+        </w:rPr>
+        <w:t>components/accounts/AccountCard.tsx</w:t>
+      </w:r>
+      <w:r>
+        <w:rPr>
+          <w:sz w:val="21"/>
+        </w:rPr>
+        <w:t xml:space="preserve"> (edit), </w:t>
+      </w:r>
+      <w:r>
+        <w:rPr>
+          <w:rFonts w:ascii="Courier New" w:hAnsi="Courier New"/>
+          <w:color w:val="F05922"/>
+          <w:sz w:val="21"/>
+        </w:rPr>
+        <w:t>contexts/WsContext.tsx</w:t>
+      </w:r>
+      <w:r>
+        <w:rPr>
+          <w:sz w:val="21"/>
+        </w:rPr>
+        <w:t xml:space="preserve"> (edit — thêm </w:t>
+      </w:r>
+      <w:r>
+        <w:rPr>
+          <w:rFonts w:ascii="Courier New" w:hAnsi="Courier New"/>
+          <w:color w:val="F05922"/>
+          <w:sz w:val="21"/>
+        </w:rPr>
+        <w:t>chain_updated</w:t>
+      </w:r>
+      <w:r>
+        <w:rPr>
+          <w:sz w:val="21"/>
+        </w:rPr>
+        <w:t xml:space="preserve">), </w:t>
+      </w:r>
+      <w:r>
+        <w:rPr>
+          <w:rFonts w:ascii="Courier New" w:hAnsi="Courier New"/>
+          <w:color w:val="F05922"/>
+          <w:sz w:val="21"/>
+        </w:rPr>
+        <w:t>api/mockData.ts</w:t>
+      </w:r>
+      <w:r>
+        <w:rPr>
+          <w:sz w:val="21"/>
+        </w:rPr>
+        <w:t xml:space="preserve"> (edit).</w:t>
+      </w:r>
+    </w:p>
+    <w:p>
+      <w:pPr>
+        <w:pStyle w:val="Heading2"/>
+        <w:spacing w:before="200" w:after="80"/>
+      </w:pPr>
+      <w:r>
+        <w:rPr>
+          <w:color w:val="F05922"/>
+          <w:sz w:val="28"/>
+        </w:rPr>
+        <w:t>36. Lịch sử cập nhật TDD</w:t>
+      </w:r>
+    </w:p>
+    <w:tbl>
+      <w:tblPr>
+        <w:tblStyle w:val="TableGrid"/>
+        <w:tblW w:type="auto" w:w="0"/>
+        <w:tblLook w:firstColumn="1" w:firstRow="1" w:lastColumn="0" w:lastRow="0" w:noHBand="0" w:noVBand="1" w:val="04A0"/>
+      </w:tblPr>
+      <w:tblGrid>
+        <w:gridCol w:w="3230"/>
+        <w:gridCol w:w="3230"/>
+        <w:gridCol w:w="3230"/>
+      </w:tblGrid>
+      <w:tr>
+        <w:tc>
+          <w:tcPr>
+            <w:tcW w:type="dxa" w:w="3230"/>
+            <w:shd w:val="clear" w:color="auto" w:fill="251C53"/>
+            <w:tcBorders>
+              <w:top w:val="single" w:sz="4" w:space="0" w:color="251C53"/>
+              <w:left w:val="single" w:sz="4" w:space="0" w:color="251C53"/>
+              <w:bottom w:val="single" w:sz="4" w:space="0" w:color="251C53"/>
+              <w:right w:val="single" w:sz="4" w:space="0" w:color="251C53"/>
+            </w:tcBorders>
+          </w:tcPr>
+          <w:p>
+            <w:r>
+              <w:rPr>
+                <w:b/>
+                <w:color w:val="FFFFFF"/>
+                <w:sz w:val="20"/>
+              </w:rPr>
+              <w:t>Ngày</w:t>
+            </w:r>
+          </w:p>
+        </w:tc>
+        <w:tc>
+          <w:tcPr>
+            <w:tcW w:type="dxa" w:w="3230"/>
+            <w:shd w:val="clear" w:color="auto" w:fill="251C53"/>
+            <w:tcBorders>
+              <w:top w:val="single" w:sz="4" w:space="0" w:color="251C53"/>
+              <w:left w:val="single" w:sz="4" w:space="0" w:color="251C53"/>
+              <w:bottom w:val="single" w:sz="4" w:space="0" w:color="251C53"/>
+              <w:right w:val="single" w:sz="4" w:space="0" w:color="251C53"/>
+            </w:tcBorders>
+          </w:tcPr>
+          <w:p>
+            <w:r>
+              <w:rPr>
+                <w:b/>
+                <w:color w:val="FFFFFF"/>
+                <w:sz w:val="20"/>
+              </w:rPr>
+              <w:t>Version</w:t>
+            </w:r>
+          </w:p>
+        </w:tc>
+        <w:tc>
+          <w:tcPr>
+            <w:tcW w:type="dxa" w:w="3230"/>
+            <w:shd w:val="clear" w:color="auto" w:fill="251C53"/>
+            <w:tcBorders>
+              <w:top w:val="single" w:sz="4" w:space="0" w:color="251C53"/>
+              <w:left w:val="single" w:sz="4" w:space="0" w:color="251C53"/>
+              <w:bottom w:val="single" w:sz="4" w:space="0" w:color="251C53"/>
+              <w:right w:val="single" w:sz="4" w:space="0" w:color="251C53"/>
+            </w:tcBorders>
+          </w:tcPr>
+          <w:p>
+            <w:r>
+              <w:rPr>
+                <w:b/>
+                <w:color w:val="FFFFFF"/>
+                <w:sz w:val="20"/>
+              </w:rPr>
+              <w:t>Nội dung</w:t>
+            </w:r>
+          </w:p>
+        </w:tc>
+      </w:tr>
+      <w:tr>
+        <w:tc>
+          <w:tcPr>
+            <w:tcW w:type="dxa" w:w="3230"/>
+            <w:tcBorders>
+              <w:top w:val="single" w:sz="4" w:space="0" w:color="CBCBCB"/>
+              <w:left w:val="single" w:sz="4" w:space="0" w:color="CBCBCB"/>
+              <w:bottom w:val="single" w:sz="4" w:space="0" w:color="CBCBCB"/>
+              <w:right w:val="single" w:sz="4" w:space="0" w:color="CBCBCB"/>
+            </w:tcBorders>
+          </w:tcPr>
+          <w:p>
+            <w:r>
+              <w:rPr>
+                <w:sz w:val="20"/>
+              </w:rPr>
+              <w:t>---</w:t>
+            </w:r>
+          </w:p>
+        </w:tc>
+        <w:tc>
+          <w:tcPr>
+            <w:tcW w:type="dxa" w:w="3230"/>
+            <w:tcBorders>
+              <w:top w:val="single" w:sz="4" w:space="0" w:color="CBCBCB"/>
+              <w:left w:val="single" w:sz="4" w:space="0" w:color="CBCBCB"/>
+              <w:bottom w:val="single" w:sz="4" w:space="0" w:color="CBCBCB"/>
+              <w:right w:val="single" w:sz="4" w:space="0" w:color="CBCBCB"/>
+            </w:tcBorders>
+          </w:tcPr>
+          <w:p>
+            <w:r>
+              <w:rPr>
+                <w:sz w:val="20"/>
+              </w:rPr>
+              <w:t>---</w:t>
+            </w:r>
+          </w:p>
+        </w:tc>
+        <w:tc>
+          <w:tcPr>
+            <w:tcW w:type="dxa" w:w="3230"/>
+            <w:tcBorders>
+              <w:top w:val="single" w:sz="4" w:space="0" w:color="CBCBCB"/>
+              <w:left w:val="single" w:sz="4" w:space="0" w:color="CBCBCB"/>
+              <w:bottom w:val="single" w:sz="4" w:space="0" w:color="CBCBCB"/>
+              <w:right w:val="single" w:sz="4" w:space="0" w:color="CBCBCB"/>
+            </w:tcBorders>
+          </w:tcPr>
+          <w:p>
+            <w:r>
+              <w:rPr>
+                <w:sz w:val="20"/>
+              </w:rPr>
+              <w:t>---</w:t>
+            </w:r>
+          </w:p>
+        </w:tc>
+      </w:tr>
+      <w:tr>
+        <w:tc>
+          <w:tcPr>
+            <w:tcW w:type="dxa" w:w="3230"/>
+            <w:shd w:val="clear" w:color="auto" w:fill="B8B3D6"/>
+            <w:tcBorders>
+              <w:top w:val="single" w:sz="4" w:space="0" w:color="CBCBCB"/>
+              <w:left w:val="single" w:sz="4" w:space="0" w:color="CBCBCB"/>
+              <w:bottom w:val="single" w:sz="4" w:space="0" w:color="CBCBCB"/>
+              <w:right w:val="single" w:sz="4" w:space="0" w:color="CBCBCB"/>
+            </w:tcBorders>
+          </w:tcPr>
+          <w:p>
+            <w:r>
+              <w:rPr>
+                <w:sz w:val="20"/>
+              </w:rPr>
+              <w:t>2026-08-05</w:t>
+            </w:r>
+          </w:p>
+        </w:tc>
+        <w:tc>
+          <w:tcPr>
+            <w:tcW w:type="dxa" w:w="3230"/>
+            <w:shd w:val="clear" w:color="auto" w:fill="B8B3D6"/>
+            <w:tcBorders>
+              <w:top w:val="single" w:sz="4" w:space="0" w:color="CBCBCB"/>
+              <w:left w:val="single" w:sz="4" w:space="0" w:color="CBCBCB"/>
+              <w:bottom w:val="single" w:sz="4" w:space="0" w:color="CBCBCB"/>
+              <w:right w:val="single" w:sz="4" w:space="0" w:color="CBCBCB"/>
+            </w:tcBorders>
+          </w:tcPr>
+          <w:p>
+            <w:r>
+              <w:rPr>
+                <w:sz w:val="20"/>
+              </w:rPr>
+              <w:t>1.0</w:t>
+            </w:r>
+          </w:p>
+        </w:tc>
+        <w:tc>
+          <w:tcPr>
+            <w:tcW w:type="dxa" w:w="3230"/>
+            <w:shd w:val="clear" w:color="auto" w:fill="B8B3D6"/>
+            <w:tcBorders>
+              <w:top w:val="single" w:sz="4" w:space="0" w:color="CBCBCB"/>
+              <w:left w:val="single" w:sz="4" w:space="0" w:color="CBCBCB"/>
+              <w:bottom w:val="single" w:sz="4" w:space="0" w:color="CBCBCB"/>
+              <w:right w:val="single" w:sz="4" w:space="0" w:color="CBCBCB"/>
+            </w:tcBorders>
+          </w:tcPr>
+          <w:p>
+            <w:r>
+              <w:rPr>
+                <w:sz w:val="20"/>
+              </w:rPr>
+              <w:t>TDD ban đầu (Sprint 1)</w:t>
+            </w:r>
+          </w:p>
+        </w:tc>
+      </w:tr>
+      <w:tr>
+        <w:tc>
+          <w:tcPr>
+            <w:tcW w:type="dxa" w:w="3230"/>
+            <w:tcBorders>
+              <w:top w:val="single" w:sz="4" w:space="0" w:color="CBCBCB"/>
+              <w:left w:val="single" w:sz="4" w:space="0" w:color="CBCBCB"/>
+              <w:bottom w:val="single" w:sz="4" w:space="0" w:color="CBCBCB"/>
+              <w:right w:val="single" w:sz="4" w:space="0" w:color="CBCBCB"/>
+            </w:tcBorders>
+          </w:tcPr>
+          <w:p>
+            <w:r>
+              <w:rPr>
+                <w:sz w:val="20"/>
+              </w:rPr>
+              <w:t>2026-08-06</w:t>
+            </w:r>
+          </w:p>
+        </w:tc>
+        <w:tc>
+          <w:tcPr>
+            <w:tcW w:type="dxa" w:w="3230"/>
+            <w:tcBorders>
+              <w:top w:val="single" w:sz="4" w:space="0" w:color="CBCBCB"/>
+              <w:left w:val="single" w:sz="4" w:space="0" w:color="CBCBCB"/>
+              <w:bottom w:val="single" w:sz="4" w:space="0" w:color="CBCBCB"/>
+              <w:right w:val="single" w:sz="4" w:space="0" w:color="CBCBCB"/>
+            </w:tcBorders>
+          </w:tcPr>
+          <w:p>
+            <w:r>
+              <w:rPr>
+                <w:sz w:val="20"/>
+              </w:rPr>
+              <w:t>1.1</w:t>
+            </w:r>
+          </w:p>
+        </w:tc>
+        <w:tc>
+          <w:tcPr>
+            <w:tcW w:type="dxa" w:w="3230"/>
+            <w:tcBorders>
+              <w:top w:val="single" w:sz="4" w:space="0" w:color="CBCBCB"/>
+              <w:left w:val="single" w:sz="4" w:space="0" w:color="CBCBCB"/>
+              <w:bottom w:val="single" w:sz="4" w:space="0" w:color="CBCBCB"/>
+              <w:right w:val="single" w:sz="4" w:space="0" w:color="CBCBCB"/>
+            </w:tcBorders>
+          </w:tcPr>
+          <w:p>
+            <w:r>
+              <w:rPr>
+                <w:sz w:val="20"/>
+              </w:rPr>
+              <w:t>Addendum Sprint 2 (OAuth + agent name + 2 view mode)</w:t>
+            </w:r>
+          </w:p>
+        </w:tc>
+      </w:tr>
+      <w:tr>
+        <w:tc>
+          <w:tcPr>
+            <w:tcW w:type="dxa" w:w="3230"/>
+            <w:shd w:val="clear" w:color="auto" w:fill="B8B3D6"/>
+            <w:tcBorders>
+              <w:top w:val="single" w:sz="4" w:space="0" w:color="CBCBCB"/>
+              <w:left w:val="single" w:sz="4" w:space="0" w:color="CBCBCB"/>
+              <w:bottom w:val="single" w:sz="4" w:space="0" w:color="CBCBCB"/>
+              <w:right w:val="single" w:sz="4" w:space="0" w:color="CBCBCB"/>
+            </w:tcBorders>
+          </w:tcPr>
+          <w:p>
+            <w:r>
+              <w:rPr>
+                <w:sz w:val="20"/>
+              </w:rPr>
+              <w:t>2026-08-06</w:t>
+            </w:r>
+          </w:p>
+        </w:tc>
+        <w:tc>
+          <w:tcPr>
+            <w:tcW w:type="dxa" w:w="3230"/>
+            <w:shd w:val="clear" w:color="auto" w:fill="B8B3D6"/>
+            <w:tcBorders>
+              <w:top w:val="single" w:sz="4" w:space="0" w:color="CBCBCB"/>
+              <w:left w:val="single" w:sz="4" w:space="0" w:color="CBCBCB"/>
+              <w:bottom w:val="single" w:sz="4" w:space="0" w:color="CBCBCB"/>
+              <w:right w:val="single" w:sz="4" w:space="0" w:color="CBCBCB"/>
+            </w:tcBorders>
+          </w:tcPr>
+          <w:p>
+            <w:r>
+              <w:rPr>
+                <w:sz w:val="20"/>
+              </w:rPr>
+              <w:t>1.2</w:t>
+            </w:r>
+          </w:p>
+        </w:tc>
+        <w:tc>
+          <w:tcPr>
+            <w:tcW w:type="dxa" w:w="3230"/>
+            <w:shd w:val="clear" w:color="auto" w:fill="B8B3D6"/>
+            <w:tcBorders>
+              <w:top w:val="single" w:sz="4" w:space="0" w:color="CBCBCB"/>
+              <w:left w:val="single" w:sz="4" w:space="0" w:color="CBCBCB"/>
+              <w:bottom w:val="single" w:sz="4" w:space="0" w:color="CBCBCB"/>
+              <w:right w:val="single" w:sz="4" w:space="0" w:color="CBCBCB"/>
+            </w:tcBorders>
+          </w:tcPr>
+          <w:p>
+            <w:r>
+              <w:rPr>
+                <w:sz w:val="20"/>
+              </w:rPr>
+              <w:t>Addendum Sprint 3 (BUG-003 + FR-001/002/003)</w:t>
+            </w:r>
+          </w:p>
+        </w:tc>
+      </w:tr>
+      <w:tr>
+        <w:tc>
+          <w:tcPr>
+            <w:tcW w:type="dxa" w:w="3230"/>
+            <w:tcBorders>
+              <w:top w:val="single" w:sz="4" w:space="0" w:color="CBCBCB"/>
+              <w:left w:val="single" w:sz="4" w:space="0" w:color="CBCBCB"/>
+              <w:bottom w:val="single" w:sz="4" w:space="0" w:color="CBCBCB"/>
+              <w:right w:val="single" w:sz="4" w:space="0" w:color="CBCBCB"/>
+            </w:tcBorders>
+          </w:tcPr>
+          <w:p>
+            <w:r>
+              <w:rPr>
+                <w:sz w:val="20"/>
+              </w:rPr>
+              <w:t>2026-08-06</w:t>
+            </w:r>
+          </w:p>
+        </w:tc>
+        <w:tc>
+          <w:tcPr>
+            <w:tcW w:type="dxa" w:w="3230"/>
+            <w:tcBorders>
+              <w:top w:val="single" w:sz="4" w:space="0" w:color="CBCBCB"/>
+              <w:left w:val="single" w:sz="4" w:space="0" w:color="CBCBCB"/>
+              <w:bottom w:val="single" w:sz="4" w:space="0" w:color="CBCBCB"/>
+              <w:right w:val="single" w:sz="4" w:space="0" w:color="CBCBCB"/>
+            </w:tcBorders>
+          </w:tcPr>
+          <w:p>
+            <w:r>
+              <w:rPr>
+                <w:sz w:val="20"/>
+              </w:rPr>
+              <w:t>1.3</w:t>
+            </w:r>
+          </w:p>
+        </w:tc>
+        <w:tc>
+          <w:tcPr>
+            <w:tcW w:type="dxa" w:w="3230"/>
+            <w:tcBorders>
+              <w:top w:val="single" w:sz="4" w:space="0" w:color="CBCBCB"/>
+              <w:left w:val="single" w:sz="4" w:space="0" w:color="CBCBCB"/>
+              <w:bottom w:val="single" w:sz="4" w:space="0" w:color="CBCBCB"/>
+              <w:right w:val="single" w:sz="4" w:space="0" w:color="CBCBCB"/>
+            </w:tcBorders>
+          </w:tcPr>
+          <w:p>
+            <w:r>
+              <w:rPr>
+                <w:sz w:val="20"/>
+              </w:rPr>
+              <w:t>Addendum Sprint 5 (Usage display A + BUG-004 B + FR-004 Dispatcher C + FR-005 toggle D)</w:t>
+            </w:r>
+          </w:p>
+        </w:tc>
+      </w:tr>
+    </w:tbl>
+    <w:p/>
     <w:sectPr>
       <w:headerReference w:type="default" r:id="rId9"/>
       <w:footerReference w:type="default" r:id="rId10"/>
